--- a/diplom/Diplom_ishi_Sohinazarov_Sardor.docx
+++ b/diplom/Diplom_ishi_Sohinazarov_Sardor.docx
@@ -3337,7 +3337,7 @@
     <w:sdt>
       <w:sdtPr>
         <w:alias w:val="Mundarija"/>
-        <w:id w:val="147467384"/>
+        <w:id w:val="147475034"/>
       </w:sdtPr>
       <w:sdtContent>
         <w:p>
@@ -3369,7 +3369,7 @@
             <w:fldChar w:fldCharType="begin"/>
           </w:r>
           <w:r>
-            <w:instrText xml:space="preserve"> HYPERLINK \l _Toc16263 </w:instrText>
+            <w:instrText xml:space="preserve"> HYPERLINK \l _Toc8613 </w:instrText>
           </w:r>
           <w:r>
             <w:fldChar w:fldCharType="separate"/>
@@ -3387,7 +3387,7 @@
             <w:fldChar w:fldCharType="begin"/>
           </w:r>
           <w:r>
-            <w:instrText xml:space="preserve"> PAGEREF _Toc16263 \h </w:instrText>
+            <w:instrText xml:space="preserve"> PAGEREF _Toc8613 \h </w:instrText>
           </w:r>
           <w:r>
             <w:fldChar w:fldCharType="separate"/>
@@ -3413,7 +3413,7 @@
             <w:fldChar w:fldCharType="begin"/>
           </w:r>
           <w:r>
-            <w:instrText xml:space="preserve"> HYPERLINK \l _Toc7189 </w:instrText>
+            <w:instrText xml:space="preserve"> HYPERLINK \l _Toc9681 </w:instrText>
           </w:r>
           <w:r>
             <w:fldChar w:fldCharType="separate"/>
@@ -3431,7 +3431,7 @@
             <w:fldChar w:fldCharType="begin"/>
           </w:r>
           <w:r>
-            <w:instrText xml:space="preserve"> PAGEREF _Toc7189 \h </w:instrText>
+            <w:instrText xml:space="preserve"> PAGEREF _Toc9681 \h </w:instrText>
           </w:r>
           <w:r>
             <w:fldChar w:fldCharType="separate"/>
@@ -3457,7 +3457,7 @@
             <w:fldChar w:fldCharType="begin"/>
           </w:r>
           <w:r>
-            <w:instrText xml:space="preserve"> HYPERLINK \l _Toc29210 </w:instrText>
+            <w:instrText xml:space="preserve"> HYPERLINK \l _Toc16679 </w:instrText>
           </w:r>
           <w:r>
             <w:fldChar w:fldCharType="separate"/>
@@ -3475,7 +3475,7 @@
             <w:fldChar w:fldCharType="begin"/>
           </w:r>
           <w:r>
-            <w:instrText xml:space="preserve"> PAGEREF _Toc29210 \h </w:instrText>
+            <w:instrText xml:space="preserve"> PAGEREF _Toc16679 \h </w:instrText>
           </w:r>
           <w:r>
             <w:fldChar w:fldCharType="separate"/>
@@ -3501,7 +3501,7 @@
             <w:fldChar w:fldCharType="begin"/>
           </w:r>
           <w:r>
-            <w:instrText xml:space="preserve"> HYPERLINK \l _Toc31215 </w:instrText>
+            <w:instrText xml:space="preserve"> HYPERLINK \l _Toc21126 </w:instrText>
           </w:r>
           <w:r>
             <w:fldChar w:fldCharType="separate"/>
@@ -3519,7 +3519,7 @@
             <w:fldChar w:fldCharType="begin"/>
           </w:r>
           <w:r>
-            <w:instrText xml:space="preserve"> PAGEREF _Toc31215 \h </w:instrText>
+            <w:instrText xml:space="preserve"> PAGEREF _Toc21126 \h </w:instrText>
           </w:r>
           <w:r>
             <w:fldChar w:fldCharType="separate"/>
@@ -3545,7 +3545,7 @@
             <w:fldChar w:fldCharType="begin"/>
           </w:r>
           <w:r>
-            <w:instrText xml:space="preserve"> HYPERLINK \l _Toc7667 </w:instrText>
+            <w:instrText xml:space="preserve"> HYPERLINK \l _Toc9076 </w:instrText>
           </w:r>
           <w:r>
             <w:fldChar w:fldCharType="separate"/>
@@ -3563,7 +3563,7 @@
             <w:fldChar w:fldCharType="begin"/>
           </w:r>
           <w:r>
-            <w:instrText xml:space="preserve"> PAGEREF _Toc7667 \h </w:instrText>
+            <w:instrText xml:space="preserve"> PAGEREF _Toc9076 \h </w:instrText>
           </w:r>
           <w:r>
             <w:fldChar w:fldCharType="separate"/>
@@ -3589,7 +3589,7 @@
             <w:fldChar w:fldCharType="begin"/>
           </w:r>
           <w:r>
-            <w:instrText xml:space="preserve"> HYPERLINK \l _Toc13265 </w:instrText>
+            <w:instrText xml:space="preserve"> HYPERLINK \l _Toc21500 </w:instrText>
           </w:r>
           <w:r>
             <w:fldChar w:fldCharType="separate"/>
@@ -3607,7 +3607,7 @@
             <w:fldChar w:fldCharType="begin"/>
           </w:r>
           <w:r>
-            <w:instrText xml:space="preserve"> PAGEREF _Toc13265 \h </w:instrText>
+            <w:instrText xml:space="preserve"> PAGEREF _Toc21500 \h </w:instrText>
           </w:r>
           <w:r>
             <w:fldChar w:fldCharType="separate"/>
@@ -3633,7 +3633,7 @@
             <w:fldChar w:fldCharType="begin"/>
           </w:r>
           <w:r>
-            <w:instrText xml:space="preserve"> HYPERLINK \l _Toc3884 </w:instrText>
+            <w:instrText xml:space="preserve"> HYPERLINK \l _Toc284 </w:instrText>
           </w:r>
           <w:r>
             <w:fldChar w:fldCharType="separate"/>
@@ -3651,7 +3651,7 @@
             <w:fldChar w:fldCharType="begin"/>
           </w:r>
           <w:r>
-            <w:instrText xml:space="preserve"> PAGEREF _Toc3884 \h </w:instrText>
+            <w:instrText xml:space="preserve"> PAGEREF _Toc284 \h </w:instrText>
           </w:r>
           <w:r>
             <w:fldChar w:fldCharType="separate"/>
@@ -3677,7 +3677,7 @@
             <w:fldChar w:fldCharType="begin"/>
           </w:r>
           <w:r>
-            <w:instrText xml:space="preserve"> HYPERLINK \l _Toc32298 </w:instrText>
+            <w:instrText xml:space="preserve"> HYPERLINK \l _Toc900 </w:instrText>
           </w:r>
           <w:r>
             <w:fldChar w:fldCharType="separate"/>
@@ -3695,7 +3695,7 @@
             <w:fldChar w:fldCharType="begin"/>
           </w:r>
           <w:r>
-            <w:instrText xml:space="preserve"> PAGEREF _Toc32298 \h </w:instrText>
+            <w:instrText xml:space="preserve"> PAGEREF _Toc900 \h </w:instrText>
           </w:r>
           <w:r>
             <w:fldChar w:fldCharType="separate"/>
@@ -3721,7 +3721,7 @@
             <w:fldChar w:fldCharType="begin"/>
           </w:r>
           <w:r>
-            <w:instrText xml:space="preserve"> HYPERLINK \l _Toc26160 </w:instrText>
+            <w:instrText xml:space="preserve"> HYPERLINK \l _Toc19754 </w:instrText>
           </w:r>
           <w:r>
             <w:fldChar w:fldCharType="separate"/>
@@ -3739,7 +3739,7 @@
             <w:fldChar w:fldCharType="begin"/>
           </w:r>
           <w:r>
-            <w:instrText xml:space="preserve"> PAGEREF _Toc26160 \h </w:instrText>
+            <w:instrText xml:space="preserve"> PAGEREF _Toc19754 \h </w:instrText>
           </w:r>
           <w:r>
             <w:fldChar w:fldCharType="separate"/>
@@ -3765,7 +3765,7 @@
             <w:fldChar w:fldCharType="begin"/>
           </w:r>
           <w:r>
-            <w:instrText xml:space="preserve"> HYPERLINK \l _Toc9872 </w:instrText>
+            <w:instrText xml:space="preserve"> HYPERLINK \l _Toc29451 </w:instrText>
           </w:r>
           <w:r>
             <w:fldChar w:fldCharType="separate"/>
@@ -3783,7 +3783,7 @@
             <w:fldChar w:fldCharType="begin"/>
           </w:r>
           <w:r>
-            <w:instrText xml:space="preserve"> PAGEREF _Toc9872 \h </w:instrText>
+            <w:instrText xml:space="preserve"> PAGEREF _Toc29451 \h </w:instrText>
           </w:r>
           <w:r>
             <w:fldChar w:fldCharType="separate"/>
@@ -3809,7 +3809,7 @@
             <w:fldChar w:fldCharType="begin"/>
           </w:r>
           <w:r>
-            <w:instrText xml:space="preserve"> HYPERLINK \l _Toc30152 </w:instrText>
+            <w:instrText xml:space="preserve"> HYPERLINK \l _Toc22684 </w:instrText>
           </w:r>
           <w:r>
             <w:fldChar w:fldCharType="separate"/>
@@ -3827,7 +3827,7 @@
             <w:fldChar w:fldCharType="begin"/>
           </w:r>
           <w:r>
-            <w:instrText xml:space="preserve"> PAGEREF _Toc30152 \h </w:instrText>
+            <w:instrText xml:space="preserve"> PAGEREF _Toc22684 \h </w:instrText>
           </w:r>
           <w:r>
             <w:fldChar w:fldCharType="separate"/>
@@ -3853,7 +3853,7 @@
             <w:fldChar w:fldCharType="begin"/>
           </w:r>
           <w:r>
-            <w:instrText xml:space="preserve"> HYPERLINK \l _Toc10759 </w:instrText>
+            <w:instrText xml:space="preserve"> HYPERLINK \l _Toc17215 </w:instrText>
           </w:r>
           <w:r>
             <w:fldChar w:fldCharType="separate"/>
@@ -3871,7 +3871,7 @@
             <w:fldChar w:fldCharType="begin"/>
           </w:r>
           <w:r>
-            <w:instrText xml:space="preserve"> PAGEREF _Toc10759 \h </w:instrText>
+            <w:instrText xml:space="preserve"> PAGEREF _Toc17215 \h </w:instrText>
           </w:r>
           <w:r>
             <w:fldChar w:fldCharType="separate"/>
@@ -3897,7 +3897,7 @@
             <w:fldChar w:fldCharType="begin"/>
           </w:r>
           <w:r>
-            <w:instrText xml:space="preserve"> HYPERLINK \l _Toc28354 </w:instrText>
+            <w:instrText xml:space="preserve"> HYPERLINK \l _Toc3717 </w:instrText>
           </w:r>
           <w:r>
             <w:fldChar w:fldCharType="separate"/>
@@ -3915,7 +3915,7 @@
             <w:fldChar w:fldCharType="begin"/>
           </w:r>
           <w:r>
-            <w:instrText xml:space="preserve"> PAGEREF _Toc28354 \h </w:instrText>
+            <w:instrText xml:space="preserve"> PAGEREF _Toc3717 \h </w:instrText>
           </w:r>
           <w:r>
             <w:fldChar w:fldCharType="separate"/>
@@ -3941,7 +3941,7 @@
             <w:fldChar w:fldCharType="begin"/>
           </w:r>
           <w:r>
-            <w:instrText xml:space="preserve"> HYPERLINK \l _Toc26265 </w:instrText>
+            <w:instrText xml:space="preserve"> HYPERLINK \l _Toc13203 </w:instrText>
           </w:r>
           <w:r>
             <w:fldChar w:fldCharType="separate"/>
@@ -3959,7 +3959,7 @@
             <w:fldChar w:fldCharType="begin"/>
           </w:r>
           <w:r>
-            <w:instrText xml:space="preserve"> PAGEREF _Toc26265 \h </w:instrText>
+            <w:instrText xml:space="preserve"> PAGEREF _Toc13203 \h </w:instrText>
           </w:r>
           <w:r>
             <w:fldChar w:fldCharType="separate"/>
@@ -3985,7 +3985,7 @@
             <w:fldChar w:fldCharType="begin"/>
           </w:r>
           <w:r>
-            <w:instrText xml:space="preserve"> HYPERLINK \l _Toc11691 </w:instrText>
+            <w:instrText xml:space="preserve"> HYPERLINK \l _Toc30323 </w:instrText>
           </w:r>
           <w:r>
             <w:fldChar w:fldCharType="separate"/>
@@ -4003,7 +4003,7 @@
             <w:fldChar w:fldCharType="begin"/>
           </w:r>
           <w:r>
-            <w:instrText xml:space="preserve"> PAGEREF _Toc11691 \h </w:instrText>
+            <w:instrText xml:space="preserve"> PAGEREF _Toc30323 \h </w:instrText>
           </w:r>
           <w:r>
             <w:fldChar w:fldCharType="separate"/>
@@ -4029,7 +4029,7 @@
             <w:fldChar w:fldCharType="begin"/>
           </w:r>
           <w:r>
-            <w:instrText xml:space="preserve"> HYPERLINK \l _Toc2721 </w:instrText>
+            <w:instrText xml:space="preserve"> HYPERLINK \l _Toc933 </w:instrText>
           </w:r>
           <w:r>
             <w:fldChar w:fldCharType="separate"/>
@@ -4047,13 +4047,13 @@
             <w:fldChar w:fldCharType="begin"/>
           </w:r>
           <w:r>
-            <w:instrText xml:space="preserve"> PAGEREF _Toc2721 \h </w:instrText>
+            <w:instrText xml:space="preserve"> PAGEREF _Toc933 \h </w:instrText>
           </w:r>
           <w:r>
             <w:fldChar w:fldCharType="separate"/>
           </w:r>
           <w:r>
-            <w:t>69</w:t>
+            <w:t>66</w:t>
           </w:r>
           <w:r>
             <w:fldChar w:fldCharType="end"/>
@@ -4073,7 +4073,7 @@
             <w:fldChar w:fldCharType="begin"/>
           </w:r>
           <w:r>
-            <w:instrText xml:space="preserve"> HYPERLINK \l _Toc25453 </w:instrText>
+            <w:instrText xml:space="preserve"> HYPERLINK \l _Toc22220 </w:instrText>
           </w:r>
           <w:r>
             <w:fldChar w:fldCharType="separate"/>
@@ -4091,13 +4091,13 @@
             <w:fldChar w:fldCharType="begin"/>
           </w:r>
           <w:r>
-            <w:instrText xml:space="preserve"> PAGEREF _Toc25453 \h </w:instrText>
+            <w:instrText xml:space="preserve"> PAGEREF _Toc22220 \h </w:instrText>
           </w:r>
           <w:r>
             <w:fldChar w:fldCharType="separate"/>
           </w:r>
           <w:r>
-            <w:t>77</w:t>
+            <w:t>72</w:t>
           </w:r>
           <w:r>
             <w:fldChar w:fldCharType="end"/>
@@ -4117,7 +4117,7 @@
             <w:fldChar w:fldCharType="begin"/>
           </w:r>
           <w:r>
-            <w:instrText xml:space="preserve"> HYPERLINK \l _Toc14194 </w:instrText>
+            <w:instrText xml:space="preserve"> HYPERLINK \l _Toc14484 </w:instrText>
           </w:r>
           <w:r>
             <w:fldChar w:fldCharType="separate"/>
@@ -4135,13 +4135,13 @@
             <w:fldChar w:fldCharType="begin"/>
           </w:r>
           <w:r>
-            <w:instrText xml:space="preserve"> PAGEREF _Toc14194 \h </w:instrText>
+            <w:instrText xml:space="preserve"> PAGEREF _Toc14484 \h </w:instrText>
           </w:r>
           <w:r>
             <w:fldChar w:fldCharType="separate"/>
           </w:r>
           <w:r>
-            <w:t>79</w:t>
+            <w:t>74</w:t>
           </w:r>
           <w:r>
             <w:fldChar w:fldCharType="end"/>
@@ -4161,7 +4161,7 @@
             <w:fldChar w:fldCharType="begin"/>
           </w:r>
           <w:r>
-            <w:instrText xml:space="preserve"> HYPERLINK \l _Toc22484 </w:instrText>
+            <w:instrText xml:space="preserve"> HYPERLINK \l _Toc24375 </w:instrText>
           </w:r>
           <w:r>
             <w:fldChar w:fldCharType="separate"/>
@@ -4179,13 +4179,13 @@
             <w:fldChar w:fldCharType="begin"/>
           </w:r>
           <w:r>
-            <w:instrText xml:space="preserve"> PAGEREF _Toc22484 \h </w:instrText>
+            <w:instrText xml:space="preserve"> PAGEREF _Toc24375 \h </w:instrText>
           </w:r>
           <w:r>
             <w:fldChar w:fldCharType="separate"/>
           </w:r>
           <w:r>
-            <w:t>83</w:t>
+            <w:t>78</w:t>
           </w:r>
           <w:r>
             <w:fldChar w:fldCharType="end"/>
@@ -4208,7 +4208,7 @@
         <w:spacing w:before="0" w:after="240" w:line="360" w:lineRule="auto"/>
         <w:jc w:val="center"/>
       </w:pPr>
-      <w:bookmarkStart w:id="0" w:name="_Toc16263"/>
+      <w:bookmarkStart w:id="0" w:name="_Toc8613"/>
       <w:r>
         <w:rPr>
           <w:b/>
@@ -4553,7 +4553,7 @@
         <w:spacing w:before="0" w:after="240" w:line="360" w:lineRule="auto"/>
         <w:jc w:val="center"/>
       </w:pPr>
-      <w:bookmarkStart w:id="1" w:name="_Toc7189"/>
+      <w:bookmarkStart w:id="1" w:name="_Toc9681"/>
       <w:r>
         <w:rPr>
           <w:b/>
@@ -4570,7 +4570,7 @@
         <w:spacing w:before="240" w:after="120" w:line="360" w:lineRule="auto"/>
         <w:jc w:val="center"/>
       </w:pPr>
-      <w:bookmarkStart w:id="2" w:name="_Toc29210"/>
+      <w:bookmarkStart w:id="2" w:name="_Toc16679"/>
       <w:r>
         <w:rPr>
           <w:b/>
@@ -7798,7 +7798,7 @@
         <w:spacing w:before="240" w:after="120" w:line="360" w:lineRule="auto"/>
         <w:jc w:val="center"/>
       </w:pPr>
-      <w:bookmarkStart w:id="3" w:name="_Toc31215"/>
+      <w:bookmarkStart w:id="3" w:name="_Toc21126"/>
       <w:r>
         <w:rPr>
           <w:b/>
@@ -9183,7 +9183,7 @@
         <w:spacing w:before="240" w:after="120" w:line="360" w:lineRule="auto"/>
         <w:jc w:val="center"/>
       </w:pPr>
-      <w:bookmarkStart w:id="4" w:name="_Toc7667"/>
+      <w:bookmarkStart w:id="4" w:name="_Toc9076"/>
       <w:r>
         <w:rPr>
           <w:b/>
@@ -9642,7 +9642,7 @@
         <w:spacing w:before="0" w:after="240" w:line="360" w:lineRule="auto"/>
         <w:jc w:val="center"/>
       </w:pPr>
-      <w:bookmarkStart w:id="5" w:name="_Toc13265"/>
+      <w:bookmarkStart w:id="5" w:name="_Toc21500"/>
       <w:r>
         <w:rPr>
           <w:b/>
@@ -9659,7 +9659,7 @@
         <w:spacing w:before="240" w:after="120" w:line="360" w:lineRule="auto"/>
         <w:jc w:val="center"/>
       </w:pPr>
-      <w:bookmarkStart w:id="6" w:name="_Toc3884"/>
+      <w:bookmarkStart w:id="6" w:name="_Toc284"/>
       <w:r>
         <w:rPr>
           <w:b/>
@@ -9860,6 +9860,12 @@
             <w:insideH w:val="single" w:color="auto" w:sz="4" w:space="0"/>
             <w:insideV w:val="single" w:color="auto" w:sz="4" w:space="0"/>
           </w:tblBorders>
+          <w:tblCellMar>
+            <w:top w:w="0" w:type="dxa"/>
+            <w:left w:w="10" w:type="dxa"/>
+            <w:bottom w:w="0" w:type="dxa"/>
+            <w:right w:w="10" w:type="dxa"/>
+          </w:tblCellMar>
         </w:tblPrEx>
         <w:trPr>
           <w:tblHeader/>
@@ -12227,7 +12233,7 @@
         <w:spacing w:before="240" w:after="120" w:line="360" w:lineRule="auto"/>
         <w:jc w:val="center"/>
       </w:pPr>
-      <w:bookmarkStart w:id="7" w:name="_Toc32298"/>
+      <w:bookmarkStart w:id="7" w:name="_Toc900"/>
       <w:r>
         <w:rPr>
           <w:b/>
@@ -16159,7 +16165,7 @@
         <w:spacing w:before="240" w:after="120" w:line="360" w:lineRule="auto"/>
         <w:jc w:val="center"/>
       </w:pPr>
-      <w:bookmarkStart w:id="8" w:name="_Toc26160"/>
+      <w:bookmarkStart w:id="8" w:name="_Toc19754"/>
       <w:r>
         <w:rPr>
           <w:b/>
@@ -18019,7 +18025,7 @@
         <w:spacing w:before="0" w:after="240" w:line="360" w:lineRule="auto"/>
         <w:jc w:val="center"/>
       </w:pPr>
-      <w:bookmarkStart w:id="9" w:name="_Toc9872"/>
+      <w:bookmarkStart w:id="9" w:name="_Toc29451"/>
       <w:r>
         <w:rPr>
           <w:b/>
@@ -18036,7 +18042,7 @@
         <w:spacing w:before="240" w:after="120" w:line="360" w:lineRule="auto"/>
         <w:jc w:val="center"/>
       </w:pPr>
-      <w:bookmarkStart w:id="10" w:name="_Toc30152"/>
+      <w:bookmarkStart w:id="10" w:name="_Toc22684"/>
       <w:r>
         <w:rPr>
           <w:b/>
@@ -26071,7 +26077,7 @@
         <w:spacing w:before="240" w:after="120" w:line="360" w:lineRule="auto"/>
         <w:jc w:val="center"/>
       </w:pPr>
-      <w:bookmarkStart w:id="11" w:name="_Toc10759"/>
+      <w:bookmarkStart w:id="11" w:name="_Toc17215"/>
       <w:r>
         <w:rPr>
           <w:b/>
@@ -26942,7 +26948,7 @@
         <w:spacing w:before="240" w:after="120" w:line="360" w:lineRule="auto"/>
         <w:jc w:val="center"/>
       </w:pPr>
-      <w:bookmarkStart w:id="12" w:name="_Toc28354"/>
+      <w:bookmarkStart w:id="12" w:name="_Toc3717"/>
       <w:r>
         <w:rPr>
           <w:b/>
@@ -31572,7 +31578,7 @@
         <w:spacing w:before="0" w:after="240" w:line="360" w:lineRule="auto"/>
         <w:jc w:val="center"/>
       </w:pPr>
-      <w:bookmarkStart w:id="13" w:name="_Toc26265"/>
+      <w:bookmarkStart w:id="13" w:name="_Toc13203"/>
       <w:r>
         <w:rPr>
           <w:b/>
@@ -31599,7 +31605,7 @@
         <w:spacing w:before="240" w:after="120" w:line="360" w:lineRule="auto"/>
         <w:jc w:val="center"/>
       </w:pPr>
-      <w:bookmarkStart w:id="14" w:name="_Toc11691"/>
+      <w:bookmarkStart w:id="14" w:name="_Toc30323"/>
       <w:r>
         <w:rPr>
           <w:b/>
@@ -31879,6 +31885,12 @@
             <w:insideH w:val="single" w:color="auto" w:sz="4" w:space="0"/>
             <w:insideV w:val="single" w:color="auto" w:sz="4" w:space="0"/>
           </w:tblBorders>
+          <w:tblCellMar>
+            <w:top w:w="0" w:type="dxa"/>
+            <w:left w:w="10" w:type="dxa"/>
+            <w:bottom w:w="0" w:type="dxa"/>
+            <w:right w:w="10" w:type="dxa"/>
+          </w:tblCellMar>
         </w:tblPrEx>
         <w:trPr>
           <w:tblHeader/>
@@ -34293,692 +34305,12 @@
     </w:p>
     <w:p>
       <w:pPr>
-        <w:keepNext/>
-        <w:spacing w:before="120" w:after="0" w:line="360" w:lineRule="auto"/>
-        <w:ind w:firstLine="709"/>
-      </w:pPr>
-      <w:r>
-        <w:rPr>
-          <w:b/>
-          <w:bCs/>
-        </w:rPr>
-        <w:t>Ish xonasining sun’iy yoritilishini hisoblash.</w:t>
-      </w:r>
-    </w:p>
-    <w:p>
-      <w:pPr>
-        <w:spacing w:after="0" w:line="360" w:lineRule="auto"/>
-        <w:ind w:firstLine="709"/>
-        <w:jc w:val="both"/>
-      </w:pPr>
-      <w:r>
-        <w:t>Misol sifatida dasturchilar bo‘limi uchun o‘lchamlari A × B × H = 6 × 6 × 3 m bo‘lgan xonani ko‘rib chiqamiz. Xonaning maydoni S = 36 m², hajmi V = 108 m³. Bitta ish joyiga kamida 6 m² maydon va 20 m³ hajm to‘g‘ri kelishi kerakligidan xonaga joylashtirish mumkin bo‘lgan ish joylari soni:</w:t>
-      </w:r>
-    </w:p>
-    <w:p>
-      <w:pPr>
-        <w:tabs>
-          <w:tab w:val="center" w:pos="4677"/>
-          <w:tab w:val="right" w:pos="9354"/>
-        </w:tabs>
-        <w:spacing w:before="60" w:after="60" w:line="360" w:lineRule="auto"/>
-      </w:pPr>
-      <w:r>
-        <w:tab/>
-      </w:r>
-      <w:r>
-        <w:rPr>
-          <w:i/>
-          <w:iCs/>
-        </w:rPr>
-        <w:t>n</w:t>
-      </w:r>
-      <w:r>
-        <w:rPr>
-          <w:vertAlign w:val="subscript"/>
-        </w:rPr>
-        <w:t>max</w:t>
-      </w:r>
-      <w:r>
-        <w:t xml:space="preserve"> = min(</w:t>
-      </w:r>
-      <w:r>
-        <w:rPr>
-          <w:i/>
-          <w:iCs/>
-        </w:rPr>
-        <w:t>S</w:t>
-      </w:r>
-      <w:r>
-        <w:t xml:space="preserve"> / 6; </w:t>
-      </w:r>
-      <w:r>
-        <w:rPr>
-          <w:i/>
-          <w:iCs/>
-        </w:rPr>
-        <w:t>V</w:t>
-      </w:r>
-      <w:r>
-        <w:t xml:space="preserve"> / 20) = min(36 / 6; 108 / 20) = min(6; 5,4) = 5</w:t>
-      </w:r>
-      <w:r>
-        <w:tab/>
-      </w:r>
-      <w:r>
-        <w:t>(4.1)</w:t>
-      </w:r>
-    </w:p>
-    <w:p>
-      <w:pPr>
-        <w:spacing w:after="0" w:line="360" w:lineRule="auto"/>
-        <w:ind w:firstLine="709"/>
-        <w:jc w:val="both"/>
-      </w:pPr>
-      <w:r>
-        <w:t>Demak, xonaga 5 ta ish joyi sig‘adi. Endi shu xona uchun nechta yoritgich kerakligini aniqlaymiz. Hisob yorug‘lik oqimidan foydalanish koeffitsiyenti usulida bajariladi: u yoritgichlar chiqargan yorug‘likning qancha qismi ish yuzasiga yetib kelishini xonaning shakli va devorlar rangiga qarab hisobga oladi. Buning uchun avval xona indeksi topiladi:</w:t>
-      </w:r>
-    </w:p>
-    <w:p>
-      <w:pPr>
-        <w:tabs>
-          <w:tab w:val="center" w:pos="4677"/>
-          <w:tab w:val="right" w:pos="9354"/>
-        </w:tabs>
-        <w:spacing w:before="60" w:after="60" w:line="360" w:lineRule="auto"/>
-      </w:pPr>
-      <w:r>
-        <w:tab/>
-      </w:r>
-      <w:r>
-        <w:rPr>
-          <w:i/>
-          <w:iCs/>
-        </w:rPr>
-        <w:t>i</w:t>
-      </w:r>
-      <w:r>
-        <w:t xml:space="preserve"> = </w:t>
-      </w:r>
-      <w:r>
-        <w:rPr>
-          <w:i/>
-          <w:iCs/>
-        </w:rPr>
-        <w:t>A</w:t>
-      </w:r>
-      <w:r>
-        <w:t>·</w:t>
-      </w:r>
-      <w:r>
-        <w:rPr>
-          <w:i/>
-          <w:iCs/>
-        </w:rPr>
-        <w:t>B</w:t>
-      </w:r>
-      <w:r>
-        <w:t xml:space="preserve"> / (</w:t>
-      </w:r>
-      <w:r>
-        <w:rPr>
-          <w:i/>
-          <w:iCs/>
-        </w:rPr>
-        <w:t>h</w:t>
-      </w:r>
-      <w:r>
-        <w:t>·(</w:t>
-      </w:r>
-      <w:r>
-        <w:rPr>
-          <w:i/>
-          <w:iCs/>
-        </w:rPr>
-        <w:t>A</w:t>
-      </w:r>
-      <w:r>
-        <w:t xml:space="preserve"> + </w:t>
-      </w:r>
-      <w:r>
-        <w:rPr>
-          <w:i/>
-          <w:iCs/>
-        </w:rPr>
-        <w:t>B</w:t>
-      </w:r>
-      <w:r>
-        <w:t>)),</w:t>
-      </w:r>
-      <w:r>
-        <w:tab/>
-      </w:r>
-      <w:r>
-        <w:t>(4.2)</w:t>
-      </w:r>
-    </w:p>
-    <w:p>
-      <w:pPr>
-        <w:spacing w:after="0" w:line="360" w:lineRule="auto"/>
-        <w:ind w:firstLine="0"/>
-        <w:jc w:val="both"/>
-      </w:pPr>
-      <w:r>
-        <w:t xml:space="preserve">bu yerda </w:t>
-      </w:r>
-      <w:r>
-        <w:rPr>
-          <w:i/>
-          <w:iCs/>
-        </w:rPr>
-        <w:t>h</w:t>
-      </w:r>
-      <w:r>
-        <w:t xml:space="preserve"> — yoritgichdan ish yuzasigacha bo‘lgan balandlik. Panellar shiftga o‘rnatiladi, stol yuzasi esa poldan 0,8 m balandlikda, shuning uchun </w:t>
-      </w:r>
-      <w:r>
-        <w:rPr>
-          <w:i/>
-          <w:iCs/>
-        </w:rPr>
-        <w:t>h</w:t>
-      </w:r>
-      <w:r>
-        <w:t xml:space="preserve"> = 3,0 − 0,8 = 2,2 m va </w:t>
-      </w:r>
-      <w:r>
-        <w:rPr>
-          <w:i/>
-          <w:iCs/>
-        </w:rPr>
-        <w:t>i</w:t>
-      </w:r>
-      <w:r>
-        <w:t xml:space="preserve"> = 36 / (2,2 · 12) ≈ 1,36. Shift oq (yorug‘likni qaytarish koeffitsiyenti 70 %), devorlar och rangli (50 %), pol esa to‘qroq (30 %) deb olinsa, LED panellar uchun jadvaldan η ≈ 0,54 topiladi. Yoritgichlar soni quyidagicha hisoblanadi:</w:t>
-      </w:r>
-    </w:p>
-    <w:p>
-      <w:pPr>
-        <w:tabs>
-          <w:tab w:val="center" w:pos="4677"/>
-          <w:tab w:val="right" w:pos="9354"/>
-        </w:tabs>
-        <w:spacing w:before="60" w:after="60" w:line="360" w:lineRule="auto"/>
-      </w:pPr>
-      <w:r>
-        <w:tab/>
-      </w:r>
-      <w:r>
-        <w:rPr>
-          <w:i/>
-          <w:iCs/>
-        </w:rPr>
-        <w:t>N</w:t>
-      </w:r>
-      <w:r>
-        <w:t xml:space="preserve"> = </w:t>
-      </w:r>
-      <w:r>
-        <w:rPr>
-          <w:i/>
-          <w:iCs/>
-        </w:rPr>
-        <w:t>E</w:t>
-      </w:r>
-      <w:r>
-        <w:rPr>
-          <w:vertAlign w:val="subscript"/>
-        </w:rPr>
-        <w:t>n</w:t>
-      </w:r>
-      <w:r>
-        <w:t>·</w:t>
-      </w:r>
-      <w:r>
-        <w:rPr>
-          <w:i/>
-          <w:iCs/>
-        </w:rPr>
-        <w:t>S</w:t>
-      </w:r>
-      <w:r>
-        <w:t>·</w:t>
-      </w:r>
-      <w:r>
-        <w:rPr>
-          <w:i/>
-          <w:iCs/>
-        </w:rPr>
-        <w:t>K</w:t>
-      </w:r>
-      <w:r>
-        <w:rPr>
-          <w:vertAlign w:val="subscript"/>
-        </w:rPr>
-        <w:t>z</w:t>
-      </w:r>
-      <w:r>
-        <w:t>·</w:t>
-      </w:r>
-      <w:r>
-        <w:rPr>
-          <w:i/>
-          <w:iCs/>
-        </w:rPr>
-        <w:t>z</w:t>
-      </w:r>
-      <w:r>
-        <w:t xml:space="preserve"> / (Φ·η),</w:t>
-      </w:r>
-      <w:r>
-        <w:tab/>
-      </w:r>
-      <w:r>
-        <w:t>(4.3)</w:t>
-      </w:r>
-    </w:p>
-    <w:p>
-      <w:pPr>
-        <w:spacing w:after="0" w:line="360" w:lineRule="auto"/>
-        <w:ind w:firstLine="0"/>
-        <w:jc w:val="both"/>
-      </w:pPr>
-      <w:r>
-        <w:t xml:space="preserve">bu yerda </w:t>
-      </w:r>
-      <w:r>
-        <w:rPr>
-          <w:i/>
-          <w:iCs/>
-        </w:rPr>
-        <w:t>E</w:t>
-      </w:r>
-      <w:r>
-        <w:rPr>
-          <w:vertAlign w:val="subscript"/>
-        </w:rPr>
-        <w:t>n</w:t>
-      </w:r>
-      <w:r>
-        <w:t xml:space="preserve"> = 400 lk — kompyuterli ish joyi uchun me’yoriy yoritilganlik; </w:t>
-      </w:r>
-      <w:r>
-        <w:rPr>
-          <w:i/>
-          <w:iCs/>
-        </w:rPr>
-        <w:t>K</w:t>
-      </w:r>
-      <w:r>
-        <w:rPr>
-          <w:vertAlign w:val="subscript"/>
-        </w:rPr>
-        <w:t>z</w:t>
-      </w:r>
-      <w:r>
-        <w:t xml:space="preserve"> = 1,4 — vaqt o‘tishi bilan panellar changlanib, yorug‘ligi pasayishini hisobga oluvchi zaxira koeffitsiyenti; </w:t>
-      </w:r>
-      <w:r>
-        <w:rPr>
-          <w:i/>
-          <w:iCs/>
-        </w:rPr>
-        <w:t>z</w:t>
-      </w:r>
-      <w:r>
-        <w:t xml:space="preserve"> = 1,1 — yorug‘lik xona bo‘ylab bir tekis tarqalmasligini hisobga oluvchi koeffitsiyent; Φ = 3600 lm — 600 × 600 mm o‘lchamli, 36 W quvvatli bitta LED panelning yorug‘lik oqimi. Qiymatlarni qo‘ysak:</w:t>
-      </w:r>
-    </w:p>
-    <w:p>
-      <w:pPr>
-        <w:tabs>
-          <w:tab w:val="center" w:pos="4677"/>
-          <w:tab w:val="right" w:pos="9354"/>
-        </w:tabs>
-        <w:spacing w:before="60" w:after="60" w:line="360" w:lineRule="auto"/>
-      </w:pPr>
-      <w:r>
-        <w:tab/>
-      </w:r>
-      <w:r>
-        <w:rPr>
-          <w:i/>
-          <w:iCs/>
-        </w:rPr>
-        <w:t>N</w:t>
-      </w:r>
-      <w:r>
-        <w:t xml:space="preserve"> = 400 · 36 · 1,4 · 1,1 / (3600 · 0,54) = 22 176 / 1944 ≈ 11,4</w:t>
-      </w:r>
-      <w:r>
-        <w:tab/>
-      </w:r>
-      <w:r>
-        <w:t>(4.4)</w:t>
-      </w:r>
-    </w:p>
-    <w:p>
-      <w:pPr>
-        <w:spacing w:after="0" w:line="360" w:lineRule="auto"/>
-        <w:ind w:firstLine="709"/>
-        <w:jc w:val="both"/>
-      </w:pPr>
-      <w:r>
-        <w:t xml:space="preserve">Yoritgichlar soni butun songa yaxlitlanadi va simmetrik joylashuv uchun </w:t>
-      </w:r>
-      <w:r>
-        <w:rPr>
-          <w:i/>
-          <w:iCs/>
-        </w:rPr>
-        <w:t>N</w:t>
-      </w:r>
-      <w:r>
-        <w:t xml:space="preserve"> = 12 qabul qilinadi (4 ta ustun × 3 ta qator). Haqiqiy o‘rtacha yoritilganlik quyidagiga teng:</w:t>
-      </w:r>
-    </w:p>
-    <w:p>
-      <w:pPr>
-        <w:tabs>
-          <w:tab w:val="center" w:pos="4677"/>
-          <w:tab w:val="right" w:pos="9354"/>
-        </w:tabs>
-        <w:spacing w:before="60" w:after="60" w:line="360" w:lineRule="auto"/>
-      </w:pPr>
-      <w:r>
-        <w:tab/>
-      </w:r>
-      <w:r>
-        <w:rPr>
-          <w:i/>
-          <w:iCs/>
-        </w:rPr>
-        <w:t>E</w:t>
-      </w:r>
-      <w:r>
-        <w:rPr>
-          <w:vertAlign w:val="subscript"/>
-        </w:rPr>
-        <w:t>h</w:t>
-      </w:r>
-      <w:r>
-        <w:t xml:space="preserve"> = </w:t>
-      </w:r>
-      <w:r>
-        <w:rPr>
-          <w:i/>
-          <w:iCs/>
-        </w:rPr>
-        <w:t>N</w:t>
-      </w:r>
-      <w:r>
-        <w:t>·Φ·η / (</w:t>
-      </w:r>
-      <w:r>
-        <w:rPr>
-          <w:i/>
-          <w:iCs/>
-        </w:rPr>
-        <w:t>S</w:t>
-      </w:r>
-      <w:r>
-        <w:t>·</w:t>
-      </w:r>
-      <w:r>
-        <w:rPr>
-          <w:i/>
-          <w:iCs/>
-        </w:rPr>
-        <w:t>K</w:t>
-      </w:r>
-      <w:r>
-        <w:rPr>
-          <w:vertAlign w:val="subscript"/>
-        </w:rPr>
-        <w:t>z</w:t>
-      </w:r>
-      <w:r>
-        <w:t>·</w:t>
-      </w:r>
-      <w:r>
-        <w:rPr>
-          <w:i/>
-          <w:iCs/>
-        </w:rPr>
-        <w:t>z</w:t>
-      </w:r>
-      <w:r>
-        <w:t>) = 12 · 3600 · 0,54 / (36 · 1,4 · 1,1) ≈ 421 lk</w:t>
-      </w:r>
-      <w:r>
-        <w:tab/>
-      </w:r>
-      <w:r>
-        <w:t>(4.5)</w:t>
-      </w:r>
-    </w:p>
-    <w:p>
-      <w:pPr>
-        <w:spacing w:after="0" w:line="360" w:lineRule="auto"/>
-        <w:ind w:firstLine="709"/>
-        <w:jc w:val="both"/>
-      </w:pPr>
-      <w:r>
-        <w:t>Haqiqiy yoritilganlik me’yordan 5 % ga yuqori. Bu ruxsat etilgan −10…+20 % oralig‘ida. Yoritish tizimining umumiy quvvati 12 · 36 = 432 W, solishtirma quvvati 12 W/m². Yoritgichlar va ish joylarining joylashuvi 4.2-rasmda ko‘rsatilgan.</w:t>
-      </w:r>
-    </w:p>
-    <w:p>
-      <w:pPr>
-        <w:keepNext/>
-        <w:spacing w:before="120" w:after="0"/>
-        <w:jc w:val="center"/>
-      </w:pPr>
-      <w:r>
-        <w:drawing>
-          <wp:inline distT="0" distB="0" distL="0" distR="0">
-            <wp:extent cx="5038725" cy="3524250"/>
-            <wp:effectExtent l="0" t="0" r="0" b="0"/>
-            <wp:docPr id="48" name="Picture 48"/>
-            <wp:cNvGraphicFramePr>
-              <a:graphicFrameLocks xmlns:a="http://schemas.openxmlformats.org/drawingml/2006/main" noChangeAspect="1"/>
-            </wp:cNvGraphicFramePr>
-            <a:graphic xmlns:a="http://schemas.openxmlformats.org/drawingml/2006/main">
-              <a:graphicData uri="http://schemas.openxmlformats.org/drawingml/2006/picture">
-                <pic:pic xmlns:pic="http://schemas.openxmlformats.org/drawingml/2006/picture">
-                  <pic:nvPicPr>
-                    <pic:cNvPr id="48" name="Picture 48"/>
-                    <pic:cNvPicPr>
-                      <a:picLocks noChangeAspect="1" noChangeArrowheads="1"/>
-                    </pic:cNvPicPr>
-                  </pic:nvPicPr>
-                  <pic:blipFill>
-                    <a:blip r:embed="rId52"/>
-                    <a:srcRect/>
-                    <a:stretch>
-                      <a:fillRect/>
-                    </a:stretch>
-                  </pic:blipFill>
-                  <pic:spPr>
-                    <a:xfrm>
-                      <a:off x="0" y="0"/>
-                      <a:ext cx="5038725" cy="3524250"/>
-                    </a:xfrm>
-                    <a:prstGeom prst="rect">
-                      <a:avLst/>
-                    </a:prstGeom>
-                  </pic:spPr>
-                </pic:pic>
-              </a:graphicData>
-            </a:graphic>
-          </wp:inline>
-        </w:drawing>
-      </w:r>
-    </w:p>
-    <w:p>
-      <w:pPr>
-        <w:spacing w:before="60" w:after="200" w:line="276" w:lineRule="auto"/>
-        <w:jc w:val="center"/>
-      </w:pPr>
-      <w:r>
-        <w:rPr>
-          <w:sz w:val="26"/>
-          <w:szCs w:val="26"/>
-        </w:rPr>
-        <w:t>4.2-rasm. Dasturchilar xonasida yoritgichlar va ish joylarining joylashuv sxemasi</w:t>
-      </w:r>
-    </w:p>
-    <w:p>
-      <w:pPr>
-        <w:spacing w:after="0" w:line="360" w:lineRule="auto"/>
-        <w:ind w:firstLine="709"/>
-        <w:jc w:val="both"/>
-      </w:pPr>
-      <w:r>
-        <w:t>Xonani shamollatish uchun zarur havo miqdori bitta xodimga to‘g‘ri keladigan hajmga bog‘liq. Bu hajm 20–40 m³ bo‘lganda (bizda 108 / 5 = 21,6 m³) har bir xodimga soatiga kamida 30 m³ toza havo berilishi kerak:</w:t>
-      </w:r>
-    </w:p>
-    <w:p>
-      <w:pPr>
-        <w:tabs>
-          <w:tab w:val="center" w:pos="4677"/>
-          <w:tab w:val="right" w:pos="9354"/>
-        </w:tabs>
-        <w:spacing w:before="60" w:after="60" w:line="360" w:lineRule="auto"/>
-      </w:pPr>
-      <w:r>
-        <w:tab/>
-      </w:r>
-      <w:r>
-        <w:rPr>
-          <w:i/>
-          <w:iCs/>
-        </w:rPr>
-        <w:t>L</w:t>
-      </w:r>
-      <w:r>
-        <w:t xml:space="preserve"> = </w:t>
-      </w:r>
-      <w:r>
-        <w:rPr>
-          <w:i/>
-          <w:iCs/>
-        </w:rPr>
-        <w:t>n</w:t>
-      </w:r>
-      <w:r>
-        <w:t>·</w:t>
-      </w:r>
-      <w:r>
-        <w:rPr>
-          <w:i/>
-          <w:iCs/>
-        </w:rPr>
-        <w:t>L</w:t>
-      </w:r>
-      <w:r>
-        <w:rPr>
-          <w:vertAlign w:val="subscript"/>
-        </w:rPr>
-        <w:t>1</w:t>
-      </w:r>
-      <w:r>
-        <w:t xml:space="preserve"> = 5 · 30 = 150 m³/soat;   </w:t>
-      </w:r>
-      <w:r>
-        <w:rPr>
-          <w:i/>
-          <w:iCs/>
-        </w:rPr>
-        <w:t>K</w:t>
-      </w:r>
-      <w:r>
-        <w:t xml:space="preserve"> = </w:t>
-      </w:r>
-      <w:r>
-        <w:rPr>
-          <w:i/>
-          <w:iCs/>
-        </w:rPr>
-        <w:t>L</w:t>
-      </w:r>
-      <w:r>
-        <w:t xml:space="preserve"> / </w:t>
-      </w:r>
-      <w:r>
-        <w:rPr>
-          <w:i/>
-          <w:iCs/>
-        </w:rPr>
-        <w:t>V</w:t>
-      </w:r>
-      <w:r>
-        <w:t xml:space="preserve"> = 150 / 108 ≈ 1,4 soat</w:t>
-      </w:r>
-      <w:r>
-        <w:rPr>
-          <w:vertAlign w:val="superscript"/>
-        </w:rPr>
-        <w:t>−1</w:t>
-      </w:r>
-      <w:r>
-        <w:tab/>
-      </w:r>
-      <w:r>
-        <w:t>(4.6)</w:t>
-      </w:r>
-    </w:p>
-    <w:p>
-      <w:pPr>
-        <w:spacing w:after="0" w:line="360" w:lineRule="auto"/>
-        <w:ind w:firstLine="709"/>
-        <w:jc w:val="both"/>
-      </w:pPr>
-      <w:r>
-        <w:t>Demak, xonada havo soatiga kamida 1,4 marta almashishi kerak. Buni tabiiy shamollatish yetarli bo‘lmaganda kichik quvvatli so‘ruvchi-beruvchi ventilyatsiya yoki rekuperatorli konditsioner ta’minlaydi.</w:t>
-      </w:r>
-    </w:p>
-    <w:p>
-      <w:pPr>
-        <w:keepNext/>
-        <w:spacing w:before="120" w:after="0" w:line="360" w:lineRule="auto"/>
-        <w:ind w:firstLine="709"/>
-      </w:pPr>
-      <w:r>
-        <w:rPr>
-          <w:b/>
-          <w:bCs/>
-        </w:rPr>
-        <w:t>Mehnat va dam olish rejimi, elektr xavfsizligi.</w:t>
-      </w:r>
-    </w:p>
-    <w:p>
-      <w:pPr>
-        <w:spacing w:after="0" w:line="360" w:lineRule="auto"/>
-        <w:ind w:firstLine="709"/>
-        <w:jc w:val="both"/>
-      </w:pPr>
-      <w:r>
-        <w:t>Kompyuterda uzluksiz ish 2 soatdan oshmasligi, har 45–60 daqiqada 5–10 daqiqalik tanaffus qilinishi tavsiya etiladi; tanaffusda ekrandan uzoqlashib, yengil mashqlar bajariladi. Ko‘z charchog‘ini kamaytirish uchun “20-20-20” qoidasi qo‘llanadi: har 20 daqiqada 20 soniya davomida 6 m uzoqlikdagi narsaga qaraladi. Ish beruvchi xodimlarni davriy tibbiy ko‘rik va yo‘riqnomadan o‘tkazadi, bu talablar masofadan ishlaganda ham amal qiladi.</w:t>
-      </w:r>
-    </w:p>
-    <w:p>
-      <w:pPr>
-        <w:spacing w:after="0" w:line="360" w:lineRule="auto"/>
-        <w:ind w:firstLine="709"/>
-        <w:jc w:val="both"/>
-      </w:pPr>
-      <w:r>
-        <w:t>Barcha jihozlar yerga ulash kontaktli rozetkalarga ulanadi, kabellar kanallarda yotqiziladi. Uzaytirgichlarni ketma-ket ulash, shikastlangan kabellardan foydalanish va jihoz korpusini ochish taqiqlanadi, server uskunalari esa UPS orqali ulanadi.</w:t>
-      </w:r>
-    </w:p>
-    <w:p>
-      <w:pPr>
         <w:pStyle w:val="3"/>
         <w:keepNext/>
         <w:spacing w:before="240" w:after="120" w:line="360" w:lineRule="auto"/>
         <w:jc w:val="center"/>
       </w:pPr>
-      <w:bookmarkStart w:id="15" w:name="_Toc2721"/>
+      <w:bookmarkStart w:id="15" w:name="_Toc933"/>
       <w:r>
         <w:rPr>
           <w:b/>
@@ -35894,7 +35226,7 @@
         <w:jc w:val="both"/>
       </w:pPr>
       <w:r>
-        <w:t>Reja-sxemada qavat rejasi, “Siz shu yerdasiz” belgisi, asosiy (yashil yaxlit) va zaxira (yashil punktir) yo‘llar, chiqishlar, o‘t o‘chirgichlar va xabarlagichlar ko‘rsatiladi. Namunaviy IT-ofis 3-qavatining reja-sxemasi 4.3-rasmda keltirilgan.</w:t>
+        <w:t>Reja-sxemada qavat rejasi, “Siz shu yerdasiz” belgisi, asosiy (yashil yaxlit) va zaxira (yashil punktir) yo‘llar, chiqishlar, o‘t o‘chirgichlar va xabarlagichlar ko‘rsatiladi. Namunaviy IT-ofis 3-qavatining reja-sxemasi 4.2-rasmda keltirilgan.</w:t>
       </w:r>
     </w:p>
     <w:p>
@@ -35907,6 +35239,250 @@
         <w:drawing>
           <wp:inline distT="0" distB="0" distL="0" distR="0">
             <wp:extent cx="5762625" cy="3362325"/>
+            <wp:effectExtent l="0" t="0" r="0" b="0"/>
+            <wp:docPr id="48" name="Picture 48"/>
+            <wp:cNvGraphicFramePr>
+              <a:graphicFrameLocks xmlns:a="http://schemas.openxmlformats.org/drawingml/2006/main" noChangeAspect="1"/>
+            </wp:cNvGraphicFramePr>
+            <a:graphic xmlns:a="http://schemas.openxmlformats.org/drawingml/2006/main">
+              <a:graphicData uri="http://schemas.openxmlformats.org/drawingml/2006/picture">
+                <pic:pic xmlns:pic="http://schemas.openxmlformats.org/drawingml/2006/picture">
+                  <pic:nvPicPr>
+                    <pic:cNvPr id="48" name="Picture 48"/>
+                    <pic:cNvPicPr>
+                      <a:picLocks noChangeAspect="1" noChangeArrowheads="1"/>
+                    </pic:cNvPicPr>
+                  </pic:nvPicPr>
+                  <pic:blipFill>
+                    <a:blip r:embed="rId52"/>
+                    <a:srcRect/>
+                    <a:stretch>
+                      <a:fillRect/>
+                    </a:stretch>
+                  </pic:blipFill>
+                  <pic:spPr>
+                    <a:xfrm>
+                      <a:off x="0" y="0"/>
+                      <a:ext cx="5762625" cy="3362325"/>
+                    </a:xfrm>
+                    <a:prstGeom prst="rect">
+                      <a:avLst/>
+                    </a:prstGeom>
+                  </pic:spPr>
+                </pic:pic>
+              </a:graphicData>
+            </a:graphic>
+          </wp:inline>
+        </w:drawing>
+      </w:r>
+    </w:p>
+    <w:p>
+      <w:pPr>
+        <w:spacing w:before="60" w:after="200" w:line="276" w:lineRule="auto"/>
+        <w:jc w:val="center"/>
+      </w:pPr>
+      <w:r>
+        <w:rPr>
+          <w:sz w:val="26"/>
+          <w:szCs w:val="26"/>
+        </w:rPr>
+        <w:t>4.2-rasm. IT-kompaniya ofisi 3-qavatining evakuatsiya reja-sxemasi (namuna)</w:t>
+      </w:r>
+    </w:p>
+    <w:p>
+      <w:pPr>
+        <w:spacing w:after="0" w:line="360" w:lineRule="auto"/>
+        <w:ind w:firstLine="709"/>
+        <w:jc w:val="both"/>
+      </w:pPr>
+      <w:r>
+        <w:t>Tashkiliy tadbirlar:</w:t>
+      </w:r>
+    </w:p>
+    <w:p>
+      <w:pPr>
+        <w:pStyle w:val="18"/>
+        <w:numPr>
+          <w:ilvl w:val="0"/>
+          <w:numId w:val="1"/>
+        </w:numPr>
+        <w:spacing w:after="0" w:line="360" w:lineRule="auto"/>
+        <w:jc w:val="both"/>
+      </w:pPr>
+      <w:r>
+        <w:t>rahbar buyrug‘i bilan yong‘in xavfsizligi uchun mas’ul shaxs va har bir qavat bo‘yicha evakuatsiya mas’ullari tayinlanadi;</w:t>
+      </w:r>
+    </w:p>
+    <w:p>
+      <w:pPr>
+        <w:pStyle w:val="18"/>
+        <w:numPr>
+          <w:ilvl w:val="0"/>
+          <w:numId w:val="1"/>
+        </w:numPr>
+        <w:spacing w:after="0" w:line="360" w:lineRule="auto"/>
+        <w:jc w:val="both"/>
+      </w:pPr>
+      <w:r>
+        <w:t>binodan tashqarida xodimlar yig‘iladigan joy belgilanadi va ro‘yxatlar tayyorlanadi;</w:t>
+      </w:r>
+    </w:p>
+    <w:p>
+      <w:pPr>
+        <w:pStyle w:val="18"/>
+        <w:numPr>
+          <w:ilvl w:val="0"/>
+          <w:numId w:val="1"/>
+        </w:numPr>
+        <w:spacing w:after="0" w:line="360" w:lineRule="auto"/>
+        <w:jc w:val="both"/>
+      </w:pPr>
+      <w:r>
+        <w:t>xodimlar kirish va davriy yo‘riqnomadan o‘tkaziladi, yarim yilda kamida bir marta amaliy mashg‘ulot o‘tkaziladi;</w:t>
+      </w:r>
+    </w:p>
+    <w:p>
+      <w:pPr>
+        <w:pStyle w:val="18"/>
+        <w:numPr>
+          <w:ilvl w:val="0"/>
+          <w:numId w:val="1"/>
+        </w:numPr>
+        <w:spacing w:after="0" w:line="360" w:lineRule="auto"/>
+        <w:jc w:val="both"/>
+      </w:pPr>
+      <w:r>
+        <w:t>o‘t o‘chirish vositalari, signalizatsiya va avariya yoritishining sozligi muntazam tekshiriladi.</w:t>
+      </w:r>
+    </w:p>
+    <w:p>
+      <w:pPr>
+        <w:keepNext/>
+        <w:spacing w:before="120" w:after="0" w:line="360" w:lineRule="auto"/>
+        <w:ind w:firstLine="709"/>
+      </w:pPr>
+      <w:r>
+        <w:rPr>
+          <w:b/>
+          <w:bCs/>
+        </w:rPr>
+        <w:t>Yong‘in sodir bo‘lganda xodimlarning harakatlari.</w:t>
+      </w:r>
+    </w:p>
+    <w:p>
+      <w:pPr>
+        <w:spacing w:after="0" w:line="360" w:lineRule="auto"/>
+        <w:ind w:firstLine="709"/>
+        <w:jc w:val="both"/>
+      </w:pPr>
+      <w:r>
+        <w:t>Yong‘in paytida eng katta xavf — vahima va noto‘g‘ri harakatlar. Shu sababli har bir xodim quyidagi tartibni oldindan bilishi kerak (4.3-rasm):</w:t>
+      </w:r>
+    </w:p>
+    <w:p>
+      <w:pPr>
+        <w:pStyle w:val="18"/>
+        <w:numPr>
+          <w:ilvl w:val="0"/>
+          <w:numId w:val="4"/>
+        </w:numPr>
+        <w:spacing w:after="0" w:line="360" w:lineRule="auto"/>
+        <w:jc w:val="both"/>
+      </w:pPr>
+      <w:r>
+        <w:t>Olov, tutun yoki kuyish hidini birinchi sezgan xodim xabarlagich tugmasini bosadi va 101 (yoki 112) raqamiga qo‘ng‘iroq qilib, bino manzili, qavati, nima yonayotgani va ichkarida odamlar borligini aytadi. Shundan so‘ng qavat mas’uliga xabar beriladi.</w:t>
+      </w:r>
+    </w:p>
+    <w:p>
+      <w:pPr>
+        <w:pStyle w:val="18"/>
+        <w:numPr>
+          <w:ilvl w:val="0"/>
+          <w:numId w:val="4"/>
+        </w:numPr>
+        <w:spacing w:after="0" w:line="360" w:lineRule="auto"/>
+        <w:jc w:val="both"/>
+      </w:pPr>
+      <w:r>
+        <w:t>Olov endigina paydo bo‘lgan va o‘chirishga urinish xavfli bo‘lmasa, avval jihozlarning toki uziladi, so‘ng eng yaqin o‘t o‘chirgich ishlatiladi. Tok ostidagi jihozga suv sepish qat’iyan man etiladi.</w:t>
+      </w:r>
+    </w:p>
+    <w:p>
+      <w:pPr>
+        <w:pStyle w:val="18"/>
+        <w:numPr>
+          <w:ilvl w:val="0"/>
+          <w:numId w:val="4"/>
+        </w:numPr>
+        <w:spacing w:after="0" w:line="360" w:lineRule="auto"/>
+        <w:jc w:val="both"/>
+      </w:pPr>
+      <w:r>
+        <w:t>Olovni bir-ikki daqiqada o‘chirishning iloji bo‘lmasa, urinish to‘xtatiladi va reja-sxemadagi eng yaqin chiqish tomon yuriladi. Liftga chiqilmaydi: u yo‘lda to‘xtab qolishi yoki tutun bosgan qavatda ochilishi mumkin.</w:t>
+      </w:r>
+    </w:p>
+    <w:p>
+      <w:pPr>
+        <w:pStyle w:val="18"/>
+        <w:numPr>
+          <w:ilvl w:val="0"/>
+          <w:numId w:val="4"/>
+        </w:numPr>
+        <w:spacing w:after="0" w:line="360" w:lineRule="auto"/>
+        <w:jc w:val="both"/>
+      </w:pPr>
+      <w:r>
+        <w:t>Xonani tark etayotganda eshik yopib ketiladi (qulflanmaydi), derazalar ochilmaydi, chunki ochiq eshik va deraza olovga havo beradi va tutunni tarqatadi.</w:t>
+      </w:r>
+    </w:p>
+    <w:p>
+      <w:pPr>
+        <w:pStyle w:val="18"/>
+        <w:numPr>
+          <w:ilvl w:val="0"/>
+          <w:numId w:val="4"/>
+        </w:numPr>
+        <w:spacing w:after="0" w:line="360" w:lineRule="auto"/>
+        <w:jc w:val="both"/>
+      </w:pPr>
+      <w:r>
+        <w:t>Yo‘lakni tutun qoplagan bo‘lsa, pastroq engashib yuriladi, chunki toza havo pol yaqinida qoladi; nafas ho‘l mato orqali olinadi.</w:t>
+      </w:r>
+    </w:p>
+    <w:p>
+      <w:pPr>
+        <w:pStyle w:val="18"/>
+        <w:numPr>
+          <w:ilvl w:val="0"/>
+          <w:numId w:val="4"/>
+        </w:numPr>
+        <w:spacing w:after="0" w:line="360" w:lineRule="auto"/>
+        <w:jc w:val="both"/>
+      </w:pPr>
+      <w:r>
+        <w:t>Bino tashqarisidagi yig‘ilish joyida qavat mas’uli xodimlarni ro‘yxat bo‘yicha tekshiradi va yetib kelmaganlar haqida darhol o‘t o‘chiruvchilarga aytadi. Ular ruxsat bermaguncha hech kim binoga qaytmaydi.</w:t>
+      </w:r>
+    </w:p>
+    <w:p>
+      <w:pPr>
+        <w:spacing w:after="0" w:line="360" w:lineRule="auto"/>
+        <w:ind w:firstLine="709"/>
+        <w:jc w:val="both"/>
+      </w:pPr>
+      <w:r>
+        <w:t>Qavat mas’uli odamlarni chiqarishni boshqaradi, ventilyatsiya va konditsionerlarni o‘chirtiradi, chunki ular tutunni boshqa xonalarga haydaydi, va yetib kelgan o‘t o‘chirish bo‘linmasiga vaziyatni tushuntiradi. Kimningdir kiyimi yonib ketsa, u yugurmasligi kerak — harakat olovni kuchaytiradi; yerga yotib dumalash yoki ustiga qalin mato yopish kerak. Kuygan joy 10–20 daqiqa salqin oqar suv ostida ushlanadi, tutundan zaharlangan odam toza havoga chiqariladi va 103 raqamiga qo‘ng‘iroq qilinadi.</w:t>
+      </w:r>
+    </w:p>
+    <w:p>
+      <w:pPr>
+        <w:keepNext/>
+        <w:spacing w:before="120" w:after="0"/>
+        <w:jc w:val="center"/>
+      </w:pPr>
+      <w:r>
+        <w:drawing>
+          <wp:inline distT="0" distB="0" distL="0" distR="0">
+            <wp:extent cx="3324225" cy="5038725"/>
             <wp:effectExtent l="0" t="0" r="0" b="0"/>
             <wp:docPr id="49" name="Picture 49"/>
             <wp:cNvGraphicFramePr>
@@ -35931,4321 +35507,6 @@
                   <pic:spPr>
                     <a:xfrm>
                       <a:off x="0" y="0"/>
-                      <a:ext cx="5762625" cy="3362325"/>
-                    </a:xfrm>
-                    <a:prstGeom prst="rect">
-                      <a:avLst/>
-                    </a:prstGeom>
-                  </pic:spPr>
-                </pic:pic>
-              </a:graphicData>
-            </a:graphic>
-          </wp:inline>
-        </w:drawing>
-      </w:r>
-    </w:p>
-    <w:p>
-      <w:pPr>
-        <w:spacing w:before="60" w:after="200" w:line="276" w:lineRule="auto"/>
-        <w:jc w:val="center"/>
-      </w:pPr>
-      <w:r>
-        <w:rPr>
-          <w:sz w:val="26"/>
-          <w:szCs w:val="26"/>
-        </w:rPr>
-        <w:t>4.3-rasm. IT-kompaniya ofisi 3-qavatining evakuatsiya reja-sxemasi (namuna)</w:t>
-      </w:r>
-    </w:p>
-    <w:p>
-      <w:pPr>
-        <w:spacing w:after="0" w:line="360" w:lineRule="auto"/>
-        <w:ind w:firstLine="709"/>
-        <w:jc w:val="both"/>
-      </w:pPr>
-      <w:r>
-        <w:t>Tashkiliy tadbirlar:</w:t>
-      </w:r>
-    </w:p>
-    <w:p>
-      <w:pPr>
-        <w:pStyle w:val="18"/>
-        <w:numPr>
-          <w:ilvl w:val="0"/>
-          <w:numId w:val="1"/>
-        </w:numPr>
-        <w:spacing w:after="0" w:line="360" w:lineRule="auto"/>
-        <w:jc w:val="both"/>
-      </w:pPr>
-      <w:r>
-        <w:t>rahbar buyrug‘i bilan yong‘in xavfsizligi uchun mas’ul shaxs va har bir qavat bo‘yicha evakuatsiya mas’ullari tayinlanadi;</w:t>
-      </w:r>
-    </w:p>
-    <w:p>
-      <w:pPr>
-        <w:pStyle w:val="18"/>
-        <w:numPr>
-          <w:ilvl w:val="0"/>
-          <w:numId w:val="1"/>
-        </w:numPr>
-        <w:spacing w:after="0" w:line="360" w:lineRule="auto"/>
-        <w:jc w:val="both"/>
-      </w:pPr>
-      <w:r>
-        <w:t>binodan tashqarida xodimlar yig‘iladigan joy belgilanadi va ro‘yxatlar tayyorlanadi;</w:t>
-      </w:r>
-    </w:p>
-    <w:p>
-      <w:pPr>
-        <w:pStyle w:val="18"/>
-        <w:numPr>
-          <w:ilvl w:val="0"/>
-          <w:numId w:val="1"/>
-        </w:numPr>
-        <w:spacing w:after="0" w:line="360" w:lineRule="auto"/>
-        <w:jc w:val="both"/>
-      </w:pPr>
-      <w:r>
-        <w:t>xodimlar kirish va davriy yo‘riqnomadan o‘tkaziladi, yarim yilda kamida bir marta amaliy mashg‘ulot o‘tkaziladi;</w:t>
-      </w:r>
-    </w:p>
-    <w:p>
-      <w:pPr>
-        <w:pStyle w:val="18"/>
-        <w:numPr>
-          <w:ilvl w:val="0"/>
-          <w:numId w:val="1"/>
-        </w:numPr>
-        <w:spacing w:after="0" w:line="360" w:lineRule="auto"/>
-        <w:jc w:val="both"/>
-      </w:pPr>
-      <w:r>
-        <w:t>o‘t o‘chirish vositalari, signalizatsiya va avariya yoritishining sozligi muntazam tekshiriladi.</w:t>
-      </w:r>
-    </w:p>
-    <w:p>
-      <w:pPr>
-        <w:keepNext/>
-        <w:spacing w:before="120" w:after="0" w:line="360" w:lineRule="auto"/>
-        <w:ind w:firstLine="709"/>
-      </w:pPr>
-      <w:r>
-        <w:rPr>
-          <w:b/>
-          <w:bCs/>
-        </w:rPr>
-        <w:t>Evakuatsiya vaqtini hisoblash.</w:t>
-      </w:r>
-    </w:p>
-    <w:p>
-      <w:pPr>
-        <w:spacing w:after="0" w:line="360" w:lineRule="auto"/>
-        <w:ind w:firstLine="709"/>
-        <w:jc w:val="both"/>
-      </w:pPr>
-      <w:r>
-        <w:t>Reja-sxemadagi yo‘llar amalda yetarlimi, ya’ni 45 kishi qavatni qancha vaqtda tark etadi va biror eshik oldida tiqilinch yuzaga kelmaydimi — buni hisob bilan tekshiramiz. Buning uchun GOST 12.1.004-91 da berilgan odamlar oqimi parametrlaridan foydalaniladi. Chiqish yo‘li kengligi va undan o‘tadigan odamlar soni o‘zgarmaydigan bo‘laklarga (uchastkalarga) bo‘linadi va har biri uchun oqim zichligi topiladi:</w:t>
-      </w:r>
-    </w:p>
-    <w:p>
-      <w:pPr>
-        <w:tabs>
-          <w:tab w:val="center" w:pos="4677"/>
-          <w:tab w:val="right" w:pos="9354"/>
-        </w:tabs>
-        <w:spacing w:before="60" w:after="60" w:line="360" w:lineRule="auto"/>
-      </w:pPr>
-      <w:r>
-        <w:tab/>
-      </w:r>
-      <w:r>
-        <w:rPr>
-          <w:i/>
-          <w:iCs/>
-        </w:rPr>
-        <w:t>D</w:t>
-      </w:r>
-      <w:r>
-        <w:rPr>
-          <w:vertAlign w:val="subscript"/>
-        </w:rPr>
-        <w:t>i</w:t>
-      </w:r>
-      <w:r>
-        <w:t xml:space="preserve"> = </w:t>
-      </w:r>
-      <w:r>
-        <w:rPr>
-          <w:i/>
-          <w:iCs/>
-        </w:rPr>
-        <w:t>N</w:t>
-      </w:r>
-      <w:r>
-        <w:rPr>
-          <w:vertAlign w:val="subscript"/>
-        </w:rPr>
-        <w:t>i</w:t>
-      </w:r>
-      <w:r>
-        <w:t>·</w:t>
-      </w:r>
-      <w:r>
-        <w:rPr>
-          <w:i/>
-          <w:iCs/>
-        </w:rPr>
-        <w:t>f</w:t>
-      </w:r>
-      <w:r>
-        <w:t xml:space="preserve"> / (</w:t>
-      </w:r>
-      <w:r>
-        <w:rPr>
-          <w:i/>
-          <w:iCs/>
-        </w:rPr>
-        <w:t>l</w:t>
-      </w:r>
-      <w:r>
-        <w:rPr>
-          <w:vertAlign w:val="subscript"/>
-        </w:rPr>
-        <w:t>i</w:t>
-      </w:r>
-      <w:r>
-        <w:t>·δ</w:t>
-      </w:r>
-      <w:r>
-        <w:rPr>
-          <w:vertAlign w:val="subscript"/>
-        </w:rPr>
-        <w:t>i</w:t>
-      </w:r>
-      <w:r>
-        <w:t>),</w:t>
-      </w:r>
-      <w:r>
-        <w:tab/>
-      </w:r>
-      <w:r>
-        <w:t>(4.7)</w:t>
-      </w:r>
-    </w:p>
-    <w:p>
-      <w:pPr>
-        <w:spacing w:after="0" w:line="360" w:lineRule="auto"/>
-        <w:ind w:firstLine="0"/>
-        <w:jc w:val="both"/>
-      </w:pPr>
-      <w:r>
-        <w:t xml:space="preserve">bu yerda </w:t>
-      </w:r>
-      <w:r>
-        <w:rPr>
-          <w:i/>
-          <w:iCs/>
-        </w:rPr>
-        <w:t>N</w:t>
-      </w:r>
-      <w:r>
-        <w:rPr>
-          <w:vertAlign w:val="subscript"/>
-        </w:rPr>
-        <w:t>i</w:t>
-      </w:r>
-      <w:r>
-        <w:t xml:space="preserve"> — uchastkadan o‘tadigan odamlar soni; </w:t>
-      </w:r>
-      <w:r>
-        <w:rPr>
-          <w:i/>
-          <w:iCs/>
-        </w:rPr>
-        <w:t>f</w:t>
-      </w:r>
-      <w:r>
-        <w:t xml:space="preserve"> = 0,1 m² — bitta odam egallaydigan yuza (katta yoshli, yozgi kiyimda); </w:t>
-      </w:r>
-      <w:r>
-        <w:rPr>
-          <w:i/>
-          <w:iCs/>
-        </w:rPr>
-        <w:t>l</w:t>
-      </w:r>
-      <w:r>
-        <w:rPr>
-          <w:vertAlign w:val="subscript"/>
-        </w:rPr>
-        <w:t>i</w:t>
-      </w:r>
-      <w:r>
-        <w:t xml:space="preserve"> va δ</w:t>
-      </w:r>
-      <w:r>
-        <w:rPr>
-          <w:vertAlign w:val="subscript"/>
-        </w:rPr>
-        <w:t>i</w:t>
-      </w:r>
-      <w:r>
-        <w:t xml:space="preserve"> — uchastkaning uzunligi va kengligi, m. Zichlik qanchalik katta bo‘lsa, odamlar shunchalik sekin yuradi: tezlik </w:t>
-      </w:r>
-      <w:r>
-        <w:rPr>
-          <w:i/>
-          <w:iCs/>
-        </w:rPr>
-        <w:t>v</w:t>
-      </w:r>
-      <w:r>
-        <w:rPr>
-          <w:vertAlign w:val="subscript"/>
-        </w:rPr>
-        <w:t>i</w:t>
-      </w:r>
-      <w:r>
-        <w:t xml:space="preserve"> va oqim intensivligi </w:t>
-      </w:r>
-      <w:r>
-        <w:rPr>
-          <w:i/>
-          <w:iCs/>
-        </w:rPr>
-        <w:t>q</w:t>
-      </w:r>
-      <w:r>
-        <w:rPr>
-          <w:vertAlign w:val="subscript"/>
-        </w:rPr>
-        <w:t>i</w:t>
-      </w:r>
-      <w:r>
-        <w:t xml:space="preserve"> 4.4-jadvaldan olinadi. Har bir uchastkani bosib o‘tish vaqti va umumiy vaqt:</w:t>
-      </w:r>
-    </w:p>
-    <w:p>
-      <w:pPr>
-        <w:tabs>
-          <w:tab w:val="center" w:pos="4677"/>
-          <w:tab w:val="right" w:pos="9354"/>
-        </w:tabs>
-        <w:spacing w:before="60" w:after="60" w:line="360" w:lineRule="auto"/>
-      </w:pPr>
-      <w:r>
-        <w:tab/>
-      </w:r>
-      <w:r>
-        <w:rPr>
-          <w:i/>
-          <w:iCs/>
-        </w:rPr>
-        <w:t>t</w:t>
-      </w:r>
-      <w:r>
-        <w:rPr>
-          <w:vertAlign w:val="subscript"/>
-        </w:rPr>
-        <w:t>i</w:t>
-      </w:r>
-      <w:r>
-        <w:t xml:space="preserve"> = </w:t>
-      </w:r>
-      <w:r>
-        <w:rPr>
-          <w:i/>
-          <w:iCs/>
-        </w:rPr>
-        <w:t>l</w:t>
-      </w:r>
-      <w:r>
-        <w:rPr>
-          <w:vertAlign w:val="subscript"/>
-        </w:rPr>
-        <w:t>i</w:t>
-      </w:r>
-      <w:r>
-        <w:t xml:space="preserve"> / </w:t>
-      </w:r>
-      <w:r>
-        <w:rPr>
-          <w:i/>
-          <w:iCs/>
-        </w:rPr>
-        <w:t>v</w:t>
-      </w:r>
-      <w:r>
-        <w:rPr>
-          <w:vertAlign w:val="subscript"/>
-        </w:rPr>
-        <w:t>i</w:t>
-      </w:r>
-      <w:r>
-        <w:t xml:space="preserve">;   </w:t>
-      </w:r>
-      <w:r>
-        <w:rPr>
-          <w:i/>
-          <w:iCs/>
-        </w:rPr>
-        <w:t>t</w:t>
-      </w:r>
-      <w:r>
-        <w:rPr>
-          <w:vertAlign w:val="subscript"/>
-        </w:rPr>
-        <w:t>h</w:t>
-      </w:r>
-      <w:r>
-        <w:t xml:space="preserve"> = </w:t>
-      </w:r>
-      <w:r>
-        <w:rPr>
-          <w:i/>
-          <w:iCs/>
-        </w:rPr>
-        <w:t>t</w:t>
-      </w:r>
-      <w:r>
-        <w:rPr>
-          <w:vertAlign w:val="subscript"/>
-        </w:rPr>
-        <w:t>1</w:t>
-      </w:r>
-      <w:r>
-        <w:t xml:space="preserve"> + </w:t>
-      </w:r>
-      <w:r>
-        <w:rPr>
-          <w:i/>
-          <w:iCs/>
-        </w:rPr>
-        <w:t>t</w:t>
-      </w:r>
-      <w:r>
-        <w:rPr>
-          <w:vertAlign w:val="subscript"/>
-        </w:rPr>
-        <w:t>2</w:t>
-      </w:r>
-      <w:r>
-        <w:t xml:space="preserve"> + … + </w:t>
-      </w:r>
-      <w:r>
-        <w:rPr>
-          <w:i/>
-          <w:iCs/>
-        </w:rPr>
-        <w:t>t</w:t>
-      </w:r>
-      <w:r>
-        <w:rPr>
-          <w:vertAlign w:val="subscript"/>
-        </w:rPr>
-        <w:t>n</w:t>
-      </w:r>
-      <w:r>
-        <w:tab/>
-      </w:r>
-      <w:r>
-        <w:t>(4.8)</w:t>
-      </w:r>
-    </w:p>
-    <w:p>
-      <w:pPr>
-        <w:spacing w:after="0" w:line="360" w:lineRule="auto"/>
-        <w:ind w:firstLine="709"/>
-        <w:jc w:val="both"/>
-      </w:pPr>
-      <w:r>
-        <w:t>Eshiklar va yo‘l torayadigan joylarda tirbandlik bor-yo‘qligi oqim intensivligi orqali tekshiriladi:</w:t>
-      </w:r>
-    </w:p>
-    <w:p>
-      <w:pPr>
-        <w:tabs>
-          <w:tab w:val="center" w:pos="4677"/>
-          <w:tab w:val="right" w:pos="9354"/>
-        </w:tabs>
-        <w:spacing w:before="60" w:after="60" w:line="360" w:lineRule="auto"/>
-      </w:pPr>
-      <w:r>
-        <w:tab/>
-      </w:r>
-      <w:r>
-        <w:rPr>
-          <w:i/>
-          <w:iCs/>
-        </w:rPr>
-        <w:t>q</w:t>
-      </w:r>
-      <w:r>
-        <w:rPr>
-          <w:vertAlign w:val="subscript"/>
-        </w:rPr>
-        <w:t>e</w:t>
-      </w:r>
-      <w:r>
-        <w:t xml:space="preserve"> = </w:t>
-      </w:r>
-      <w:r>
-        <w:rPr>
-          <w:i/>
-          <w:iCs/>
-        </w:rPr>
-        <w:t>q</w:t>
-      </w:r>
-      <w:r>
-        <w:rPr>
-          <w:vertAlign w:val="subscript"/>
-        </w:rPr>
-        <w:t>i</w:t>
-      </w:r>
-      <w:r>
-        <w:t>·δ</w:t>
-      </w:r>
-      <w:r>
-        <w:rPr>
-          <w:vertAlign w:val="subscript"/>
-        </w:rPr>
-        <w:t>i</w:t>
-      </w:r>
-      <w:r>
-        <w:t xml:space="preserve"> / δ</w:t>
-      </w:r>
-      <w:r>
-        <w:rPr>
-          <w:vertAlign w:val="subscript"/>
-        </w:rPr>
-        <w:t>e</w:t>
-      </w:r>
-      <w:r>
-        <w:t xml:space="preserve"> ≤ </w:t>
-      </w:r>
-      <w:r>
-        <w:rPr>
-          <w:i/>
-          <w:iCs/>
-        </w:rPr>
-        <w:t>q</w:t>
-      </w:r>
-      <w:r>
-        <w:rPr>
-          <w:vertAlign w:val="subscript"/>
-        </w:rPr>
-        <w:t>max</w:t>
-      </w:r>
-      <w:r>
-        <w:t>,</w:t>
-      </w:r>
-      <w:r>
-        <w:tab/>
-      </w:r>
-      <w:r>
-        <w:t>(4.9)</w:t>
-      </w:r>
-    </w:p>
-    <w:p>
-      <w:pPr>
-        <w:spacing w:after="0" w:line="360" w:lineRule="auto"/>
-        <w:ind w:firstLine="0"/>
-        <w:jc w:val="both"/>
-      </w:pPr>
-      <w:r>
-        <w:t>bu yerda δ</w:t>
-      </w:r>
-      <w:r>
-        <w:rPr>
-          <w:vertAlign w:val="subscript"/>
-        </w:rPr>
-        <w:t>e</w:t>
-      </w:r>
-      <w:r>
-        <w:t xml:space="preserve"> — eshik kengligi; </w:t>
-      </w:r>
-      <w:r>
-        <w:rPr>
-          <w:i/>
-          <w:iCs/>
-        </w:rPr>
-        <w:t>q</w:t>
-      </w:r>
-      <w:r>
-        <w:rPr>
-          <w:vertAlign w:val="subscript"/>
-        </w:rPr>
-        <w:t>max</w:t>
-      </w:r>
-      <w:r>
-        <w:t xml:space="preserve"> = 19,6 m/min — eshikdan o‘tishdagi oqim intensivligining eng katta qiymati. Bu shart bajarilsa, eshik oldida odamlar to‘planib qolmaydi.</w:t>
-      </w:r>
-    </w:p>
-    <w:p>
-      <w:pPr>
-        <w:keepNext/>
-        <w:spacing w:before="200" w:after="0" w:line="276" w:lineRule="auto"/>
-        <w:jc w:val="right"/>
-      </w:pPr>
-      <w:r>
-        <w:rPr>
-          <w:sz w:val="26"/>
-          <w:szCs w:val="26"/>
-        </w:rPr>
-        <w:t>4.4-jadval</w:t>
-      </w:r>
-    </w:p>
-    <w:p>
-      <w:pPr>
-        <w:keepNext/>
-        <w:spacing w:before="0" w:after="80" w:line="276" w:lineRule="auto"/>
-        <w:jc w:val="center"/>
-      </w:pPr>
-      <w:r>
-        <w:rPr>
-          <w:b/>
-          <w:bCs/>
-          <w:sz w:val="26"/>
-          <w:szCs w:val="26"/>
-        </w:rPr>
-        <w:t>Odamlar oqimining harakat parametrlari (GOST 12.1.004-91 bo‘yicha, parcha)</w:t>
-      </w:r>
-    </w:p>
-    <w:tbl>
-      <w:tblPr>
-        <w:tblStyle w:val="9"/>
-        <w:tblW w:w="9354" w:type="dxa"/>
-        <w:tblInd w:w="0" w:type="dxa"/>
-        <w:tblBorders>
-          <w:top w:val="single" w:color="auto" w:sz="4" w:space="0"/>
-          <w:left w:val="single" w:color="auto" w:sz="4" w:space="0"/>
-          <w:bottom w:val="single" w:color="auto" w:sz="4" w:space="0"/>
-          <w:right w:val="single" w:color="auto" w:sz="4" w:space="0"/>
-          <w:insideH w:val="single" w:color="auto" w:sz="4" w:space="0"/>
-          <w:insideV w:val="single" w:color="auto" w:sz="4" w:space="0"/>
-        </w:tblBorders>
-        <w:tblLayout w:type="autofit"/>
-        <w:tblCellMar>
-          <w:top w:w="0" w:type="dxa"/>
-          <w:left w:w="10" w:type="dxa"/>
-          <w:bottom w:w="0" w:type="dxa"/>
-          <w:right w:w="10" w:type="dxa"/>
-        </w:tblCellMar>
-      </w:tblPr>
-      <w:tblGrid>
-        <w:gridCol w:w="1729"/>
-        <w:gridCol w:w="1572"/>
-        <w:gridCol w:w="1572"/>
-        <w:gridCol w:w="1336"/>
-        <w:gridCol w:w="1572"/>
-        <w:gridCol w:w="1573"/>
-      </w:tblGrid>
-      <w:tr>
-        <w:tblPrEx>
-          <w:tblBorders>
-            <w:top w:val="single" w:color="auto" w:sz="4" w:space="0"/>
-            <w:left w:val="single" w:color="auto" w:sz="4" w:space="0"/>
-            <w:bottom w:val="single" w:color="auto" w:sz="4" w:space="0"/>
-            <w:right w:val="single" w:color="auto" w:sz="4" w:space="0"/>
-            <w:insideH w:val="single" w:color="auto" w:sz="4" w:space="0"/>
-            <w:insideV w:val="single" w:color="auto" w:sz="4" w:space="0"/>
-          </w:tblBorders>
-          <w:tblCellMar>
-            <w:top w:w="0" w:type="dxa"/>
-            <w:left w:w="10" w:type="dxa"/>
-            <w:bottom w:w="0" w:type="dxa"/>
-            <w:right w:w="10" w:type="dxa"/>
-          </w:tblCellMar>
-        </w:tblPrEx>
-        <w:trPr>
-          <w:tblHeader/>
-        </w:trPr>
-        <w:tc>
-          <w:tcPr>
-            <w:tcW w:w="1729" w:type="dxa"/>
-            <w:tcBorders>
-              <w:top w:val="single" w:color="000000" w:sz="4" w:space="0"/>
-              <w:left w:val="single" w:color="000000" w:sz="4" w:space="0"/>
-              <w:bottom w:val="single" w:color="000000" w:sz="4" w:space="0"/>
-              <w:right w:val="single" w:color="000000" w:sz="4" w:space="0"/>
-            </w:tcBorders>
-            <w:shd w:val="clear" w:color="auto" w:fill="E7E6E6"/>
-            <w:tcMar>
-              <w:top w:w="40" w:type="dxa"/>
-              <w:left w:w="80" w:type="dxa"/>
-              <w:bottom w:w="40" w:type="dxa"/>
-              <w:right w:w="80" w:type="dxa"/>
-            </w:tcMar>
-            <w:vAlign w:val="center"/>
-          </w:tcPr>
-          <w:p>
-            <w:pPr>
-              <w:spacing w:after="0" w:line="240" w:lineRule="auto"/>
-              <w:jc w:val="center"/>
-            </w:pPr>
-            <w:r>
-              <w:rPr>
-                <w:b/>
-                <w:bCs/>
-                <w:sz w:val="24"/>
-                <w:szCs w:val="24"/>
-              </w:rPr>
-              <w:t>Oqim zichligi D, m²/m²</w:t>
-            </w:r>
-          </w:p>
-        </w:tc>
-        <w:tc>
-          <w:tcPr>
-            <w:tcW w:w="1572" w:type="dxa"/>
-            <w:tcBorders>
-              <w:top w:val="single" w:color="000000" w:sz="4" w:space="0"/>
-              <w:left w:val="single" w:color="000000" w:sz="4" w:space="0"/>
-              <w:bottom w:val="single" w:color="000000" w:sz="4" w:space="0"/>
-              <w:right w:val="single" w:color="000000" w:sz="4" w:space="0"/>
-            </w:tcBorders>
-            <w:shd w:val="clear" w:color="auto" w:fill="E7E6E6"/>
-            <w:tcMar>
-              <w:top w:w="40" w:type="dxa"/>
-              <w:left w:w="80" w:type="dxa"/>
-              <w:bottom w:w="40" w:type="dxa"/>
-              <w:right w:w="80" w:type="dxa"/>
-            </w:tcMar>
-            <w:vAlign w:val="center"/>
-          </w:tcPr>
-          <w:p>
-            <w:pPr>
-              <w:spacing w:after="0" w:line="240" w:lineRule="auto"/>
-              <w:jc w:val="center"/>
-            </w:pPr>
-            <w:r>
-              <w:rPr>
-                <w:b/>
-                <w:bCs/>
-                <w:sz w:val="24"/>
-                <w:szCs w:val="24"/>
-              </w:rPr>
-              <w:t>Gorizontal yo‘l: v, m/min</w:t>
-            </w:r>
-          </w:p>
-        </w:tc>
-        <w:tc>
-          <w:tcPr>
-            <w:tcW w:w="1572" w:type="dxa"/>
-            <w:tcBorders>
-              <w:top w:val="single" w:color="000000" w:sz="4" w:space="0"/>
-              <w:left w:val="single" w:color="000000" w:sz="4" w:space="0"/>
-              <w:bottom w:val="single" w:color="000000" w:sz="4" w:space="0"/>
-              <w:right w:val="single" w:color="000000" w:sz="4" w:space="0"/>
-            </w:tcBorders>
-            <w:shd w:val="clear" w:color="auto" w:fill="E7E6E6"/>
-            <w:tcMar>
-              <w:top w:w="40" w:type="dxa"/>
-              <w:left w:w="80" w:type="dxa"/>
-              <w:bottom w:w="40" w:type="dxa"/>
-              <w:right w:w="80" w:type="dxa"/>
-            </w:tcMar>
-            <w:vAlign w:val="center"/>
-          </w:tcPr>
-          <w:p>
-            <w:pPr>
-              <w:spacing w:after="0" w:line="240" w:lineRule="auto"/>
-              <w:jc w:val="center"/>
-            </w:pPr>
-            <w:r>
-              <w:rPr>
-                <w:b/>
-                <w:bCs/>
-                <w:sz w:val="24"/>
-                <w:szCs w:val="24"/>
-              </w:rPr>
-              <w:t>Gorizontal yo‘l: q, m/min</w:t>
-            </w:r>
-          </w:p>
-        </w:tc>
-        <w:tc>
-          <w:tcPr>
-            <w:tcW w:w="1336" w:type="dxa"/>
-            <w:tcBorders>
-              <w:top w:val="single" w:color="000000" w:sz="4" w:space="0"/>
-              <w:left w:val="single" w:color="000000" w:sz="4" w:space="0"/>
-              <w:bottom w:val="single" w:color="000000" w:sz="4" w:space="0"/>
-              <w:right w:val="single" w:color="000000" w:sz="4" w:space="0"/>
-            </w:tcBorders>
-            <w:shd w:val="clear" w:color="auto" w:fill="E7E6E6"/>
-            <w:tcMar>
-              <w:top w:w="40" w:type="dxa"/>
-              <w:left w:w="80" w:type="dxa"/>
-              <w:bottom w:w="40" w:type="dxa"/>
-              <w:right w:w="80" w:type="dxa"/>
-            </w:tcMar>
-            <w:vAlign w:val="center"/>
-          </w:tcPr>
-          <w:p>
-            <w:pPr>
-              <w:spacing w:after="0" w:line="240" w:lineRule="auto"/>
-              <w:jc w:val="center"/>
-            </w:pPr>
-            <w:r>
-              <w:rPr>
-                <w:b/>
-                <w:bCs/>
-                <w:sz w:val="24"/>
-                <w:szCs w:val="24"/>
-              </w:rPr>
-              <w:t>Eshik: q, m/min</w:t>
-            </w:r>
-          </w:p>
-        </w:tc>
-        <w:tc>
-          <w:tcPr>
-            <w:tcW w:w="1572" w:type="dxa"/>
-            <w:tcBorders>
-              <w:top w:val="single" w:color="000000" w:sz="4" w:space="0"/>
-              <w:left w:val="single" w:color="000000" w:sz="4" w:space="0"/>
-              <w:bottom w:val="single" w:color="000000" w:sz="4" w:space="0"/>
-              <w:right w:val="single" w:color="000000" w:sz="4" w:space="0"/>
-            </w:tcBorders>
-            <w:shd w:val="clear" w:color="auto" w:fill="E7E6E6"/>
-            <w:tcMar>
-              <w:top w:w="40" w:type="dxa"/>
-              <w:left w:w="80" w:type="dxa"/>
-              <w:bottom w:w="40" w:type="dxa"/>
-              <w:right w:w="80" w:type="dxa"/>
-            </w:tcMar>
-            <w:vAlign w:val="center"/>
-          </w:tcPr>
-          <w:p>
-            <w:pPr>
-              <w:spacing w:after="0" w:line="240" w:lineRule="auto"/>
-              <w:jc w:val="center"/>
-            </w:pPr>
-            <w:r>
-              <w:rPr>
-                <w:b/>
-                <w:bCs/>
-                <w:sz w:val="24"/>
-                <w:szCs w:val="24"/>
-              </w:rPr>
-              <w:t>Zinadan pastga: v, m/min</w:t>
-            </w:r>
-          </w:p>
-        </w:tc>
-        <w:tc>
-          <w:tcPr>
-            <w:tcW w:w="1573" w:type="dxa"/>
-            <w:tcBorders>
-              <w:top w:val="single" w:color="000000" w:sz="4" w:space="0"/>
-              <w:left w:val="single" w:color="000000" w:sz="4" w:space="0"/>
-              <w:bottom w:val="single" w:color="000000" w:sz="4" w:space="0"/>
-              <w:right w:val="single" w:color="000000" w:sz="4" w:space="0"/>
-            </w:tcBorders>
-            <w:shd w:val="clear" w:color="auto" w:fill="E7E6E6"/>
-            <w:tcMar>
-              <w:top w:w="40" w:type="dxa"/>
-              <w:left w:w="80" w:type="dxa"/>
-              <w:bottom w:w="40" w:type="dxa"/>
-              <w:right w:w="80" w:type="dxa"/>
-            </w:tcMar>
-            <w:vAlign w:val="center"/>
-          </w:tcPr>
-          <w:p>
-            <w:pPr>
-              <w:spacing w:after="0" w:line="240" w:lineRule="auto"/>
-              <w:jc w:val="center"/>
-            </w:pPr>
-            <w:r>
-              <w:rPr>
-                <w:b/>
-                <w:bCs/>
-                <w:sz w:val="24"/>
-                <w:szCs w:val="24"/>
-              </w:rPr>
-              <w:t>Zinadan pastga: q, m/min</w:t>
-            </w:r>
-          </w:p>
-        </w:tc>
-      </w:tr>
-      <w:tr>
-        <w:tblPrEx>
-          <w:tblBorders>
-            <w:top w:val="single" w:color="auto" w:sz="4" w:space="0"/>
-            <w:left w:val="single" w:color="auto" w:sz="4" w:space="0"/>
-            <w:bottom w:val="single" w:color="auto" w:sz="4" w:space="0"/>
-            <w:right w:val="single" w:color="auto" w:sz="4" w:space="0"/>
-            <w:insideH w:val="single" w:color="auto" w:sz="4" w:space="0"/>
-            <w:insideV w:val="single" w:color="auto" w:sz="4" w:space="0"/>
-          </w:tblBorders>
-          <w:tblCellMar>
-            <w:top w:w="0" w:type="dxa"/>
-            <w:left w:w="10" w:type="dxa"/>
-            <w:bottom w:w="0" w:type="dxa"/>
-            <w:right w:w="10" w:type="dxa"/>
-          </w:tblCellMar>
-        </w:tblPrEx>
-        <w:trPr>
-          <w:cantSplit/>
-        </w:trPr>
-        <w:tc>
-          <w:tcPr>
-            <w:tcW w:w="1729" w:type="dxa"/>
-            <w:tcBorders>
-              <w:top w:val="single" w:color="000000" w:sz="4" w:space="0"/>
-              <w:left w:val="single" w:color="000000" w:sz="4" w:space="0"/>
-              <w:bottom w:val="single" w:color="000000" w:sz="4" w:space="0"/>
-              <w:right w:val="single" w:color="000000" w:sz="4" w:space="0"/>
-            </w:tcBorders>
-            <w:tcMar>
-              <w:top w:w="40" w:type="dxa"/>
-              <w:left w:w="80" w:type="dxa"/>
-              <w:bottom w:w="40" w:type="dxa"/>
-              <w:right w:w="80" w:type="dxa"/>
-            </w:tcMar>
-            <w:vAlign w:val="center"/>
-          </w:tcPr>
-          <w:p>
-            <w:pPr>
-              <w:spacing w:after="0" w:line="240" w:lineRule="auto"/>
-              <w:jc w:val="left"/>
-            </w:pPr>
-            <w:r>
-              <w:rPr>
-                <w:sz w:val="24"/>
-                <w:szCs w:val="24"/>
-              </w:rPr>
-              <w:t>0,01</w:t>
-            </w:r>
-          </w:p>
-        </w:tc>
-        <w:tc>
-          <w:tcPr>
-            <w:tcW w:w="1572" w:type="dxa"/>
-            <w:tcBorders>
-              <w:top w:val="single" w:color="000000" w:sz="4" w:space="0"/>
-              <w:left w:val="single" w:color="000000" w:sz="4" w:space="0"/>
-              <w:bottom w:val="single" w:color="000000" w:sz="4" w:space="0"/>
-              <w:right w:val="single" w:color="000000" w:sz="4" w:space="0"/>
-            </w:tcBorders>
-            <w:tcMar>
-              <w:top w:w="40" w:type="dxa"/>
-              <w:left w:w="80" w:type="dxa"/>
-              <w:bottom w:w="40" w:type="dxa"/>
-              <w:right w:w="80" w:type="dxa"/>
-            </w:tcMar>
-            <w:vAlign w:val="center"/>
-          </w:tcPr>
-          <w:p>
-            <w:pPr>
-              <w:spacing w:after="0" w:line="240" w:lineRule="auto"/>
-              <w:jc w:val="left"/>
-            </w:pPr>
-            <w:r>
-              <w:rPr>
-                <w:sz w:val="24"/>
-                <w:szCs w:val="24"/>
-              </w:rPr>
-              <w:t>100</w:t>
-            </w:r>
-          </w:p>
-        </w:tc>
-        <w:tc>
-          <w:tcPr>
-            <w:tcW w:w="1572" w:type="dxa"/>
-            <w:tcBorders>
-              <w:top w:val="single" w:color="000000" w:sz="4" w:space="0"/>
-              <w:left w:val="single" w:color="000000" w:sz="4" w:space="0"/>
-              <w:bottom w:val="single" w:color="000000" w:sz="4" w:space="0"/>
-              <w:right w:val="single" w:color="000000" w:sz="4" w:space="0"/>
-            </w:tcBorders>
-            <w:tcMar>
-              <w:top w:w="40" w:type="dxa"/>
-              <w:left w:w="80" w:type="dxa"/>
-              <w:bottom w:w="40" w:type="dxa"/>
-              <w:right w:w="80" w:type="dxa"/>
-            </w:tcMar>
-            <w:vAlign w:val="center"/>
-          </w:tcPr>
-          <w:p>
-            <w:pPr>
-              <w:spacing w:after="0" w:line="240" w:lineRule="auto"/>
-              <w:jc w:val="left"/>
-            </w:pPr>
-            <w:r>
-              <w:rPr>
-                <w:sz w:val="24"/>
-                <w:szCs w:val="24"/>
-              </w:rPr>
-              <w:t>1,0</w:t>
-            </w:r>
-          </w:p>
-        </w:tc>
-        <w:tc>
-          <w:tcPr>
-            <w:tcW w:w="1336" w:type="dxa"/>
-            <w:tcBorders>
-              <w:top w:val="single" w:color="000000" w:sz="4" w:space="0"/>
-              <w:left w:val="single" w:color="000000" w:sz="4" w:space="0"/>
-              <w:bottom w:val="single" w:color="000000" w:sz="4" w:space="0"/>
-              <w:right w:val="single" w:color="000000" w:sz="4" w:space="0"/>
-            </w:tcBorders>
-            <w:tcMar>
-              <w:top w:w="40" w:type="dxa"/>
-              <w:left w:w="80" w:type="dxa"/>
-              <w:bottom w:w="40" w:type="dxa"/>
-              <w:right w:w="80" w:type="dxa"/>
-            </w:tcMar>
-            <w:vAlign w:val="center"/>
-          </w:tcPr>
-          <w:p>
-            <w:pPr>
-              <w:spacing w:after="0" w:line="240" w:lineRule="auto"/>
-              <w:jc w:val="left"/>
-            </w:pPr>
-            <w:r>
-              <w:rPr>
-                <w:sz w:val="24"/>
-                <w:szCs w:val="24"/>
-              </w:rPr>
-              <w:t>1,0</w:t>
-            </w:r>
-          </w:p>
-        </w:tc>
-        <w:tc>
-          <w:tcPr>
-            <w:tcW w:w="1572" w:type="dxa"/>
-            <w:tcBorders>
-              <w:top w:val="single" w:color="000000" w:sz="4" w:space="0"/>
-              <w:left w:val="single" w:color="000000" w:sz="4" w:space="0"/>
-              <w:bottom w:val="single" w:color="000000" w:sz="4" w:space="0"/>
-              <w:right w:val="single" w:color="000000" w:sz="4" w:space="0"/>
-            </w:tcBorders>
-            <w:tcMar>
-              <w:top w:w="40" w:type="dxa"/>
-              <w:left w:w="80" w:type="dxa"/>
-              <w:bottom w:w="40" w:type="dxa"/>
-              <w:right w:w="80" w:type="dxa"/>
-            </w:tcMar>
-            <w:vAlign w:val="center"/>
-          </w:tcPr>
-          <w:p>
-            <w:pPr>
-              <w:spacing w:after="0" w:line="240" w:lineRule="auto"/>
-              <w:jc w:val="left"/>
-            </w:pPr>
-            <w:r>
-              <w:rPr>
-                <w:sz w:val="24"/>
-                <w:szCs w:val="24"/>
-              </w:rPr>
-              <w:t>100</w:t>
-            </w:r>
-          </w:p>
-        </w:tc>
-        <w:tc>
-          <w:tcPr>
-            <w:tcW w:w="1573" w:type="dxa"/>
-            <w:tcBorders>
-              <w:top w:val="single" w:color="000000" w:sz="4" w:space="0"/>
-              <w:left w:val="single" w:color="000000" w:sz="4" w:space="0"/>
-              <w:bottom w:val="single" w:color="000000" w:sz="4" w:space="0"/>
-              <w:right w:val="single" w:color="000000" w:sz="4" w:space="0"/>
-            </w:tcBorders>
-            <w:tcMar>
-              <w:top w:w="40" w:type="dxa"/>
-              <w:left w:w="80" w:type="dxa"/>
-              <w:bottom w:w="40" w:type="dxa"/>
-              <w:right w:w="80" w:type="dxa"/>
-            </w:tcMar>
-            <w:vAlign w:val="center"/>
-          </w:tcPr>
-          <w:p>
-            <w:pPr>
-              <w:spacing w:after="0" w:line="240" w:lineRule="auto"/>
-              <w:jc w:val="left"/>
-            </w:pPr>
-            <w:r>
-              <w:rPr>
-                <w:sz w:val="24"/>
-                <w:szCs w:val="24"/>
-              </w:rPr>
-              <w:t>1,0</w:t>
-            </w:r>
-          </w:p>
-        </w:tc>
-      </w:tr>
-      <w:tr>
-        <w:tblPrEx>
-          <w:tblBorders>
-            <w:top w:val="single" w:color="auto" w:sz="4" w:space="0"/>
-            <w:left w:val="single" w:color="auto" w:sz="4" w:space="0"/>
-            <w:bottom w:val="single" w:color="auto" w:sz="4" w:space="0"/>
-            <w:right w:val="single" w:color="auto" w:sz="4" w:space="0"/>
-            <w:insideH w:val="single" w:color="auto" w:sz="4" w:space="0"/>
-            <w:insideV w:val="single" w:color="auto" w:sz="4" w:space="0"/>
-          </w:tblBorders>
-          <w:tblCellMar>
-            <w:top w:w="0" w:type="dxa"/>
-            <w:left w:w="10" w:type="dxa"/>
-            <w:bottom w:w="0" w:type="dxa"/>
-            <w:right w:w="10" w:type="dxa"/>
-          </w:tblCellMar>
-        </w:tblPrEx>
-        <w:trPr>
-          <w:cantSplit/>
-        </w:trPr>
-        <w:tc>
-          <w:tcPr>
-            <w:tcW w:w="1729" w:type="dxa"/>
-            <w:tcBorders>
-              <w:top w:val="single" w:color="000000" w:sz="4" w:space="0"/>
-              <w:left w:val="single" w:color="000000" w:sz="4" w:space="0"/>
-              <w:bottom w:val="single" w:color="000000" w:sz="4" w:space="0"/>
-              <w:right w:val="single" w:color="000000" w:sz="4" w:space="0"/>
-            </w:tcBorders>
-            <w:tcMar>
-              <w:top w:w="40" w:type="dxa"/>
-              <w:left w:w="80" w:type="dxa"/>
-              <w:bottom w:w="40" w:type="dxa"/>
-              <w:right w:w="80" w:type="dxa"/>
-            </w:tcMar>
-            <w:vAlign w:val="center"/>
-          </w:tcPr>
-          <w:p>
-            <w:pPr>
-              <w:spacing w:after="0" w:line="240" w:lineRule="auto"/>
-              <w:jc w:val="left"/>
-            </w:pPr>
-            <w:r>
-              <w:rPr>
-                <w:sz w:val="24"/>
-                <w:szCs w:val="24"/>
-              </w:rPr>
-              <w:t>0,05</w:t>
-            </w:r>
-          </w:p>
-        </w:tc>
-        <w:tc>
-          <w:tcPr>
-            <w:tcW w:w="1572" w:type="dxa"/>
-            <w:tcBorders>
-              <w:top w:val="single" w:color="000000" w:sz="4" w:space="0"/>
-              <w:left w:val="single" w:color="000000" w:sz="4" w:space="0"/>
-              <w:bottom w:val="single" w:color="000000" w:sz="4" w:space="0"/>
-              <w:right w:val="single" w:color="000000" w:sz="4" w:space="0"/>
-            </w:tcBorders>
-            <w:tcMar>
-              <w:top w:w="40" w:type="dxa"/>
-              <w:left w:w="80" w:type="dxa"/>
-              <w:bottom w:w="40" w:type="dxa"/>
-              <w:right w:w="80" w:type="dxa"/>
-            </w:tcMar>
-            <w:vAlign w:val="center"/>
-          </w:tcPr>
-          <w:p>
-            <w:pPr>
-              <w:spacing w:after="0" w:line="240" w:lineRule="auto"/>
-              <w:jc w:val="left"/>
-            </w:pPr>
-            <w:r>
-              <w:rPr>
-                <w:sz w:val="24"/>
-                <w:szCs w:val="24"/>
-              </w:rPr>
-              <w:t>100</w:t>
-            </w:r>
-          </w:p>
-        </w:tc>
-        <w:tc>
-          <w:tcPr>
-            <w:tcW w:w="1572" w:type="dxa"/>
-            <w:tcBorders>
-              <w:top w:val="single" w:color="000000" w:sz="4" w:space="0"/>
-              <w:left w:val="single" w:color="000000" w:sz="4" w:space="0"/>
-              <w:bottom w:val="single" w:color="000000" w:sz="4" w:space="0"/>
-              <w:right w:val="single" w:color="000000" w:sz="4" w:space="0"/>
-            </w:tcBorders>
-            <w:tcMar>
-              <w:top w:w="40" w:type="dxa"/>
-              <w:left w:w="80" w:type="dxa"/>
-              <w:bottom w:w="40" w:type="dxa"/>
-              <w:right w:w="80" w:type="dxa"/>
-            </w:tcMar>
-            <w:vAlign w:val="center"/>
-          </w:tcPr>
-          <w:p>
-            <w:pPr>
-              <w:spacing w:after="0" w:line="240" w:lineRule="auto"/>
-              <w:jc w:val="left"/>
-            </w:pPr>
-            <w:r>
-              <w:rPr>
-                <w:sz w:val="24"/>
-                <w:szCs w:val="24"/>
-              </w:rPr>
-              <w:t>5,0</w:t>
-            </w:r>
-          </w:p>
-        </w:tc>
-        <w:tc>
-          <w:tcPr>
-            <w:tcW w:w="1336" w:type="dxa"/>
-            <w:tcBorders>
-              <w:top w:val="single" w:color="000000" w:sz="4" w:space="0"/>
-              <w:left w:val="single" w:color="000000" w:sz="4" w:space="0"/>
-              <w:bottom w:val="single" w:color="000000" w:sz="4" w:space="0"/>
-              <w:right w:val="single" w:color="000000" w:sz="4" w:space="0"/>
-            </w:tcBorders>
-            <w:tcMar>
-              <w:top w:w="40" w:type="dxa"/>
-              <w:left w:w="80" w:type="dxa"/>
-              <w:bottom w:w="40" w:type="dxa"/>
-              <w:right w:w="80" w:type="dxa"/>
-            </w:tcMar>
-            <w:vAlign w:val="center"/>
-          </w:tcPr>
-          <w:p>
-            <w:pPr>
-              <w:spacing w:after="0" w:line="240" w:lineRule="auto"/>
-              <w:jc w:val="left"/>
-            </w:pPr>
-            <w:r>
-              <w:rPr>
-                <w:sz w:val="24"/>
-                <w:szCs w:val="24"/>
-              </w:rPr>
-              <w:t>5,0</w:t>
-            </w:r>
-          </w:p>
-        </w:tc>
-        <w:tc>
-          <w:tcPr>
-            <w:tcW w:w="1572" w:type="dxa"/>
-            <w:tcBorders>
-              <w:top w:val="single" w:color="000000" w:sz="4" w:space="0"/>
-              <w:left w:val="single" w:color="000000" w:sz="4" w:space="0"/>
-              <w:bottom w:val="single" w:color="000000" w:sz="4" w:space="0"/>
-              <w:right w:val="single" w:color="000000" w:sz="4" w:space="0"/>
-            </w:tcBorders>
-            <w:tcMar>
-              <w:top w:w="40" w:type="dxa"/>
-              <w:left w:w="80" w:type="dxa"/>
-              <w:bottom w:w="40" w:type="dxa"/>
-              <w:right w:w="80" w:type="dxa"/>
-            </w:tcMar>
-            <w:vAlign w:val="center"/>
-          </w:tcPr>
-          <w:p>
-            <w:pPr>
-              <w:spacing w:after="0" w:line="240" w:lineRule="auto"/>
-              <w:jc w:val="left"/>
-            </w:pPr>
-            <w:r>
-              <w:rPr>
-                <w:sz w:val="24"/>
-                <w:szCs w:val="24"/>
-              </w:rPr>
-              <w:t>100</w:t>
-            </w:r>
-          </w:p>
-        </w:tc>
-        <w:tc>
-          <w:tcPr>
-            <w:tcW w:w="1573" w:type="dxa"/>
-            <w:tcBorders>
-              <w:top w:val="single" w:color="000000" w:sz="4" w:space="0"/>
-              <w:left w:val="single" w:color="000000" w:sz="4" w:space="0"/>
-              <w:bottom w:val="single" w:color="000000" w:sz="4" w:space="0"/>
-              <w:right w:val="single" w:color="000000" w:sz="4" w:space="0"/>
-            </w:tcBorders>
-            <w:tcMar>
-              <w:top w:w="40" w:type="dxa"/>
-              <w:left w:w="80" w:type="dxa"/>
-              <w:bottom w:w="40" w:type="dxa"/>
-              <w:right w:w="80" w:type="dxa"/>
-            </w:tcMar>
-            <w:vAlign w:val="center"/>
-          </w:tcPr>
-          <w:p>
-            <w:pPr>
-              <w:spacing w:after="0" w:line="240" w:lineRule="auto"/>
-              <w:jc w:val="left"/>
-            </w:pPr>
-            <w:r>
-              <w:rPr>
-                <w:sz w:val="24"/>
-                <w:szCs w:val="24"/>
-              </w:rPr>
-              <w:t>5,0</w:t>
-            </w:r>
-          </w:p>
-        </w:tc>
-      </w:tr>
-      <w:tr>
-        <w:tblPrEx>
-          <w:tblBorders>
-            <w:top w:val="single" w:color="auto" w:sz="4" w:space="0"/>
-            <w:left w:val="single" w:color="auto" w:sz="4" w:space="0"/>
-            <w:bottom w:val="single" w:color="auto" w:sz="4" w:space="0"/>
-            <w:right w:val="single" w:color="auto" w:sz="4" w:space="0"/>
-            <w:insideH w:val="single" w:color="auto" w:sz="4" w:space="0"/>
-            <w:insideV w:val="single" w:color="auto" w:sz="4" w:space="0"/>
-          </w:tblBorders>
-          <w:tblCellMar>
-            <w:top w:w="0" w:type="dxa"/>
-            <w:left w:w="10" w:type="dxa"/>
-            <w:bottom w:w="0" w:type="dxa"/>
-            <w:right w:w="10" w:type="dxa"/>
-          </w:tblCellMar>
-        </w:tblPrEx>
-        <w:trPr>
-          <w:cantSplit/>
-        </w:trPr>
-        <w:tc>
-          <w:tcPr>
-            <w:tcW w:w="1729" w:type="dxa"/>
-            <w:tcBorders>
-              <w:top w:val="single" w:color="000000" w:sz="4" w:space="0"/>
-              <w:left w:val="single" w:color="000000" w:sz="4" w:space="0"/>
-              <w:bottom w:val="single" w:color="000000" w:sz="4" w:space="0"/>
-              <w:right w:val="single" w:color="000000" w:sz="4" w:space="0"/>
-            </w:tcBorders>
-            <w:tcMar>
-              <w:top w:w="40" w:type="dxa"/>
-              <w:left w:w="80" w:type="dxa"/>
-              <w:bottom w:w="40" w:type="dxa"/>
-              <w:right w:w="80" w:type="dxa"/>
-            </w:tcMar>
-            <w:vAlign w:val="center"/>
-          </w:tcPr>
-          <w:p>
-            <w:pPr>
-              <w:spacing w:after="0" w:line="240" w:lineRule="auto"/>
-              <w:jc w:val="left"/>
-            </w:pPr>
-            <w:r>
-              <w:rPr>
-                <w:sz w:val="24"/>
-                <w:szCs w:val="24"/>
-              </w:rPr>
-              <w:t>0,10</w:t>
-            </w:r>
-          </w:p>
-        </w:tc>
-        <w:tc>
-          <w:tcPr>
-            <w:tcW w:w="1572" w:type="dxa"/>
-            <w:tcBorders>
-              <w:top w:val="single" w:color="000000" w:sz="4" w:space="0"/>
-              <w:left w:val="single" w:color="000000" w:sz="4" w:space="0"/>
-              <w:bottom w:val="single" w:color="000000" w:sz="4" w:space="0"/>
-              <w:right w:val="single" w:color="000000" w:sz="4" w:space="0"/>
-            </w:tcBorders>
-            <w:tcMar>
-              <w:top w:w="40" w:type="dxa"/>
-              <w:left w:w="80" w:type="dxa"/>
-              <w:bottom w:w="40" w:type="dxa"/>
-              <w:right w:w="80" w:type="dxa"/>
-            </w:tcMar>
-            <w:vAlign w:val="center"/>
-          </w:tcPr>
-          <w:p>
-            <w:pPr>
-              <w:spacing w:after="0" w:line="240" w:lineRule="auto"/>
-              <w:jc w:val="left"/>
-            </w:pPr>
-            <w:r>
-              <w:rPr>
-                <w:sz w:val="24"/>
-                <w:szCs w:val="24"/>
-              </w:rPr>
-              <w:t>80</w:t>
-            </w:r>
-          </w:p>
-        </w:tc>
-        <w:tc>
-          <w:tcPr>
-            <w:tcW w:w="1572" w:type="dxa"/>
-            <w:tcBorders>
-              <w:top w:val="single" w:color="000000" w:sz="4" w:space="0"/>
-              <w:left w:val="single" w:color="000000" w:sz="4" w:space="0"/>
-              <w:bottom w:val="single" w:color="000000" w:sz="4" w:space="0"/>
-              <w:right w:val="single" w:color="000000" w:sz="4" w:space="0"/>
-            </w:tcBorders>
-            <w:tcMar>
-              <w:top w:w="40" w:type="dxa"/>
-              <w:left w:w="80" w:type="dxa"/>
-              <w:bottom w:w="40" w:type="dxa"/>
-              <w:right w:w="80" w:type="dxa"/>
-            </w:tcMar>
-            <w:vAlign w:val="center"/>
-          </w:tcPr>
-          <w:p>
-            <w:pPr>
-              <w:spacing w:after="0" w:line="240" w:lineRule="auto"/>
-              <w:jc w:val="left"/>
-            </w:pPr>
-            <w:r>
-              <w:rPr>
-                <w:sz w:val="24"/>
-                <w:szCs w:val="24"/>
-              </w:rPr>
-              <w:t>8,0</w:t>
-            </w:r>
-          </w:p>
-        </w:tc>
-        <w:tc>
-          <w:tcPr>
-            <w:tcW w:w="1336" w:type="dxa"/>
-            <w:tcBorders>
-              <w:top w:val="single" w:color="000000" w:sz="4" w:space="0"/>
-              <w:left w:val="single" w:color="000000" w:sz="4" w:space="0"/>
-              <w:bottom w:val="single" w:color="000000" w:sz="4" w:space="0"/>
-              <w:right w:val="single" w:color="000000" w:sz="4" w:space="0"/>
-            </w:tcBorders>
-            <w:tcMar>
-              <w:top w:w="40" w:type="dxa"/>
-              <w:left w:w="80" w:type="dxa"/>
-              <w:bottom w:w="40" w:type="dxa"/>
-              <w:right w:w="80" w:type="dxa"/>
-            </w:tcMar>
-            <w:vAlign w:val="center"/>
-          </w:tcPr>
-          <w:p>
-            <w:pPr>
-              <w:spacing w:after="0" w:line="240" w:lineRule="auto"/>
-              <w:jc w:val="left"/>
-            </w:pPr>
-            <w:r>
-              <w:rPr>
-                <w:sz w:val="24"/>
-                <w:szCs w:val="24"/>
-              </w:rPr>
-              <w:t>8,7</w:t>
-            </w:r>
-          </w:p>
-        </w:tc>
-        <w:tc>
-          <w:tcPr>
-            <w:tcW w:w="1572" w:type="dxa"/>
-            <w:tcBorders>
-              <w:top w:val="single" w:color="000000" w:sz="4" w:space="0"/>
-              <w:left w:val="single" w:color="000000" w:sz="4" w:space="0"/>
-              <w:bottom w:val="single" w:color="000000" w:sz="4" w:space="0"/>
-              <w:right w:val="single" w:color="000000" w:sz="4" w:space="0"/>
-            </w:tcBorders>
-            <w:tcMar>
-              <w:top w:w="40" w:type="dxa"/>
-              <w:left w:w="80" w:type="dxa"/>
-              <w:bottom w:w="40" w:type="dxa"/>
-              <w:right w:w="80" w:type="dxa"/>
-            </w:tcMar>
-            <w:vAlign w:val="center"/>
-          </w:tcPr>
-          <w:p>
-            <w:pPr>
-              <w:spacing w:after="0" w:line="240" w:lineRule="auto"/>
-              <w:jc w:val="left"/>
-            </w:pPr>
-            <w:r>
-              <w:rPr>
-                <w:sz w:val="24"/>
-                <w:szCs w:val="24"/>
-              </w:rPr>
-              <w:t>95</w:t>
-            </w:r>
-          </w:p>
-        </w:tc>
-        <w:tc>
-          <w:tcPr>
-            <w:tcW w:w="1573" w:type="dxa"/>
-            <w:tcBorders>
-              <w:top w:val="single" w:color="000000" w:sz="4" w:space="0"/>
-              <w:left w:val="single" w:color="000000" w:sz="4" w:space="0"/>
-              <w:bottom w:val="single" w:color="000000" w:sz="4" w:space="0"/>
-              <w:right w:val="single" w:color="000000" w:sz="4" w:space="0"/>
-            </w:tcBorders>
-            <w:tcMar>
-              <w:top w:w="40" w:type="dxa"/>
-              <w:left w:w="80" w:type="dxa"/>
-              <w:bottom w:w="40" w:type="dxa"/>
-              <w:right w:w="80" w:type="dxa"/>
-            </w:tcMar>
-            <w:vAlign w:val="center"/>
-          </w:tcPr>
-          <w:p>
-            <w:pPr>
-              <w:spacing w:after="0" w:line="240" w:lineRule="auto"/>
-              <w:jc w:val="left"/>
-            </w:pPr>
-            <w:r>
-              <w:rPr>
-                <w:sz w:val="24"/>
-                <w:szCs w:val="24"/>
-              </w:rPr>
-              <w:t>9,5</w:t>
-            </w:r>
-          </w:p>
-        </w:tc>
-      </w:tr>
-      <w:tr>
-        <w:tblPrEx>
-          <w:tblBorders>
-            <w:top w:val="single" w:color="auto" w:sz="4" w:space="0"/>
-            <w:left w:val="single" w:color="auto" w:sz="4" w:space="0"/>
-            <w:bottom w:val="single" w:color="auto" w:sz="4" w:space="0"/>
-            <w:right w:val="single" w:color="auto" w:sz="4" w:space="0"/>
-            <w:insideH w:val="single" w:color="auto" w:sz="4" w:space="0"/>
-            <w:insideV w:val="single" w:color="auto" w:sz="4" w:space="0"/>
-          </w:tblBorders>
-          <w:tblCellMar>
-            <w:top w:w="0" w:type="dxa"/>
-            <w:left w:w="10" w:type="dxa"/>
-            <w:bottom w:w="0" w:type="dxa"/>
-            <w:right w:w="10" w:type="dxa"/>
-          </w:tblCellMar>
-        </w:tblPrEx>
-        <w:trPr>
-          <w:cantSplit/>
-        </w:trPr>
-        <w:tc>
-          <w:tcPr>
-            <w:tcW w:w="1729" w:type="dxa"/>
-            <w:tcBorders>
-              <w:top w:val="single" w:color="000000" w:sz="4" w:space="0"/>
-              <w:left w:val="single" w:color="000000" w:sz="4" w:space="0"/>
-              <w:bottom w:val="single" w:color="000000" w:sz="4" w:space="0"/>
-              <w:right w:val="single" w:color="000000" w:sz="4" w:space="0"/>
-            </w:tcBorders>
-            <w:tcMar>
-              <w:top w:w="40" w:type="dxa"/>
-              <w:left w:w="80" w:type="dxa"/>
-              <w:bottom w:w="40" w:type="dxa"/>
-              <w:right w:w="80" w:type="dxa"/>
-            </w:tcMar>
-            <w:vAlign w:val="center"/>
-          </w:tcPr>
-          <w:p>
-            <w:pPr>
-              <w:spacing w:after="0" w:line="240" w:lineRule="auto"/>
-              <w:jc w:val="left"/>
-            </w:pPr>
-            <w:r>
-              <w:rPr>
-                <w:sz w:val="24"/>
-                <w:szCs w:val="24"/>
-              </w:rPr>
-              <w:t>0,20</w:t>
-            </w:r>
-          </w:p>
-        </w:tc>
-        <w:tc>
-          <w:tcPr>
-            <w:tcW w:w="1572" w:type="dxa"/>
-            <w:tcBorders>
-              <w:top w:val="single" w:color="000000" w:sz="4" w:space="0"/>
-              <w:left w:val="single" w:color="000000" w:sz="4" w:space="0"/>
-              <w:bottom w:val="single" w:color="000000" w:sz="4" w:space="0"/>
-              <w:right w:val="single" w:color="000000" w:sz="4" w:space="0"/>
-            </w:tcBorders>
-            <w:tcMar>
-              <w:top w:w="40" w:type="dxa"/>
-              <w:left w:w="80" w:type="dxa"/>
-              <w:bottom w:w="40" w:type="dxa"/>
-              <w:right w:w="80" w:type="dxa"/>
-            </w:tcMar>
-            <w:vAlign w:val="center"/>
-          </w:tcPr>
-          <w:p>
-            <w:pPr>
-              <w:spacing w:after="0" w:line="240" w:lineRule="auto"/>
-              <w:jc w:val="left"/>
-            </w:pPr>
-            <w:r>
-              <w:rPr>
-                <w:sz w:val="24"/>
-                <w:szCs w:val="24"/>
-              </w:rPr>
-              <w:t>60</w:t>
-            </w:r>
-          </w:p>
-        </w:tc>
-        <w:tc>
-          <w:tcPr>
-            <w:tcW w:w="1572" w:type="dxa"/>
-            <w:tcBorders>
-              <w:top w:val="single" w:color="000000" w:sz="4" w:space="0"/>
-              <w:left w:val="single" w:color="000000" w:sz="4" w:space="0"/>
-              <w:bottom w:val="single" w:color="000000" w:sz="4" w:space="0"/>
-              <w:right w:val="single" w:color="000000" w:sz="4" w:space="0"/>
-            </w:tcBorders>
-            <w:tcMar>
-              <w:top w:w="40" w:type="dxa"/>
-              <w:left w:w="80" w:type="dxa"/>
-              <w:bottom w:w="40" w:type="dxa"/>
-              <w:right w:w="80" w:type="dxa"/>
-            </w:tcMar>
-            <w:vAlign w:val="center"/>
-          </w:tcPr>
-          <w:p>
-            <w:pPr>
-              <w:spacing w:after="0" w:line="240" w:lineRule="auto"/>
-              <w:jc w:val="left"/>
-            </w:pPr>
-            <w:r>
-              <w:rPr>
-                <w:sz w:val="24"/>
-                <w:szCs w:val="24"/>
-              </w:rPr>
-              <w:t>12,0</w:t>
-            </w:r>
-          </w:p>
-        </w:tc>
-        <w:tc>
-          <w:tcPr>
-            <w:tcW w:w="1336" w:type="dxa"/>
-            <w:tcBorders>
-              <w:top w:val="single" w:color="000000" w:sz="4" w:space="0"/>
-              <w:left w:val="single" w:color="000000" w:sz="4" w:space="0"/>
-              <w:bottom w:val="single" w:color="000000" w:sz="4" w:space="0"/>
-              <w:right w:val="single" w:color="000000" w:sz="4" w:space="0"/>
-            </w:tcBorders>
-            <w:tcMar>
-              <w:top w:w="40" w:type="dxa"/>
-              <w:left w:w="80" w:type="dxa"/>
-              <w:bottom w:w="40" w:type="dxa"/>
-              <w:right w:w="80" w:type="dxa"/>
-            </w:tcMar>
-            <w:vAlign w:val="center"/>
-          </w:tcPr>
-          <w:p>
-            <w:pPr>
-              <w:spacing w:after="0" w:line="240" w:lineRule="auto"/>
-              <w:jc w:val="left"/>
-            </w:pPr>
-            <w:r>
-              <w:rPr>
-                <w:sz w:val="24"/>
-                <w:szCs w:val="24"/>
-              </w:rPr>
-              <w:t>13,4</w:t>
-            </w:r>
-          </w:p>
-        </w:tc>
-        <w:tc>
-          <w:tcPr>
-            <w:tcW w:w="1572" w:type="dxa"/>
-            <w:tcBorders>
-              <w:top w:val="single" w:color="000000" w:sz="4" w:space="0"/>
-              <w:left w:val="single" w:color="000000" w:sz="4" w:space="0"/>
-              <w:bottom w:val="single" w:color="000000" w:sz="4" w:space="0"/>
-              <w:right w:val="single" w:color="000000" w:sz="4" w:space="0"/>
-            </w:tcBorders>
-            <w:tcMar>
-              <w:top w:w="40" w:type="dxa"/>
-              <w:left w:w="80" w:type="dxa"/>
-              <w:bottom w:w="40" w:type="dxa"/>
-              <w:right w:w="80" w:type="dxa"/>
-            </w:tcMar>
-            <w:vAlign w:val="center"/>
-          </w:tcPr>
-          <w:p>
-            <w:pPr>
-              <w:spacing w:after="0" w:line="240" w:lineRule="auto"/>
-              <w:jc w:val="left"/>
-            </w:pPr>
-            <w:r>
-              <w:rPr>
-                <w:sz w:val="24"/>
-                <w:szCs w:val="24"/>
-              </w:rPr>
-              <w:t>68</w:t>
-            </w:r>
-          </w:p>
-        </w:tc>
-        <w:tc>
-          <w:tcPr>
-            <w:tcW w:w="1573" w:type="dxa"/>
-            <w:tcBorders>
-              <w:top w:val="single" w:color="000000" w:sz="4" w:space="0"/>
-              <w:left w:val="single" w:color="000000" w:sz="4" w:space="0"/>
-              <w:bottom w:val="single" w:color="000000" w:sz="4" w:space="0"/>
-              <w:right w:val="single" w:color="000000" w:sz="4" w:space="0"/>
-            </w:tcBorders>
-            <w:tcMar>
-              <w:top w:w="40" w:type="dxa"/>
-              <w:left w:w="80" w:type="dxa"/>
-              <w:bottom w:w="40" w:type="dxa"/>
-              <w:right w:w="80" w:type="dxa"/>
-            </w:tcMar>
-            <w:vAlign w:val="center"/>
-          </w:tcPr>
-          <w:p>
-            <w:pPr>
-              <w:spacing w:after="0" w:line="240" w:lineRule="auto"/>
-              <w:jc w:val="left"/>
-            </w:pPr>
-            <w:r>
-              <w:rPr>
-                <w:sz w:val="24"/>
-                <w:szCs w:val="24"/>
-              </w:rPr>
-              <w:t>13,6</w:t>
-            </w:r>
-          </w:p>
-        </w:tc>
-      </w:tr>
-      <w:tr>
-        <w:tblPrEx>
-          <w:tblBorders>
-            <w:top w:val="single" w:color="auto" w:sz="4" w:space="0"/>
-            <w:left w:val="single" w:color="auto" w:sz="4" w:space="0"/>
-            <w:bottom w:val="single" w:color="auto" w:sz="4" w:space="0"/>
-            <w:right w:val="single" w:color="auto" w:sz="4" w:space="0"/>
-            <w:insideH w:val="single" w:color="auto" w:sz="4" w:space="0"/>
-            <w:insideV w:val="single" w:color="auto" w:sz="4" w:space="0"/>
-          </w:tblBorders>
-          <w:tblCellMar>
-            <w:top w:w="0" w:type="dxa"/>
-            <w:left w:w="10" w:type="dxa"/>
-            <w:bottom w:w="0" w:type="dxa"/>
-            <w:right w:w="10" w:type="dxa"/>
-          </w:tblCellMar>
-        </w:tblPrEx>
-        <w:trPr>
-          <w:cantSplit/>
-        </w:trPr>
-        <w:tc>
-          <w:tcPr>
-            <w:tcW w:w="1729" w:type="dxa"/>
-            <w:tcBorders>
-              <w:top w:val="single" w:color="000000" w:sz="4" w:space="0"/>
-              <w:left w:val="single" w:color="000000" w:sz="4" w:space="0"/>
-              <w:bottom w:val="single" w:color="000000" w:sz="4" w:space="0"/>
-              <w:right w:val="single" w:color="000000" w:sz="4" w:space="0"/>
-            </w:tcBorders>
-            <w:tcMar>
-              <w:top w:w="40" w:type="dxa"/>
-              <w:left w:w="80" w:type="dxa"/>
-              <w:bottom w:w="40" w:type="dxa"/>
-              <w:right w:w="80" w:type="dxa"/>
-            </w:tcMar>
-            <w:vAlign w:val="center"/>
-          </w:tcPr>
-          <w:p>
-            <w:pPr>
-              <w:spacing w:after="0" w:line="240" w:lineRule="auto"/>
-              <w:jc w:val="left"/>
-            </w:pPr>
-            <w:r>
-              <w:rPr>
-                <w:sz w:val="24"/>
-                <w:szCs w:val="24"/>
-              </w:rPr>
-              <w:t>0,30</w:t>
-            </w:r>
-          </w:p>
-        </w:tc>
-        <w:tc>
-          <w:tcPr>
-            <w:tcW w:w="1572" w:type="dxa"/>
-            <w:tcBorders>
-              <w:top w:val="single" w:color="000000" w:sz="4" w:space="0"/>
-              <w:left w:val="single" w:color="000000" w:sz="4" w:space="0"/>
-              <w:bottom w:val="single" w:color="000000" w:sz="4" w:space="0"/>
-              <w:right w:val="single" w:color="000000" w:sz="4" w:space="0"/>
-            </w:tcBorders>
-            <w:tcMar>
-              <w:top w:w="40" w:type="dxa"/>
-              <w:left w:w="80" w:type="dxa"/>
-              <w:bottom w:w="40" w:type="dxa"/>
-              <w:right w:w="80" w:type="dxa"/>
-            </w:tcMar>
-            <w:vAlign w:val="center"/>
-          </w:tcPr>
-          <w:p>
-            <w:pPr>
-              <w:spacing w:after="0" w:line="240" w:lineRule="auto"/>
-              <w:jc w:val="left"/>
-            </w:pPr>
-            <w:r>
-              <w:rPr>
-                <w:sz w:val="24"/>
-                <w:szCs w:val="24"/>
-              </w:rPr>
-              <w:t>47</w:t>
-            </w:r>
-          </w:p>
-        </w:tc>
-        <w:tc>
-          <w:tcPr>
-            <w:tcW w:w="1572" w:type="dxa"/>
-            <w:tcBorders>
-              <w:top w:val="single" w:color="000000" w:sz="4" w:space="0"/>
-              <w:left w:val="single" w:color="000000" w:sz="4" w:space="0"/>
-              <w:bottom w:val="single" w:color="000000" w:sz="4" w:space="0"/>
-              <w:right w:val="single" w:color="000000" w:sz="4" w:space="0"/>
-            </w:tcBorders>
-            <w:tcMar>
-              <w:top w:w="40" w:type="dxa"/>
-              <w:left w:w="80" w:type="dxa"/>
-              <w:bottom w:w="40" w:type="dxa"/>
-              <w:right w:w="80" w:type="dxa"/>
-            </w:tcMar>
-            <w:vAlign w:val="center"/>
-          </w:tcPr>
-          <w:p>
-            <w:pPr>
-              <w:spacing w:after="0" w:line="240" w:lineRule="auto"/>
-              <w:jc w:val="left"/>
-            </w:pPr>
-            <w:r>
-              <w:rPr>
-                <w:sz w:val="24"/>
-                <w:szCs w:val="24"/>
-              </w:rPr>
-              <w:t>14,1</w:t>
-            </w:r>
-          </w:p>
-        </w:tc>
-        <w:tc>
-          <w:tcPr>
-            <w:tcW w:w="1336" w:type="dxa"/>
-            <w:tcBorders>
-              <w:top w:val="single" w:color="000000" w:sz="4" w:space="0"/>
-              <w:left w:val="single" w:color="000000" w:sz="4" w:space="0"/>
-              <w:bottom w:val="single" w:color="000000" w:sz="4" w:space="0"/>
-              <w:right w:val="single" w:color="000000" w:sz="4" w:space="0"/>
-            </w:tcBorders>
-            <w:tcMar>
-              <w:top w:w="40" w:type="dxa"/>
-              <w:left w:w="80" w:type="dxa"/>
-              <w:bottom w:w="40" w:type="dxa"/>
-              <w:right w:w="80" w:type="dxa"/>
-            </w:tcMar>
-            <w:vAlign w:val="center"/>
-          </w:tcPr>
-          <w:p>
-            <w:pPr>
-              <w:spacing w:after="0" w:line="240" w:lineRule="auto"/>
-              <w:jc w:val="left"/>
-            </w:pPr>
-            <w:r>
-              <w:rPr>
-                <w:sz w:val="24"/>
-                <w:szCs w:val="24"/>
-              </w:rPr>
-              <w:t>16,5</w:t>
-            </w:r>
-          </w:p>
-        </w:tc>
-        <w:tc>
-          <w:tcPr>
-            <w:tcW w:w="1572" w:type="dxa"/>
-            <w:tcBorders>
-              <w:top w:val="single" w:color="000000" w:sz="4" w:space="0"/>
-              <w:left w:val="single" w:color="000000" w:sz="4" w:space="0"/>
-              <w:bottom w:val="single" w:color="000000" w:sz="4" w:space="0"/>
-              <w:right w:val="single" w:color="000000" w:sz="4" w:space="0"/>
-            </w:tcBorders>
-            <w:tcMar>
-              <w:top w:w="40" w:type="dxa"/>
-              <w:left w:w="80" w:type="dxa"/>
-              <w:bottom w:w="40" w:type="dxa"/>
-              <w:right w:w="80" w:type="dxa"/>
-            </w:tcMar>
-            <w:vAlign w:val="center"/>
-          </w:tcPr>
-          <w:p>
-            <w:pPr>
-              <w:spacing w:after="0" w:line="240" w:lineRule="auto"/>
-              <w:jc w:val="left"/>
-            </w:pPr>
-            <w:r>
-              <w:rPr>
-                <w:sz w:val="24"/>
-                <w:szCs w:val="24"/>
-              </w:rPr>
-              <w:t>52</w:t>
-            </w:r>
-          </w:p>
-        </w:tc>
-        <w:tc>
-          <w:tcPr>
-            <w:tcW w:w="1573" w:type="dxa"/>
-            <w:tcBorders>
-              <w:top w:val="single" w:color="000000" w:sz="4" w:space="0"/>
-              <w:left w:val="single" w:color="000000" w:sz="4" w:space="0"/>
-              <w:bottom w:val="single" w:color="000000" w:sz="4" w:space="0"/>
-              <w:right w:val="single" w:color="000000" w:sz="4" w:space="0"/>
-            </w:tcBorders>
-            <w:tcMar>
-              <w:top w:w="40" w:type="dxa"/>
-              <w:left w:w="80" w:type="dxa"/>
-              <w:bottom w:w="40" w:type="dxa"/>
-              <w:right w:w="80" w:type="dxa"/>
-            </w:tcMar>
-            <w:vAlign w:val="center"/>
-          </w:tcPr>
-          <w:p>
-            <w:pPr>
-              <w:spacing w:after="0" w:line="240" w:lineRule="auto"/>
-              <w:jc w:val="left"/>
-            </w:pPr>
-            <w:r>
-              <w:rPr>
-                <w:sz w:val="24"/>
-                <w:szCs w:val="24"/>
-              </w:rPr>
-              <w:t>15,6</w:t>
-            </w:r>
-          </w:p>
-        </w:tc>
-      </w:tr>
-      <w:tr>
-        <w:tblPrEx>
-          <w:tblBorders>
-            <w:top w:val="single" w:color="auto" w:sz="4" w:space="0"/>
-            <w:left w:val="single" w:color="auto" w:sz="4" w:space="0"/>
-            <w:bottom w:val="single" w:color="auto" w:sz="4" w:space="0"/>
-            <w:right w:val="single" w:color="auto" w:sz="4" w:space="0"/>
-            <w:insideH w:val="single" w:color="auto" w:sz="4" w:space="0"/>
-            <w:insideV w:val="single" w:color="auto" w:sz="4" w:space="0"/>
-          </w:tblBorders>
-          <w:tblCellMar>
-            <w:top w:w="0" w:type="dxa"/>
-            <w:left w:w="10" w:type="dxa"/>
-            <w:bottom w:w="0" w:type="dxa"/>
-            <w:right w:w="10" w:type="dxa"/>
-          </w:tblCellMar>
-        </w:tblPrEx>
-        <w:trPr>
-          <w:cantSplit/>
-        </w:trPr>
-        <w:tc>
-          <w:tcPr>
-            <w:tcW w:w="1729" w:type="dxa"/>
-            <w:tcBorders>
-              <w:top w:val="single" w:color="000000" w:sz="4" w:space="0"/>
-              <w:left w:val="single" w:color="000000" w:sz="4" w:space="0"/>
-              <w:bottom w:val="single" w:color="000000" w:sz="4" w:space="0"/>
-              <w:right w:val="single" w:color="000000" w:sz="4" w:space="0"/>
-            </w:tcBorders>
-            <w:tcMar>
-              <w:top w:w="40" w:type="dxa"/>
-              <w:left w:w="80" w:type="dxa"/>
-              <w:bottom w:w="40" w:type="dxa"/>
-              <w:right w:w="80" w:type="dxa"/>
-            </w:tcMar>
-            <w:vAlign w:val="center"/>
-          </w:tcPr>
-          <w:p>
-            <w:pPr>
-              <w:spacing w:after="0" w:line="240" w:lineRule="auto"/>
-              <w:jc w:val="left"/>
-            </w:pPr>
-            <w:r>
-              <w:rPr>
-                <w:sz w:val="24"/>
-                <w:szCs w:val="24"/>
-              </w:rPr>
-              <w:t>0,40</w:t>
-            </w:r>
-          </w:p>
-        </w:tc>
-        <w:tc>
-          <w:tcPr>
-            <w:tcW w:w="1572" w:type="dxa"/>
-            <w:tcBorders>
-              <w:top w:val="single" w:color="000000" w:sz="4" w:space="0"/>
-              <w:left w:val="single" w:color="000000" w:sz="4" w:space="0"/>
-              <w:bottom w:val="single" w:color="000000" w:sz="4" w:space="0"/>
-              <w:right w:val="single" w:color="000000" w:sz="4" w:space="0"/>
-            </w:tcBorders>
-            <w:tcMar>
-              <w:top w:w="40" w:type="dxa"/>
-              <w:left w:w="80" w:type="dxa"/>
-              <w:bottom w:w="40" w:type="dxa"/>
-              <w:right w:w="80" w:type="dxa"/>
-            </w:tcMar>
-            <w:vAlign w:val="center"/>
-          </w:tcPr>
-          <w:p>
-            <w:pPr>
-              <w:spacing w:after="0" w:line="240" w:lineRule="auto"/>
-              <w:jc w:val="left"/>
-            </w:pPr>
-            <w:r>
-              <w:rPr>
-                <w:sz w:val="24"/>
-                <w:szCs w:val="24"/>
-              </w:rPr>
-              <w:t>40</w:t>
-            </w:r>
-          </w:p>
-        </w:tc>
-        <w:tc>
-          <w:tcPr>
-            <w:tcW w:w="1572" w:type="dxa"/>
-            <w:tcBorders>
-              <w:top w:val="single" w:color="000000" w:sz="4" w:space="0"/>
-              <w:left w:val="single" w:color="000000" w:sz="4" w:space="0"/>
-              <w:bottom w:val="single" w:color="000000" w:sz="4" w:space="0"/>
-              <w:right w:val="single" w:color="000000" w:sz="4" w:space="0"/>
-            </w:tcBorders>
-            <w:tcMar>
-              <w:top w:w="40" w:type="dxa"/>
-              <w:left w:w="80" w:type="dxa"/>
-              <w:bottom w:w="40" w:type="dxa"/>
-              <w:right w:w="80" w:type="dxa"/>
-            </w:tcMar>
-            <w:vAlign w:val="center"/>
-          </w:tcPr>
-          <w:p>
-            <w:pPr>
-              <w:spacing w:after="0" w:line="240" w:lineRule="auto"/>
-              <w:jc w:val="left"/>
-            </w:pPr>
-            <w:r>
-              <w:rPr>
-                <w:sz w:val="24"/>
-                <w:szCs w:val="24"/>
-              </w:rPr>
-              <w:t>16,0</w:t>
-            </w:r>
-          </w:p>
-        </w:tc>
-        <w:tc>
-          <w:tcPr>
-            <w:tcW w:w="1336" w:type="dxa"/>
-            <w:tcBorders>
-              <w:top w:val="single" w:color="000000" w:sz="4" w:space="0"/>
-              <w:left w:val="single" w:color="000000" w:sz="4" w:space="0"/>
-              <w:bottom w:val="single" w:color="000000" w:sz="4" w:space="0"/>
-              <w:right w:val="single" w:color="000000" w:sz="4" w:space="0"/>
-            </w:tcBorders>
-            <w:tcMar>
-              <w:top w:w="40" w:type="dxa"/>
-              <w:left w:w="80" w:type="dxa"/>
-              <w:bottom w:w="40" w:type="dxa"/>
-              <w:right w:w="80" w:type="dxa"/>
-            </w:tcMar>
-            <w:vAlign w:val="center"/>
-          </w:tcPr>
-          <w:p>
-            <w:pPr>
-              <w:spacing w:after="0" w:line="240" w:lineRule="auto"/>
-              <w:jc w:val="left"/>
-            </w:pPr>
-            <w:r>
-              <w:rPr>
-                <w:sz w:val="24"/>
-                <w:szCs w:val="24"/>
-              </w:rPr>
-              <w:t>18,4</w:t>
-            </w:r>
-          </w:p>
-        </w:tc>
-        <w:tc>
-          <w:tcPr>
-            <w:tcW w:w="1572" w:type="dxa"/>
-            <w:tcBorders>
-              <w:top w:val="single" w:color="000000" w:sz="4" w:space="0"/>
-              <w:left w:val="single" w:color="000000" w:sz="4" w:space="0"/>
-              <w:bottom w:val="single" w:color="000000" w:sz="4" w:space="0"/>
-              <w:right w:val="single" w:color="000000" w:sz="4" w:space="0"/>
-            </w:tcBorders>
-            <w:tcMar>
-              <w:top w:w="40" w:type="dxa"/>
-              <w:left w:w="80" w:type="dxa"/>
-              <w:bottom w:w="40" w:type="dxa"/>
-              <w:right w:w="80" w:type="dxa"/>
-            </w:tcMar>
-            <w:vAlign w:val="center"/>
-          </w:tcPr>
-          <w:p>
-            <w:pPr>
-              <w:spacing w:after="0" w:line="240" w:lineRule="auto"/>
-              <w:jc w:val="left"/>
-            </w:pPr>
-            <w:r>
-              <w:rPr>
-                <w:sz w:val="24"/>
-                <w:szCs w:val="24"/>
-              </w:rPr>
-              <w:t>40</w:t>
-            </w:r>
-          </w:p>
-        </w:tc>
-        <w:tc>
-          <w:tcPr>
-            <w:tcW w:w="1573" w:type="dxa"/>
-            <w:tcBorders>
-              <w:top w:val="single" w:color="000000" w:sz="4" w:space="0"/>
-              <w:left w:val="single" w:color="000000" w:sz="4" w:space="0"/>
-              <w:bottom w:val="single" w:color="000000" w:sz="4" w:space="0"/>
-              <w:right w:val="single" w:color="000000" w:sz="4" w:space="0"/>
-            </w:tcBorders>
-            <w:tcMar>
-              <w:top w:w="40" w:type="dxa"/>
-              <w:left w:w="80" w:type="dxa"/>
-              <w:bottom w:w="40" w:type="dxa"/>
-              <w:right w:w="80" w:type="dxa"/>
-            </w:tcMar>
-            <w:vAlign w:val="center"/>
-          </w:tcPr>
-          <w:p>
-            <w:pPr>
-              <w:spacing w:after="0" w:line="240" w:lineRule="auto"/>
-              <w:jc w:val="left"/>
-            </w:pPr>
-            <w:r>
-              <w:rPr>
-                <w:sz w:val="24"/>
-                <w:szCs w:val="24"/>
-              </w:rPr>
-              <w:t>16,0</w:t>
-            </w:r>
-          </w:p>
-        </w:tc>
-      </w:tr>
-      <w:tr>
-        <w:tblPrEx>
-          <w:tblBorders>
-            <w:top w:val="single" w:color="auto" w:sz="4" w:space="0"/>
-            <w:left w:val="single" w:color="auto" w:sz="4" w:space="0"/>
-            <w:bottom w:val="single" w:color="auto" w:sz="4" w:space="0"/>
-            <w:right w:val="single" w:color="auto" w:sz="4" w:space="0"/>
-            <w:insideH w:val="single" w:color="auto" w:sz="4" w:space="0"/>
-            <w:insideV w:val="single" w:color="auto" w:sz="4" w:space="0"/>
-          </w:tblBorders>
-          <w:tblCellMar>
-            <w:top w:w="0" w:type="dxa"/>
-            <w:left w:w="10" w:type="dxa"/>
-            <w:bottom w:w="0" w:type="dxa"/>
-            <w:right w:w="10" w:type="dxa"/>
-          </w:tblCellMar>
-        </w:tblPrEx>
-        <w:trPr>
-          <w:cantSplit/>
-        </w:trPr>
-        <w:tc>
-          <w:tcPr>
-            <w:tcW w:w="1729" w:type="dxa"/>
-            <w:tcBorders>
-              <w:top w:val="single" w:color="000000" w:sz="4" w:space="0"/>
-              <w:left w:val="single" w:color="000000" w:sz="4" w:space="0"/>
-              <w:bottom w:val="single" w:color="000000" w:sz="4" w:space="0"/>
-              <w:right w:val="single" w:color="000000" w:sz="4" w:space="0"/>
-            </w:tcBorders>
-            <w:tcMar>
-              <w:top w:w="40" w:type="dxa"/>
-              <w:left w:w="80" w:type="dxa"/>
-              <w:bottom w:w="40" w:type="dxa"/>
-              <w:right w:w="80" w:type="dxa"/>
-            </w:tcMar>
-            <w:vAlign w:val="center"/>
-          </w:tcPr>
-          <w:p>
-            <w:pPr>
-              <w:spacing w:after="0" w:line="240" w:lineRule="auto"/>
-              <w:jc w:val="left"/>
-            </w:pPr>
-            <w:r>
-              <w:rPr>
-                <w:sz w:val="24"/>
-                <w:szCs w:val="24"/>
-              </w:rPr>
-              <w:t>0,50</w:t>
-            </w:r>
-          </w:p>
-        </w:tc>
-        <w:tc>
-          <w:tcPr>
-            <w:tcW w:w="1572" w:type="dxa"/>
-            <w:tcBorders>
-              <w:top w:val="single" w:color="000000" w:sz="4" w:space="0"/>
-              <w:left w:val="single" w:color="000000" w:sz="4" w:space="0"/>
-              <w:bottom w:val="single" w:color="000000" w:sz="4" w:space="0"/>
-              <w:right w:val="single" w:color="000000" w:sz="4" w:space="0"/>
-            </w:tcBorders>
-            <w:tcMar>
-              <w:top w:w="40" w:type="dxa"/>
-              <w:left w:w="80" w:type="dxa"/>
-              <w:bottom w:w="40" w:type="dxa"/>
-              <w:right w:w="80" w:type="dxa"/>
-            </w:tcMar>
-            <w:vAlign w:val="center"/>
-          </w:tcPr>
-          <w:p>
-            <w:pPr>
-              <w:spacing w:after="0" w:line="240" w:lineRule="auto"/>
-              <w:jc w:val="left"/>
-            </w:pPr>
-            <w:r>
-              <w:rPr>
-                <w:sz w:val="24"/>
-                <w:szCs w:val="24"/>
-              </w:rPr>
-              <w:t>33</w:t>
-            </w:r>
-          </w:p>
-        </w:tc>
-        <w:tc>
-          <w:tcPr>
-            <w:tcW w:w="1572" w:type="dxa"/>
-            <w:tcBorders>
-              <w:top w:val="single" w:color="000000" w:sz="4" w:space="0"/>
-              <w:left w:val="single" w:color="000000" w:sz="4" w:space="0"/>
-              <w:bottom w:val="single" w:color="000000" w:sz="4" w:space="0"/>
-              <w:right w:val="single" w:color="000000" w:sz="4" w:space="0"/>
-            </w:tcBorders>
-            <w:tcMar>
-              <w:top w:w="40" w:type="dxa"/>
-              <w:left w:w="80" w:type="dxa"/>
-              <w:bottom w:w="40" w:type="dxa"/>
-              <w:right w:w="80" w:type="dxa"/>
-            </w:tcMar>
-            <w:vAlign w:val="center"/>
-          </w:tcPr>
-          <w:p>
-            <w:pPr>
-              <w:spacing w:after="0" w:line="240" w:lineRule="auto"/>
-              <w:jc w:val="left"/>
-            </w:pPr>
-            <w:r>
-              <w:rPr>
-                <w:sz w:val="24"/>
-                <w:szCs w:val="24"/>
-              </w:rPr>
-              <w:t>16,5</w:t>
-            </w:r>
-          </w:p>
-        </w:tc>
-        <w:tc>
-          <w:tcPr>
-            <w:tcW w:w="1336" w:type="dxa"/>
-            <w:tcBorders>
-              <w:top w:val="single" w:color="000000" w:sz="4" w:space="0"/>
-              <w:left w:val="single" w:color="000000" w:sz="4" w:space="0"/>
-              <w:bottom w:val="single" w:color="000000" w:sz="4" w:space="0"/>
-              <w:right w:val="single" w:color="000000" w:sz="4" w:space="0"/>
-            </w:tcBorders>
-            <w:tcMar>
-              <w:top w:w="40" w:type="dxa"/>
-              <w:left w:w="80" w:type="dxa"/>
-              <w:bottom w:w="40" w:type="dxa"/>
-              <w:right w:w="80" w:type="dxa"/>
-            </w:tcMar>
-            <w:vAlign w:val="center"/>
-          </w:tcPr>
-          <w:p>
-            <w:pPr>
-              <w:spacing w:after="0" w:line="240" w:lineRule="auto"/>
-              <w:jc w:val="left"/>
-            </w:pPr>
-            <w:r>
-              <w:rPr>
-                <w:sz w:val="24"/>
-                <w:szCs w:val="24"/>
-              </w:rPr>
-              <w:t>19,6</w:t>
-            </w:r>
-          </w:p>
-        </w:tc>
-        <w:tc>
-          <w:tcPr>
-            <w:tcW w:w="1572" w:type="dxa"/>
-            <w:tcBorders>
-              <w:top w:val="single" w:color="000000" w:sz="4" w:space="0"/>
-              <w:left w:val="single" w:color="000000" w:sz="4" w:space="0"/>
-              <w:bottom w:val="single" w:color="000000" w:sz="4" w:space="0"/>
-              <w:right w:val="single" w:color="000000" w:sz="4" w:space="0"/>
-            </w:tcBorders>
-            <w:tcMar>
-              <w:top w:w="40" w:type="dxa"/>
-              <w:left w:w="80" w:type="dxa"/>
-              <w:bottom w:w="40" w:type="dxa"/>
-              <w:right w:w="80" w:type="dxa"/>
-            </w:tcMar>
-            <w:vAlign w:val="center"/>
-          </w:tcPr>
-          <w:p>
-            <w:pPr>
-              <w:spacing w:after="0" w:line="240" w:lineRule="auto"/>
-              <w:jc w:val="left"/>
-            </w:pPr>
-            <w:r>
-              <w:rPr>
-                <w:sz w:val="24"/>
-                <w:szCs w:val="24"/>
-              </w:rPr>
-              <w:t>31</w:t>
-            </w:r>
-          </w:p>
-        </w:tc>
-        <w:tc>
-          <w:tcPr>
-            <w:tcW w:w="1573" w:type="dxa"/>
-            <w:tcBorders>
-              <w:top w:val="single" w:color="000000" w:sz="4" w:space="0"/>
-              <w:left w:val="single" w:color="000000" w:sz="4" w:space="0"/>
-              <w:bottom w:val="single" w:color="000000" w:sz="4" w:space="0"/>
-              <w:right w:val="single" w:color="000000" w:sz="4" w:space="0"/>
-            </w:tcBorders>
-            <w:tcMar>
-              <w:top w:w="40" w:type="dxa"/>
-              <w:left w:w="80" w:type="dxa"/>
-              <w:bottom w:w="40" w:type="dxa"/>
-              <w:right w:w="80" w:type="dxa"/>
-            </w:tcMar>
-            <w:vAlign w:val="center"/>
-          </w:tcPr>
-          <w:p>
-            <w:pPr>
-              <w:spacing w:after="0" w:line="240" w:lineRule="auto"/>
-              <w:jc w:val="left"/>
-            </w:pPr>
-            <w:r>
-              <w:rPr>
-                <w:sz w:val="24"/>
-                <w:szCs w:val="24"/>
-              </w:rPr>
-              <w:t>15,5</w:t>
-            </w:r>
-          </w:p>
-        </w:tc>
-      </w:tr>
-    </w:tbl>
-    <w:p>
-      <w:pPr>
-        <w:spacing w:after="120"/>
-      </w:pPr>
-    </w:p>
-    <w:p>
-      <w:pPr>
-        <w:spacing w:after="0" w:line="360" w:lineRule="auto"/>
-        <w:ind w:firstLine="709"/>
-        <w:jc w:val="both"/>
-      </w:pPr>
-      <w:r>
-        <w:t>4.3-rasmdagi qavat uchun hisoblashni bajaramiz. Qavatda 45 nafar xodim ishlaydi. Eng og‘ir holat ko‘rib chiqiladi: 2-zina yong‘in tufayli to‘sib qo‘yilgan va barcha xodimlar asosiy (1-) zina orqali chiqadi. Hisobiy yo‘l dasturchilar bo‘limining eng uzoq ish joyidan boshlanadi va to‘rtta uchastkadan iborat:</w:t>
-      </w:r>
-    </w:p>
-    <w:p>
-      <w:pPr>
-        <w:pStyle w:val="18"/>
-        <w:numPr>
-          <w:ilvl w:val="0"/>
-          <w:numId w:val="4"/>
-        </w:numPr>
-        <w:spacing w:after="0" w:line="360" w:lineRule="auto"/>
-        <w:jc w:val="both"/>
-      </w:pPr>
-      <w:r>
-        <w:t xml:space="preserve">dasturchilar bo‘limi ichidagi o‘tish joyi: </w:t>
-      </w:r>
-      <w:r>
-        <w:rPr>
-          <w:i/>
-          <w:iCs/>
-        </w:rPr>
-        <w:t>l</w:t>
-      </w:r>
-      <w:r>
-        <w:rPr>
-          <w:vertAlign w:val="subscript"/>
-        </w:rPr>
-        <w:t>1</w:t>
-      </w:r>
-      <w:r>
-        <w:t xml:space="preserve"> = 12 m, δ</w:t>
-      </w:r>
-      <w:r>
-        <w:rPr>
-          <w:vertAlign w:val="subscript"/>
-        </w:rPr>
-        <w:t>1</w:t>
-      </w:r>
-      <w:r>
-        <w:t xml:space="preserve"> = 1,5 m, </w:t>
-      </w:r>
-      <w:r>
-        <w:rPr>
-          <w:i/>
-          <w:iCs/>
-        </w:rPr>
-        <w:t>N</w:t>
-      </w:r>
-      <w:r>
-        <w:rPr>
-          <w:vertAlign w:val="subscript"/>
-        </w:rPr>
-        <w:t>1</w:t>
-      </w:r>
-      <w:r>
-        <w:t xml:space="preserve"> = 20 kishi;</w:t>
-      </w:r>
-    </w:p>
-    <w:p>
-      <w:pPr>
-        <w:pStyle w:val="18"/>
-        <w:numPr>
-          <w:ilvl w:val="0"/>
-          <w:numId w:val="4"/>
-        </w:numPr>
-        <w:spacing w:after="0" w:line="360" w:lineRule="auto"/>
-        <w:jc w:val="both"/>
-      </w:pPr>
-      <w:r>
-        <w:t xml:space="preserve">yo‘lak: bo‘lim eshigidan zinagacha </w:t>
-      </w:r>
-      <w:r>
-        <w:rPr>
-          <w:i/>
-          <w:iCs/>
-        </w:rPr>
-        <w:t>l</w:t>
-      </w:r>
-      <w:r>
-        <w:rPr>
-          <w:vertAlign w:val="subscript"/>
-        </w:rPr>
-        <w:t>2</w:t>
-      </w:r>
-      <w:r>
-        <w:t xml:space="preserve"> = 17 m, δ</w:t>
-      </w:r>
-      <w:r>
-        <w:rPr>
-          <w:vertAlign w:val="subscript"/>
-        </w:rPr>
-        <w:t>2</w:t>
-      </w:r>
-      <w:r>
-        <w:t xml:space="preserve"> = 2,0 m, </w:t>
-      </w:r>
-      <w:r>
-        <w:rPr>
-          <w:i/>
-          <w:iCs/>
-        </w:rPr>
-        <w:t>N</w:t>
-      </w:r>
-      <w:r>
-        <w:rPr>
-          <w:vertAlign w:val="subscript"/>
-        </w:rPr>
-        <w:t>2</w:t>
-      </w:r>
-      <w:r>
-        <w:t xml:space="preserve"> = 45 kishi;</w:t>
-      </w:r>
-    </w:p>
-    <w:p>
-      <w:pPr>
-        <w:pStyle w:val="18"/>
-        <w:numPr>
-          <w:ilvl w:val="0"/>
-          <w:numId w:val="4"/>
-        </w:numPr>
-        <w:spacing w:after="0" w:line="360" w:lineRule="auto"/>
-        <w:jc w:val="both"/>
-      </w:pPr>
-      <w:r>
-        <w:t xml:space="preserve">3-qavatdan 1-qavatgacha zina marshlari va maydonchalari: </w:t>
-      </w:r>
-      <w:r>
-        <w:rPr>
-          <w:i/>
-          <w:iCs/>
-        </w:rPr>
-        <w:t>l</w:t>
-      </w:r>
-      <w:r>
-        <w:rPr>
-          <w:vertAlign w:val="subscript"/>
-        </w:rPr>
-        <w:t>3</w:t>
-      </w:r>
-      <w:r>
-        <w:t xml:space="preserve"> = 2 · 10 = 20 m, δ</w:t>
-      </w:r>
-      <w:r>
-        <w:rPr>
-          <w:vertAlign w:val="subscript"/>
-        </w:rPr>
-        <w:t>3</w:t>
-      </w:r>
-      <w:r>
-        <w:t xml:space="preserve"> = 1,35 m, </w:t>
-      </w:r>
-      <w:r>
-        <w:rPr>
-          <w:i/>
-          <w:iCs/>
-        </w:rPr>
-        <w:t>N</w:t>
-      </w:r>
-      <w:r>
-        <w:rPr>
-          <w:vertAlign w:val="subscript"/>
-        </w:rPr>
-        <w:t>3</w:t>
-      </w:r>
-      <w:r>
-        <w:t xml:space="preserve"> = 45 kishi;</w:t>
-      </w:r>
-    </w:p>
-    <w:p>
-      <w:pPr>
-        <w:pStyle w:val="18"/>
-        <w:numPr>
-          <w:ilvl w:val="0"/>
-          <w:numId w:val="4"/>
-        </w:numPr>
-        <w:spacing w:after="0" w:line="360" w:lineRule="auto"/>
-        <w:jc w:val="both"/>
-      </w:pPr>
-      <w:r>
-        <w:t xml:space="preserve">1-qavat vestibyulidan tashqi chiqishgacha: </w:t>
-      </w:r>
-      <w:r>
-        <w:rPr>
-          <w:i/>
-          <w:iCs/>
-        </w:rPr>
-        <w:t>l</w:t>
-      </w:r>
-      <w:r>
-        <w:rPr>
-          <w:vertAlign w:val="subscript"/>
-        </w:rPr>
-        <w:t>4</w:t>
-      </w:r>
-      <w:r>
-        <w:t xml:space="preserve"> = 15 m, δ</w:t>
-      </w:r>
-      <w:r>
-        <w:rPr>
-          <w:vertAlign w:val="subscript"/>
-        </w:rPr>
-        <w:t>4</w:t>
-      </w:r>
-      <w:r>
-        <w:t xml:space="preserve"> = 3,0 m, </w:t>
-      </w:r>
-      <w:r>
-        <w:rPr>
-          <w:i/>
-          <w:iCs/>
-        </w:rPr>
-        <w:t>N</w:t>
-      </w:r>
-      <w:r>
-        <w:rPr>
-          <w:vertAlign w:val="subscript"/>
-        </w:rPr>
-        <w:t>4</w:t>
-      </w:r>
-      <w:r>
-        <w:t xml:space="preserve"> = 45 kishi.</w:t>
-      </w:r>
-    </w:p>
-    <w:p>
-      <w:pPr>
-        <w:spacing w:after="0" w:line="360" w:lineRule="auto"/>
-        <w:ind w:firstLine="709"/>
-        <w:jc w:val="both"/>
-      </w:pPr>
-      <w:r>
-        <w:t xml:space="preserve">Masalan, birinchi uchastka uchun </w:t>
-      </w:r>
-      <w:r>
-        <w:rPr>
-          <w:i/>
-          <w:iCs/>
-        </w:rPr>
-        <w:t>D</w:t>
-      </w:r>
-      <w:r>
-        <w:rPr>
-          <w:vertAlign w:val="subscript"/>
-        </w:rPr>
-        <w:t>1</w:t>
-      </w:r>
-      <w:r>
-        <w:t xml:space="preserve"> = 20 · 0,1 / (12 · 1,5) ≈ 0,11. 4.4-jadvaldagi qiymatlar orasida chiziqli interpolyatsiya qilib </w:t>
-      </w:r>
-      <w:r>
-        <w:rPr>
-          <w:i/>
-          <w:iCs/>
-        </w:rPr>
-        <w:t>v</w:t>
-      </w:r>
-      <w:r>
-        <w:rPr>
-          <w:vertAlign w:val="subscript"/>
-        </w:rPr>
-        <w:t>1</w:t>
-      </w:r>
-      <w:r>
-        <w:t xml:space="preserve"> ≈ 78 m/min va </w:t>
-      </w:r>
-      <w:r>
-        <w:rPr>
-          <w:i/>
-          <w:iCs/>
-        </w:rPr>
-        <w:t>q</w:t>
-      </w:r>
-      <w:r>
-        <w:rPr>
-          <w:vertAlign w:val="subscript"/>
-        </w:rPr>
-        <w:t>1</w:t>
-      </w:r>
-      <w:r>
-        <w:t xml:space="preserve"> ≈ 8,4 m/min topiladi, </w:t>
-      </w:r>
-      <w:r>
-        <w:rPr>
-          <w:i/>
-          <w:iCs/>
-        </w:rPr>
-        <w:t>t</w:t>
-      </w:r>
-      <w:r>
-        <w:rPr>
-          <w:vertAlign w:val="subscript"/>
-        </w:rPr>
-        <w:t>1</w:t>
-      </w:r>
-      <w:r>
-        <w:t xml:space="preserve"> = 12 / 78 ≈ 0,15 min. Qolgan uchastkalar ham xuddi shunday hisoblanadi. Natijalar 4.5-jadvalda keltirilgan.</w:t>
-      </w:r>
-    </w:p>
-    <w:p>
-      <w:pPr>
-        <w:keepNext/>
-        <w:spacing w:before="200" w:after="0" w:line="276" w:lineRule="auto"/>
-        <w:jc w:val="right"/>
-      </w:pPr>
-      <w:r>
-        <w:rPr>
-          <w:sz w:val="26"/>
-          <w:szCs w:val="26"/>
-        </w:rPr>
-        <w:t>4.5-jadval</w:t>
-      </w:r>
-    </w:p>
-    <w:p>
-      <w:pPr>
-        <w:keepNext/>
-        <w:spacing w:before="0" w:after="80" w:line="276" w:lineRule="auto"/>
-        <w:jc w:val="center"/>
-      </w:pPr>
-      <w:r>
-        <w:rPr>
-          <w:b/>
-          <w:bCs/>
-          <w:sz w:val="26"/>
-          <w:szCs w:val="26"/>
-        </w:rPr>
-        <w:t>Evakuatsiya vaqtini hisoblash natijalari</w:t>
-      </w:r>
-    </w:p>
-    <w:tbl>
-      <w:tblPr>
-        <w:tblStyle w:val="9"/>
-        <w:tblW w:w="9354" w:type="dxa"/>
-        <w:tblInd w:w="0" w:type="dxa"/>
-        <w:tblBorders>
-          <w:top w:val="single" w:color="auto" w:sz="4" w:space="0"/>
-          <w:left w:val="single" w:color="auto" w:sz="4" w:space="0"/>
-          <w:bottom w:val="single" w:color="auto" w:sz="4" w:space="0"/>
-          <w:right w:val="single" w:color="auto" w:sz="4" w:space="0"/>
-          <w:insideH w:val="single" w:color="auto" w:sz="4" w:space="0"/>
-          <w:insideV w:val="single" w:color="auto" w:sz="4" w:space="0"/>
-        </w:tblBorders>
-        <w:tblLayout w:type="autofit"/>
-        <w:tblCellMar>
-          <w:top w:w="0" w:type="dxa"/>
-          <w:left w:w="10" w:type="dxa"/>
-          <w:bottom w:w="0" w:type="dxa"/>
-          <w:right w:w="10" w:type="dxa"/>
-        </w:tblCellMar>
-      </w:tblPr>
-      <w:tblGrid>
-        <w:gridCol w:w="3517"/>
-        <w:gridCol w:w="799"/>
-        <w:gridCol w:w="799"/>
-        <w:gridCol w:w="959"/>
-        <w:gridCol w:w="1199"/>
-        <w:gridCol w:w="1119"/>
-        <w:gridCol w:w="962"/>
-      </w:tblGrid>
-      <w:tr>
-        <w:tblPrEx>
-          <w:tblBorders>
-            <w:top w:val="single" w:color="auto" w:sz="4" w:space="0"/>
-            <w:left w:val="single" w:color="auto" w:sz="4" w:space="0"/>
-            <w:bottom w:val="single" w:color="auto" w:sz="4" w:space="0"/>
-            <w:right w:val="single" w:color="auto" w:sz="4" w:space="0"/>
-            <w:insideH w:val="single" w:color="auto" w:sz="4" w:space="0"/>
-            <w:insideV w:val="single" w:color="auto" w:sz="4" w:space="0"/>
-          </w:tblBorders>
-          <w:tblCellMar>
-            <w:top w:w="0" w:type="dxa"/>
-            <w:left w:w="10" w:type="dxa"/>
-            <w:bottom w:w="0" w:type="dxa"/>
-            <w:right w:w="10" w:type="dxa"/>
-          </w:tblCellMar>
-        </w:tblPrEx>
-        <w:trPr>
-          <w:tblHeader/>
-        </w:trPr>
-        <w:tc>
-          <w:tcPr>
-            <w:tcW w:w="3517" w:type="dxa"/>
-            <w:tcBorders>
-              <w:top w:val="single" w:color="000000" w:sz="4" w:space="0"/>
-              <w:left w:val="single" w:color="000000" w:sz="4" w:space="0"/>
-              <w:bottom w:val="single" w:color="000000" w:sz="4" w:space="0"/>
-              <w:right w:val="single" w:color="000000" w:sz="4" w:space="0"/>
-            </w:tcBorders>
-            <w:shd w:val="clear" w:color="auto" w:fill="E7E6E6"/>
-            <w:tcMar>
-              <w:top w:w="40" w:type="dxa"/>
-              <w:left w:w="80" w:type="dxa"/>
-              <w:bottom w:w="40" w:type="dxa"/>
-              <w:right w:w="80" w:type="dxa"/>
-            </w:tcMar>
-            <w:vAlign w:val="center"/>
-          </w:tcPr>
-          <w:p>
-            <w:pPr>
-              <w:spacing w:after="0" w:line="240" w:lineRule="auto"/>
-              <w:jc w:val="center"/>
-            </w:pPr>
-            <w:r>
-              <w:rPr>
-                <w:b/>
-                <w:bCs/>
-                <w:sz w:val="24"/>
-                <w:szCs w:val="24"/>
-              </w:rPr>
-              <w:t>Uchastka</w:t>
-            </w:r>
-          </w:p>
-        </w:tc>
-        <w:tc>
-          <w:tcPr>
-            <w:tcW w:w="799" w:type="dxa"/>
-            <w:tcBorders>
-              <w:top w:val="single" w:color="000000" w:sz="4" w:space="0"/>
-              <w:left w:val="single" w:color="000000" w:sz="4" w:space="0"/>
-              <w:bottom w:val="single" w:color="000000" w:sz="4" w:space="0"/>
-              <w:right w:val="single" w:color="000000" w:sz="4" w:space="0"/>
-            </w:tcBorders>
-            <w:shd w:val="clear" w:color="auto" w:fill="E7E6E6"/>
-            <w:tcMar>
-              <w:top w:w="40" w:type="dxa"/>
-              <w:left w:w="80" w:type="dxa"/>
-              <w:bottom w:w="40" w:type="dxa"/>
-              <w:right w:w="80" w:type="dxa"/>
-            </w:tcMar>
-            <w:vAlign w:val="center"/>
-          </w:tcPr>
-          <w:p>
-            <w:pPr>
-              <w:spacing w:after="0" w:line="240" w:lineRule="auto"/>
-              <w:jc w:val="center"/>
-            </w:pPr>
-            <w:r>
-              <w:rPr>
-                <w:b/>
-                <w:bCs/>
-                <w:sz w:val="24"/>
-                <w:szCs w:val="24"/>
-              </w:rPr>
-              <w:t>l, m</w:t>
-            </w:r>
-          </w:p>
-        </w:tc>
-        <w:tc>
-          <w:tcPr>
-            <w:tcW w:w="799" w:type="dxa"/>
-            <w:tcBorders>
-              <w:top w:val="single" w:color="000000" w:sz="4" w:space="0"/>
-              <w:left w:val="single" w:color="000000" w:sz="4" w:space="0"/>
-              <w:bottom w:val="single" w:color="000000" w:sz="4" w:space="0"/>
-              <w:right w:val="single" w:color="000000" w:sz="4" w:space="0"/>
-            </w:tcBorders>
-            <w:shd w:val="clear" w:color="auto" w:fill="E7E6E6"/>
-            <w:tcMar>
-              <w:top w:w="40" w:type="dxa"/>
-              <w:left w:w="80" w:type="dxa"/>
-              <w:bottom w:w="40" w:type="dxa"/>
-              <w:right w:w="80" w:type="dxa"/>
-            </w:tcMar>
-            <w:vAlign w:val="center"/>
-          </w:tcPr>
-          <w:p>
-            <w:pPr>
-              <w:spacing w:after="0" w:line="240" w:lineRule="auto"/>
-              <w:jc w:val="center"/>
-            </w:pPr>
-            <w:r>
-              <w:rPr>
-                <w:b/>
-                <w:bCs/>
-                <w:sz w:val="24"/>
-                <w:szCs w:val="24"/>
-              </w:rPr>
-              <w:t>δ, m</w:t>
-            </w:r>
-          </w:p>
-        </w:tc>
-        <w:tc>
-          <w:tcPr>
-            <w:tcW w:w="959" w:type="dxa"/>
-            <w:tcBorders>
-              <w:top w:val="single" w:color="000000" w:sz="4" w:space="0"/>
-              <w:left w:val="single" w:color="000000" w:sz="4" w:space="0"/>
-              <w:bottom w:val="single" w:color="000000" w:sz="4" w:space="0"/>
-              <w:right w:val="single" w:color="000000" w:sz="4" w:space="0"/>
-            </w:tcBorders>
-            <w:shd w:val="clear" w:color="auto" w:fill="E7E6E6"/>
-            <w:tcMar>
-              <w:top w:w="40" w:type="dxa"/>
-              <w:left w:w="80" w:type="dxa"/>
-              <w:bottom w:w="40" w:type="dxa"/>
-              <w:right w:w="80" w:type="dxa"/>
-            </w:tcMar>
-            <w:vAlign w:val="center"/>
-          </w:tcPr>
-          <w:p>
-            <w:pPr>
-              <w:spacing w:after="0" w:line="240" w:lineRule="auto"/>
-              <w:jc w:val="center"/>
-            </w:pPr>
-            <w:r>
-              <w:rPr>
-                <w:b/>
-                <w:bCs/>
-                <w:sz w:val="24"/>
-                <w:szCs w:val="24"/>
-              </w:rPr>
-              <w:t>N, kishi</w:t>
-            </w:r>
-          </w:p>
-        </w:tc>
-        <w:tc>
-          <w:tcPr>
-            <w:tcW w:w="1199" w:type="dxa"/>
-            <w:tcBorders>
-              <w:top w:val="single" w:color="000000" w:sz="4" w:space="0"/>
-              <w:left w:val="single" w:color="000000" w:sz="4" w:space="0"/>
-              <w:bottom w:val="single" w:color="000000" w:sz="4" w:space="0"/>
-              <w:right w:val="single" w:color="000000" w:sz="4" w:space="0"/>
-            </w:tcBorders>
-            <w:shd w:val="clear" w:color="auto" w:fill="E7E6E6"/>
-            <w:tcMar>
-              <w:top w:w="40" w:type="dxa"/>
-              <w:left w:w="80" w:type="dxa"/>
-              <w:bottom w:w="40" w:type="dxa"/>
-              <w:right w:w="80" w:type="dxa"/>
-            </w:tcMar>
-            <w:vAlign w:val="center"/>
-          </w:tcPr>
-          <w:p>
-            <w:pPr>
-              <w:spacing w:after="0" w:line="240" w:lineRule="auto"/>
-              <w:jc w:val="center"/>
-            </w:pPr>
-            <w:r>
-              <w:rPr>
-                <w:b/>
-                <w:bCs/>
-                <w:sz w:val="24"/>
-                <w:szCs w:val="24"/>
-              </w:rPr>
-              <w:t>D, m²/m²</w:t>
-            </w:r>
-          </w:p>
-        </w:tc>
-        <w:tc>
-          <w:tcPr>
-            <w:tcW w:w="1119" w:type="dxa"/>
-            <w:tcBorders>
-              <w:top w:val="single" w:color="000000" w:sz="4" w:space="0"/>
-              <w:left w:val="single" w:color="000000" w:sz="4" w:space="0"/>
-              <w:bottom w:val="single" w:color="000000" w:sz="4" w:space="0"/>
-              <w:right w:val="single" w:color="000000" w:sz="4" w:space="0"/>
-            </w:tcBorders>
-            <w:shd w:val="clear" w:color="auto" w:fill="E7E6E6"/>
-            <w:tcMar>
-              <w:top w:w="40" w:type="dxa"/>
-              <w:left w:w="80" w:type="dxa"/>
-              <w:bottom w:w="40" w:type="dxa"/>
-              <w:right w:w="80" w:type="dxa"/>
-            </w:tcMar>
-            <w:vAlign w:val="center"/>
-          </w:tcPr>
-          <w:p>
-            <w:pPr>
-              <w:spacing w:after="0" w:line="240" w:lineRule="auto"/>
-              <w:jc w:val="center"/>
-            </w:pPr>
-            <w:r>
-              <w:rPr>
-                <w:b/>
-                <w:bCs/>
-                <w:sz w:val="24"/>
-                <w:szCs w:val="24"/>
-              </w:rPr>
-              <w:t>v, m/min</w:t>
-            </w:r>
-          </w:p>
-        </w:tc>
-        <w:tc>
-          <w:tcPr>
-            <w:tcW w:w="962" w:type="dxa"/>
-            <w:tcBorders>
-              <w:top w:val="single" w:color="000000" w:sz="4" w:space="0"/>
-              <w:left w:val="single" w:color="000000" w:sz="4" w:space="0"/>
-              <w:bottom w:val="single" w:color="000000" w:sz="4" w:space="0"/>
-              <w:right w:val="single" w:color="000000" w:sz="4" w:space="0"/>
-            </w:tcBorders>
-            <w:shd w:val="clear" w:color="auto" w:fill="E7E6E6"/>
-            <w:tcMar>
-              <w:top w:w="40" w:type="dxa"/>
-              <w:left w:w="80" w:type="dxa"/>
-              <w:bottom w:w="40" w:type="dxa"/>
-              <w:right w:w="80" w:type="dxa"/>
-            </w:tcMar>
-            <w:vAlign w:val="center"/>
-          </w:tcPr>
-          <w:p>
-            <w:pPr>
-              <w:spacing w:after="0" w:line="240" w:lineRule="auto"/>
-              <w:jc w:val="center"/>
-            </w:pPr>
-            <w:r>
-              <w:rPr>
-                <w:b/>
-                <w:bCs/>
-                <w:sz w:val="24"/>
-                <w:szCs w:val="24"/>
-              </w:rPr>
-              <w:t>t, min</w:t>
-            </w:r>
-          </w:p>
-        </w:tc>
-      </w:tr>
-      <w:tr>
-        <w:tblPrEx>
-          <w:tblBorders>
-            <w:top w:val="single" w:color="auto" w:sz="4" w:space="0"/>
-            <w:left w:val="single" w:color="auto" w:sz="4" w:space="0"/>
-            <w:bottom w:val="single" w:color="auto" w:sz="4" w:space="0"/>
-            <w:right w:val="single" w:color="auto" w:sz="4" w:space="0"/>
-            <w:insideH w:val="single" w:color="auto" w:sz="4" w:space="0"/>
-            <w:insideV w:val="single" w:color="auto" w:sz="4" w:space="0"/>
-          </w:tblBorders>
-          <w:tblCellMar>
-            <w:top w:w="0" w:type="dxa"/>
-            <w:left w:w="10" w:type="dxa"/>
-            <w:bottom w:w="0" w:type="dxa"/>
-            <w:right w:w="10" w:type="dxa"/>
-          </w:tblCellMar>
-        </w:tblPrEx>
-        <w:trPr>
-          <w:cantSplit/>
-        </w:trPr>
-        <w:tc>
-          <w:tcPr>
-            <w:tcW w:w="3517" w:type="dxa"/>
-            <w:tcBorders>
-              <w:top w:val="single" w:color="000000" w:sz="4" w:space="0"/>
-              <w:left w:val="single" w:color="000000" w:sz="4" w:space="0"/>
-              <w:bottom w:val="single" w:color="000000" w:sz="4" w:space="0"/>
-              <w:right w:val="single" w:color="000000" w:sz="4" w:space="0"/>
-            </w:tcBorders>
-            <w:tcMar>
-              <w:top w:w="40" w:type="dxa"/>
-              <w:left w:w="80" w:type="dxa"/>
-              <w:bottom w:w="40" w:type="dxa"/>
-              <w:right w:w="80" w:type="dxa"/>
-            </w:tcMar>
-            <w:vAlign w:val="center"/>
-          </w:tcPr>
-          <w:p>
-            <w:pPr>
-              <w:spacing w:after="0" w:line="240" w:lineRule="auto"/>
-              <w:jc w:val="left"/>
-            </w:pPr>
-            <w:r>
-              <w:rPr>
-                <w:sz w:val="24"/>
-                <w:szCs w:val="24"/>
-              </w:rPr>
-              <w:t>1. Bo‘lim ichidagi o‘tish joyi</w:t>
-            </w:r>
-          </w:p>
-        </w:tc>
-        <w:tc>
-          <w:tcPr>
-            <w:tcW w:w="799" w:type="dxa"/>
-            <w:tcBorders>
-              <w:top w:val="single" w:color="000000" w:sz="4" w:space="0"/>
-              <w:left w:val="single" w:color="000000" w:sz="4" w:space="0"/>
-              <w:bottom w:val="single" w:color="000000" w:sz="4" w:space="0"/>
-              <w:right w:val="single" w:color="000000" w:sz="4" w:space="0"/>
-            </w:tcBorders>
-            <w:tcMar>
-              <w:top w:w="40" w:type="dxa"/>
-              <w:left w:w="80" w:type="dxa"/>
-              <w:bottom w:w="40" w:type="dxa"/>
-              <w:right w:w="80" w:type="dxa"/>
-            </w:tcMar>
-            <w:vAlign w:val="center"/>
-          </w:tcPr>
-          <w:p>
-            <w:pPr>
-              <w:spacing w:after="0" w:line="240" w:lineRule="auto"/>
-              <w:jc w:val="left"/>
-            </w:pPr>
-            <w:r>
-              <w:rPr>
-                <w:sz w:val="24"/>
-                <w:szCs w:val="24"/>
-              </w:rPr>
-              <w:t>12</w:t>
-            </w:r>
-          </w:p>
-        </w:tc>
-        <w:tc>
-          <w:tcPr>
-            <w:tcW w:w="799" w:type="dxa"/>
-            <w:tcBorders>
-              <w:top w:val="single" w:color="000000" w:sz="4" w:space="0"/>
-              <w:left w:val="single" w:color="000000" w:sz="4" w:space="0"/>
-              <w:bottom w:val="single" w:color="000000" w:sz="4" w:space="0"/>
-              <w:right w:val="single" w:color="000000" w:sz="4" w:space="0"/>
-            </w:tcBorders>
-            <w:tcMar>
-              <w:top w:w="40" w:type="dxa"/>
-              <w:left w:w="80" w:type="dxa"/>
-              <w:bottom w:w="40" w:type="dxa"/>
-              <w:right w:w="80" w:type="dxa"/>
-            </w:tcMar>
-            <w:vAlign w:val="center"/>
-          </w:tcPr>
-          <w:p>
-            <w:pPr>
-              <w:spacing w:after="0" w:line="240" w:lineRule="auto"/>
-              <w:jc w:val="left"/>
-            </w:pPr>
-            <w:r>
-              <w:rPr>
-                <w:sz w:val="24"/>
-                <w:szCs w:val="24"/>
-              </w:rPr>
-              <w:t>1,5</w:t>
-            </w:r>
-          </w:p>
-        </w:tc>
-        <w:tc>
-          <w:tcPr>
-            <w:tcW w:w="959" w:type="dxa"/>
-            <w:tcBorders>
-              <w:top w:val="single" w:color="000000" w:sz="4" w:space="0"/>
-              <w:left w:val="single" w:color="000000" w:sz="4" w:space="0"/>
-              <w:bottom w:val="single" w:color="000000" w:sz="4" w:space="0"/>
-              <w:right w:val="single" w:color="000000" w:sz="4" w:space="0"/>
-            </w:tcBorders>
-            <w:tcMar>
-              <w:top w:w="40" w:type="dxa"/>
-              <w:left w:w="80" w:type="dxa"/>
-              <w:bottom w:w="40" w:type="dxa"/>
-              <w:right w:w="80" w:type="dxa"/>
-            </w:tcMar>
-            <w:vAlign w:val="center"/>
-          </w:tcPr>
-          <w:p>
-            <w:pPr>
-              <w:spacing w:after="0" w:line="240" w:lineRule="auto"/>
-              <w:jc w:val="left"/>
-            </w:pPr>
-            <w:r>
-              <w:rPr>
-                <w:sz w:val="24"/>
-                <w:szCs w:val="24"/>
-              </w:rPr>
-              <w:t>20</w:t>
-            </w:r>
-          </w:p>
-        </w:tc>
-        <w:tc>
-          <w:tcPr>
-            <w:tcW w:w="1199" w:type="dxa"/>
-            <w:tcBorders>
-              <w:top w:val="single" w:color="000000" w:sz="4" w:space="0"/>
-              <w:left w:val="single" w:color="000000" w:sz="4" w:space="0"/>
-              <w:bottom w:val="single" w:color="000000" w:sz="4" w:space="0"/>
-              <w:right w:val="single" w:color="000000" w:sz="4" w:space="0"/>
-            </w:tcBorders>
-            <w:tcMar>
-              <w:top w:w="40" w:type="dxa"/>
-              <w:left w:w="80" w:type="dxa"/>
-              <w:bottom w:w="40" w:type="dxa"/>
-              <w:right w:w="80" w:type="dxa"/>
-            </w:tcMar>
-            <w:vAlign w:val="center"/>
-          </w:tcPr>
-          <w:p>
-            <w:pPr>
-              <w:spacing w:after="0" w:line="240" w:lineRule="auto"/>
-              <w:jc w:val="left"/>
-            </w:pPr>
-            <w:r>
-              <w:rPr>
-                <w:sz w:val="24"/>
-                <w:szCs w:val="24"/>
-              </w:rPr>
-              <w:t>0,11</w:t>
-            </w:r>
-          </w:p>
-        </w:tc>
-        <w:tc>
-          <w:tcPr>
-            <w:tcW w:w="1119" w:type="dxa"/>
-            <w:tcBorders>
-              <w:top w:val="single" w:color="000000" w:sz="4" w:space="0"/>
-              <w:left w:val="single" w:color="000000" w:sz="4" w:space="0"/>
-              <w:bottom w:val="single" w:color="000000" w:sz="4" w:space="0"/>
-              <w:right w:val="single" w:color="000000" w:sz="4" w:space="0"/>
-            </w:tcBorders>
-            <w:tcMar>
-              <w:top w:w="40" w:type="dxa"/>
-              <w:left w:w="80" w:type="dxa"/>
-              <w:bottom w:w="40" w:type="dxa"/>
-              <w:right w:w="80" w:type="dxa"/>
-            </w:tcMar>
-            <w:vAlign w:val="center"/>
-          </w:tcPr>
-          <w:p>
-            <w:pPr>
-              <w:spacing w:after="0" w:line="240" w:lineRule="auto"/>
-              <w:jc w:val="left"/>
-            </w:pPr>
-            <w:r>
-              <w:rPr>
-                <w:sz w:val="24"/>
-                <w:szCs w:val="24"/>
-              </w:rPr>
-              <w:t>78</w:t>
-            </w:r>
-          </w:p>
-        </w:tc>
-        <w:tc>
-          <w:tcPr>
-            <w:tcW w:w="962" w:type="dxa"/>
-            <w:tcBorders>
-              <w:top w:val="single" w:color="000000" w:sz="4" w:space="0"/>
-              <w:left w:val="single" w:color="000000" w:sz="4" w:space="0"/>
-              <w:bottom w:val="single" w:color="000000" w:sz="4" w:space="0"/>
-              <w:right w:val="single" w:color="000000" w:sz="4" w:space="0"/>
-            </w:tcBorders>
-            <w:tcMar>
-              <w:top w:w="40" w:type="dxa"/>
-              <w:left w:w="80" w:type="dxa"/>
-              <w:bottom w:w="40" w:type="dxa"/>
-              <w:right w:w="80" w:type="dxa"/>
-            </w:tcMar>
-            <w:vAlign w:val="center"/>
-          </w:tcPr>
-          <w:p>
-            <w:pPr>
-              <w:spacing w:after="0" w:line="240" w:lineRule="auto"/>
-              <w:jc w:val="left"/>
-            </w:pPr>
-            <w:r>
-              <w:rPr>
-                <w:sz w:val="24"/>
-                <w:szCs w:val="24"/>
-              </w:rPr>
-              <w:t>0,15</w:t>
-            </w:r>
-          </w:p>
-        </w:tc>
-      </w:tr>
-      <w:tr>
-        <w:tblPrEx>
-          <w:tblBorders>
-            <w:top w:val="single" w:color="auto" w:sz="4" w:space="0"/>
-            <w:left w:val="single" w:color="auto" w:sz="4" w:space="0"/>
-            <w:bottom w:val="single" w:color="auto" w:sz="4" w:space="0"/>
-            <w:right w:val="single" w:color="auto" w:sz="4" w:space="0"/>
-            <w:insideH w:val="single" w:color="auto" w:sz="4" w:space="0"/>
-            <w:insideV w:val="single" w:color="auto" w:sz="4" w:space="0"/>
-          </w:tblBorders>
-          <w:tblCellMar>
-            <w:top w:w="0" w:type="dxa"/>
-            <w:left w:w="10" w:type="dxa"/>
-            <w:bottom w:w="0" w:type="dxa"/>
-            <w:right w:w="10" w:type="dxa"/>
-          </w:tblCellMar>
-        </w:tblPrEx>
-        <w:trPr>
-          <w:cantSplit/>
-        </w:trPr>
-        <w:tc>
-          <w:tcPr>
-            <w:tcW w:w="3517" w:type="dxa"/>
-            <w:tcBorders>
-              <w:top w:val="single" w:color="000000" w:sz="4" w:space="0"/>
-              <w:left w:val="single" w:color="000000" w:sz="4" w:space="0"/>
-              <w:bottom w:val="single" w:color="000000" w:sz="4" w:space="0"/>
-              <w:right w:val="single" w:color="000000" w:sz="4" w:space="0"/>
-            </w:tcBorders>
-            <w:tcMar>
-              <w:top w:w="40" w:type="dxa"/>
-              <w:left w:w="80" w:type="dxa"/>
-              <w:bottom w:w="40" w:type="dxa"/>
-              <w:right w:w="80" w:type="dxa"/>
-            </w:tcMar>
-            <w:vAlign w:val="center"/>
-          </w:tcPr>
-          <w:p>
-            <w:pPr>
-              <w:spacing w:after="0" w:line="240" w:lineRule="auto"/>
-              <w:jc w:val="left"/>
-            </w:pPr>
-            <w:r>
-              <w:rPr>
-                <w:sz w:val="24"/>
-                <w:szCs w:val="24"/>
-              </w:rPr>
-              <w:t>2. Yo‘lak</w:t>
-            </w:r>
-          </w:p>
-        </w:tc>
-        <w:tc>
-          <w:tcPr>
-            <w:tcW w:w="799" w:type="dxa"/>
-            <w:tcBorders>
-              <w:top w:val="single" w:color="000000" w:sz="4" w:space="0"/>
-              <w:left w:val="single" w:color="000000" w:sz="4" w:space="0"/>
-              <w:bottom w:val="single" w:color="000000" w:sz="4" w:space="0"/>
-              <w:right w:val="single" w:color="000000" w:sz="4" w:space="0"/>
-            </w:tcBorders>
-            <w:tcMar>
-              <w:top w:w="40" w:type="dxa"/>
-              <w:left w:w="80" w:type="dxa"/>
-              <w:bottom w:w="40" w:type="dxa"/>
-              <w:right w:w="80" w:type="dxa"/>
-            </w:tcMar>
-            <w:vAlign w:val="center"/>
-          </w:tcPr>
-          <w:p>
-            <w:pPr>
-              <w:spacing w:after="0" w:line="240" w:lineRule="auto"/>
-              <w:jc w:val="left"/>
-            </w:pPr>
-            <w:r>
-              <w:rPr>
-                <w:sz w:val="24"/>
-                <w:szCs w:val="24"/>
-              </w:rPr>
-              <w:t>17</w:t>
-            </w:r>
-          </w:p>
-        </w:tc>
-        <w:tc>
-          <w:tcPr>
-            <w:tcW w:w="799" w:type="dxa"/>
-            <w:tcBorders>
-              <w:top w:val="single" w:color="000000" w:sz="4" w:space="0"/>
-              <w:left w:val="single" w:color="000000" w:sz="4" w:space="0"/>
-              <w:bottom w:val="single" w:color="000000" w:sz="4" w:space="0"/>
-              <w:right w:val="single" w:color="000000" w:sz="4" w:space="0"/>
-            </w:tcBorders>
-            <w:tcMar>
-              <w:top w:w="40" w:type="dxa"/>
-              <w:left w:w="80" w:type="dxa"/>
-              <w:bottom w:w="40" w:type="dxa"/>
-              <w:right w:w="80" w:type="dxa"/>
-            </w:tcMar>
-            <w:vAlign w:val="center"/>
-          </w:tcPr>
-          <w:p>
-            <w:pPr>
-              <w:spacing w:after="0" w:line="240" w:lineRule="auto"/>
-              <w:jc w:val="left"/>
-            </w:pPr>
-            <w:r>
-              <w:rPr>
-                <w:sz w:val="24"/>
-                <w:szCs w:val="24"/>
-              </w:rPr>
-              <w:t>2,0</w:t>
-            </w:r>
-          </w:p>
-        </w:tc>
-        <w:tc>
-          <w:tcPr>
-            <w:tcW w:w="959" w:type="dxa"/>
-            <w:tcBorders>
-              <w:top w:val="single" w:color="000000" w:sz="4" w:space="0"/>
-              <w:left w:val="single" w:color="000000" w:sz="4" w:space="0"/>
-              <w:bottom w:val="single" w:color="000000" w:sz="4" w:space="0"/>
-              <w:right w:val="single" w:color="000000" w:sz="4" w:space="0"/>
-            </w:tcBorders>
-            <w:tcMar>
-              <w:top w:w="40" w:type="dxa"/>
-              <w:left w:w="80" w:type="dxa"/>
-              <w:bottom w:w="40" w:type="dxa"/>
-              <w:right w:w="80" w:type="dxa"/>
-            </w:tcMar>
-            <w:vAlign w:val="center"/>
-          </w:tcPr>
-          <w:p>
-            <w:pPr>
-              <w:spacing w:after="0" w:line="240" w:lineRule="auto"/>
-              <w:jc w:val="left"/>
-            </w:pPr>
-            <w:r>
-              <w:rPr>
-                <w:sz w:val="24"/>
-                <w:szCs w:val="24"/>
-              </w:rPr>
-              <w:t>45</w:t>
-            </w:r>
-          </w:p>
-        </w:tc>
-        <w:tc>
-          <w:tcPr>
-            <w:tcW w:w="1199" w:type="dxa"/>
-            <w:tcBorders>
-              <w:top w:val="single" w:color="000000" w:sz="4" w:space="0"/>
-              <w:left w:val="single" w:color="000000" w:sz="4" w:space="0"/>
-              <w:bottom w:val="single" w:color="000000" w:sz="4" w:space="0"/>
-              <w:right w:val="single" w:color="000000" w:sz="4" w:space="0"/>
-            </w:tcBorders>
-            <w:tcMar>
-              <w:top w:w="40" w:type="dxa"/>
-              <w:left w:w="80" w:type="dxa"/>
-              <w:bottom w:w="40" w:type="dxa"/>
-              <w:right w:w="80" w:type="dxa"/>
-            </w:tcMar>
-            <w:vAlign w:val="center"/>
-          </w:tcPr>
-          <w:p>
-            <w:pPr>
-              <w:spacing w:after="0" w:line="240" w:lineRule="auto"/>
-              <w:jc w:val="left"/>
-            </w:pPr>
-            <w:r>
-              <w:rPr>
-                <w:sz w:val="24"/>
-                <w:szCs w:val="24"/>
-              </w:rPr>
-              <w:t>0,13</w:t>
-            </w:r>
-          </w:p>
-        </w:tc>
-        <w:tc>
-          <w:tcPr>
-            <w:tcW w:w="1119" w:type="dxa"/>
-            <w:tcBorders>
-              <w:top w:val="single" w:color="000000" w:sz="4" w:space="0"/>
-              <w:left w:val="single" w:color="000000" w:sz="4" w:space="0"/>
-              <w:bottom w:val="single" w:color="000000" w:sz="4" w:space="0"/>
-              <w:right w:val="single" w:color="000000" w:sz="4" w:space="0"/>
-            </w:tcBorders>
-            <w:tcMar>
-              <w:top w:w="40" w:type="dxa"/>
-              <w:left w:w="80" w:type="dxa"/>
-              <w:bottom w:w="40" w:type="dxa"/>
-              <w:right w:w="80" w:type="dxa"/>
-            </w:tcMar>
-            <w:vAlign w:val="center"/>
-          </w:tcPr>
-          <w:p>
-            <w:pPr>
-              <w:spacing w:after="0" w:line="240" w:lineRule="auto"/>
-              <w:jc w:val="left"/>
-            </w:pPr>
-            <w:r>
-              <w:rPr>
-                <w:sz w:val="24"/>
-                <w:szCs w:val="24"/>
-              </w:rPr>
-              <w:t>74</w:t>
-            </w:r>
-          </w:p>
-        </w:tc>
-        <w:tc>
-          <w:tcPr>
-            <w:tcW w:w="962" w:type="dxa"/>
-            <w:tcBorders>
-              <w:top w:val="single" w:color="000000" w:sz="4" w:space="0"/>
-              <w:left w:val="single" w:color="000000" w:sz="4" w:space="0"/>
-              <w:bottom w:val="single" w:color="000000" w:sz="4" w:space="0"/>
-              <w:right w:val="single" w:color="000000" w:sz="4" w:space="0"/>
-            </w:tcBorders>
-            <w:tcMar>
-              <w:top w:w="40" w:type="dxa"/>
-              <w:left w:w="80" w:type="dxa"/>
-              <w:bottom w:w="40" w:type="dxa"/>
-              <w:right w:w="80" w:type="dxa"/>
-            </w:tcMar>
-            <w:vAlign w:val="center"/>
-          </w:tcPr>
-          <w:p>
-            <w:pPr>
-              <w:spacing w:after="0" w:line="240" w:lineRule="auto"/>
-              <w:jc w:val="left"/>
-            </w:pPr>
-            <w:r>
-              <w:rPr>
-                <w:sz w:val="24"/>
-                <w:szCs w:val="24"/>
-              </w:rPr>
-              <w:t>0,23</w:t>
-            </w:r>
-          </w:p>
-        </w:tc>
-      </w:tr>
-      <w:tr>
-        <w:tblPrEx>
-          <w:tblBorders>
-            <w:top w:val="single" w:color="auto" w:sz="4" w:space="0"/>
-            <w:left w:val="single" w:color="auto" w:sz="4" w:space="0"/>
-            <w:bottom w:val="single" w:color="auto" w:sz="4" w:space="0"/>
-            <w:right w:val="single" w:color="auto" w:sz="4" w:space="0"/>
-            <w:insideH w:val="single" w:color="auto" w:sz="4" w:space="0"/>
-            <w:insideV w:val="single" w:color="auto" w:sz="4" w:space="0"/>
-          </w:tblBorders>
-          <w:tblCellMar>
-            <w:top w:w="0" w:type="dxa"/>
-            <w:left w:w="10" w:type="dxa"/>
-            <w:bottom w:w="0" w:type="dxa"/>
-            <w:right w:w="10" w:type="dxa"/>
-          </w:tblCellMar>
-        </w:tblPrEx>
-        <w:trPr>
-          <w:cantSplit/>
-        </w:trPr>
-        <w:tc>
-          <w:tcPr>
-            <w:tcW w:w="3517" w:type="dxa"/>
-            <w:tcBorders>
-              <w:top w:val="single" w:color="000000" w:sz="4" w:space="0"/>
-              <w:left w:val="single" w:color="000000" w:sz="4" w:space="0"/>
-              <w:bottom w:val="single" w:color="000000" w:sz="4" w:space="0"/>
-              <w:right w:val="single" w:color="000000" w:sz="4" w:space="0"/>
-            </w:tcBorders>
-            <w:tcMar>
-              <w:top w:w="40" w:type="dxa"/>
-              <w:left w:w="80" w:type="dxa"/>
-              <w:bottom w:w="40" w:type="dxa"/>
-              <w:right w:w="80" w:type="dxa"/>
-            </w:tcMar>
-            <w:vAlign w:val="center"/>
-          </w:tcPr>
-          <w:p>
-            <w:pPr>
-              <w:spacing w:after="0" w:line="240" w:lineRule="auto"/>
-              <w:jc w:val="left"/>
-            </w:pPr>
-            <w:r>
-              <w:rPr>
-                <w:sz w:val="24"/>
-                <w:szCs w:val="24"/>
-              </w:rPr>
-              <w:t>3. Zina (pastga)</w:t>
-            </w:r>
-          </w:p>
-        </w:tc>
-        <w:tc>
-          <w:tcPr>
-            <w:tcW w:w="799" w:type="dxa"/>
-            <w:tcBorders>
-              <w:top w:val="single" w:color="000000" w:sz="4" w:space="0"/>
-              <w:left w:val="single" w:color="000000" w:sz="4" w:space="0"/>
-              <w:bottom w:val="single" w:color="000000" w:sz="4" w:space="0"/>
-              <w:right w:val="single" w:color="000000" w:sz="4" w:space="0"/>
-            </w:tcBorders>
-            <w:tcMar>
-              <w:top w:w="40" w:type="dxa"/>
-              <w:left w:w="80" w:type="dxa"/>
-              <w:bottom w:w="40" w:type="dxa"/>
-              <w:right w:w="80" w:type="dxa"/>
-            </w:tcMar>
-            <w:vAlign w:val="center"/>
-          </w:tcPr>
-          <w:p>
-            <w:pPr>
-              <w:spacing w:after="0" w:line="240" w:lineRule="auto"/>
-              <w:jc w:val="left"/>
-            </w:pPr>
-            <w:r>
-              <w:rPr>
-                <w:sz w:val="24"/>
-                <w:szCs w:val="24"/>
-              </w:rPr>
-              <w:t>20</w:t>
-            </w:r>
-          </w:p>
-        </w:tc>
-        <w:tc>
-          <w:tcPr>
-            <w:tcW w:w="799" w:type="dxa"/>
-            <w:tcBorders>
-              <w:top w:val="single" w:color="000000" w:sz="4" w:space="0"/>
-              <w:left w:val="single" w:color="000000" w:sz="4" w:space="0"/>
-              <w:bottom w:val="single" w:color="000000" w:sz="4" w:space="0"/>
-              <w:right w:val="single" w:color="000000" w:sz="4" w:space="0"/>
-            </w:tcBorders>
-            <w:tcMar>
-              <w:top w:w="40" w:type="dxa"/>
-              <w:left w:w="80" w:type="dxa"/>
-              <w:bottom w:w="40" w:type="dxa"/>
-              <w:right w:w="80" w:type="dxa"/>
-            </w:tcMar>
-            <w:vAlign w:val="center"/>
-          </w:tcPr>
-          <w:p>
-            <w:pPr>
-              <w:spacing w:after="0" w:line="240" w:lineRule="auto"/>
-              <w:jc w:val="left"/>
-            </w:pPr>
-            <w:r>
-              <w:rPr>
-                <w:sz w:val="24"/>
-                <w:szCs w:val="24"/>
-              </w:rPr>
-              <w:t>1,35</w:t>
-            </w:r>
-          </w:p>
-        </w:tc>
-        <w:tc>
-          <w:tcPr>
-            <w:tcW w:w="959" w:type="dxa"/>
-            <w:tcBorders>
-              <w:top w:val="single" w:color="000000" w:sz="4" w:space="0"/>
-              <w:left w:val="single" w:color="000000" w:sz="4" w:space="0"/>
-              <w:bottom w:val="single" w:color="000000" w:sz="4" w:space="0"/>
-              <w:right w:val="single" w:color="000000" w:sz="4" w:space="0"/>
-            </w:tcBorders>
-            <w:tcMar>
-              <w:top w:w="40" w:type="dxa"/>
-              <w:left w:w="80" w:type="dxa"/>
-              <w:bottom w:w="40" w:type="dxa"/>
-              <w:right w:w="80" w:type="dxa"/>
-            </w:tcMar>
-            <w:vAlign w:val="center"/>
-          </w:tcPr>
-          <w:p>
-            <w:pPr>
-              <w:spacing w:after="0" w:line="240" w:lineRule="auto"/>
-              <w:jc w:val="left"/>
-            </w:pPr>
-            <w:r>
-              <w:rPr>
-                <w:sz w:val="24"/>
-                <w:szCs w:val="24"/>
-              </w:rPr>
-              <w:t>45</w:t>
-            </w:r>
-          </w:p>
-        </w:tc>
-        <w:tc>
-          <w:tcPr>
-            <w:tcW w:w="1199" w:type="dxa"/>
-            <w:tcBorders>
-              <w:top w:val="single" w:color="000000" w:sz="4" w:space="0"/>
-              <w:left w:val="single" w:color="000000" w:sz="4" w:space="0"/>
-              <w:bottom w:val="single" w:color="000000" w:sz="4" w:space="0"/>
-              <w:right w:val="single" w:color="000000" w:sz="4" w:space="0"/>
-            </w:tcBorders>
-            <w:tcMar>
-              <w:top w:w="40" w:type="dxa"/>
-              <w:left w:w="80" w:type="dxa"/>
-              <w:bottom w:w="40" w:type="dxa"/>
-              <w:right w:w="80" w:type="dxa"/>
-            </w:tcMar>
-            <w:vAlign w:val="center"/>
-          </w:tcPr>
-          <w:p>
-            <w:pPr>
-              <w:spacing w:after="0" w:line="240" w:lineRule="auto"/>
-              <w:jc w:val="left"/>
-            </w:pPr>
-            <w:r>
-              <w:rPr>
-                <w:sz w:val="24"/>
-                <w:szCs w:val="24"/>
-              </w:rPr>
-              <w:t>0,17</w:t>
-            </w:r>
-          </w:p>
-        </w:tc>
-        <w:tc>
-          <w:tcPr>
-            <w:tcW w:w="1119" w:type="dxa"/>
-            <w:tcBorders>
-              <w:top w:val="single" w:color="000000" w:sz="4" w:space="0"/>
-              <w:left w:val="single" w:color="000000" w:sz="4" w:space="0"/>
-              <w:bottom w:val="single" w:color="000000" w:sz="4" w:space="0"/>
-              <w:right w:val="single" w:color="000000" w:sz="4" w:space="0"/>
-            </w:tcBorders>
-            <w:tcMar>
-              <w:top w:w="40" w:type="dxa"/>
-              <w:left w:w="80" w:type="dxa"/>
-              <w:bottom w:w="40" w:type="dxa"/>
-              <w:right w:w="80" w:type="dxa"/>
-            </w:tcMar>
-            <w:vAlign w:val="center"/>
-          </w:tcPr>
-          <w:p>
-            <w:pPr>
-              <w:spacing w:after="0" w:line="240" w:lineRule="auto"/>
-              <w:jc w:val="left"/>
-            </w:pPr>
-            <w:r>
-              <w:rPr>
-                <w:sz w:val="24"/>
-                <w:szCs w:val="24"/>
-              </w:rPr>
-              <w:t>77</w:t>
-            </w:r>
-          </w:p>
-        </w:tc>
-        <w:tc>
-          <w:tcPr>
-            <w:tcW w:w="962" w:type="dxa"/>
-            <w:tcBorders>
-              <w:top w:val="single" w:color="000000" w:sz="4" w:space="0"/>
-              <w:left w:val="single" w:color="000000" w:sz="4" w:space="0"/>
-              <w:bottom w:val="single" w:color="000000" w:sz="4" w:space="0"/>
-              <w:right w:val="single" w:color="000000" w:sz="4" w:space="0"/>
-            </w:tcBorders>
-            <w:tcMar>
-              <w:top w:w="40" w:type="dxa"/>
-              <w:left w:w="80" w:type="dxa"/>
-              <w:bottom w:w="40" w:type="dxa"/>
-              <w:right w:w="80" w:type="dxa"/>
-            </w:tcMar>
-            <w:vAlign w:val="center"/>
-          </w:tcPr>
-          <w:p>
-            <w:pPr>
-              <w:spacing w:after="0" w:line="240" w:lineRule="auto"/>
-              <w:jc w:val="left"/>
-            </w:pPr>
-            <w:r>
-              <w:rPr>
-                <w:sz w:val="24"/>
-                <w:szCs w:val="24"/>
-              </w:rPr>
-              <w:t>0,26</w:t>
-            </w:r>
-          </w:p>
-        </w:tc>
-      </w:tr>
-      <w:tr>
-        <w:tblPrEx>
-          <w:tblBorders>
-            <w:top w:val="single" w:color="auto" w:sz="4" w:space="0"/>
-            <w:left w:val="single" w:color="auto" w:sz="4" w:space="0"/>
-            <w:bottom w:val="single" w:color="auto" w:sz="4" w:space="0"/>
-            <w:right w:val="single" w:color="auto" w:sz="4" w:space="0"/>
-            <w:insideH w:val="single" w:color="auto" w:sz="4" w:space="0"/>
-            <w:insideV w:val="single" w:color="auto" w:sz="4" w:space="0"/>
-          </w:tblBorders>
-          <w:tblCellMar>
-            <w:top w:w="0" w:type="dxa"/>
-            <w:left w:w="10" w:type="dxa"/>
-            <w:bottom w:w="0" w:type="dxa"/>
-            <w:right w:w="10" w:type="dxa"/>
-          </w:tblCellMar>
-        </w:tblPrEx>
-        <w:trPr>
-          <w:cantSplit/>
-        </w:trPr>
-        <w:tc>
-          <w:tcPr>
-            <w:tcW w:w="3517" w:type="dxa"/>
-            <w:tcBorders>
-              <w:top w:val="single" w:color="000000" w:sz="4" w:space="0"/>
-              <w:left w:val="single" w:color="000000" w:sz="4" w:space="0"/>
-              <w:bottom w:val="single" w:color="000000" w:sz="4" w:space="0"/>
-              <w:right w:val="single" w:color="000000" w:sz="4" w:space="0"/>
-            </w:tcBorders>
-            <w:tcMar>
-              <w:top w:w="40" w:type="dxa"/>
-              <w:left w:w="80" w:type="dxa"/>
-              <w:bottom w:w="40" w:type="dxa"/>
-              <w:right w:w="80" w:type="dxa"/>
-            </w:tcMar>
-            <w:vAlign w:val="center"/>
-          </w:tcPr>
-          <w:p>
-            <w:pPr>
-              <w:spacing w:after="0" w:line="240" w:lineRule="auto"/>
-              <w:jc w:val="left"/>
-            </w:pPr>
-            <w:r>
-              <w:rPr>
-                <w:sz w:val="24"/>
-                <w:szCs w:val="24"/>
-              </w:rPr>
-              <w:t>4. Vestibyul</w:t>
-            </w:r>
-          </w:p>
-        </w:tc>
-        <w:tc>
-          <w:tcPr>
-            <w:tcW w:w="799" w:type="dxa"/>
-            <w:tcBorders>
-              <w:top w:val="single" w:color="000000" w:sz="4" w:space="0"/>
-              <w:left w:val="single" w:color="000000" w:sz="4" w:space="0"/>
-              <w:bottom w:val="single" w:color="000000" w:sz="4" w:space="0"/>
-              <w:right w:val="single" w:color="000000" w:sz="4" w:space="0"/>
-            </w:tcBorders>
-            <w:tcMar>
-              <w:top w:w="40" w:type="dxa"/>
-              <w:left w:w="80" w:type="dxa"/>
-              <w:bottom w:w="40" w:type="dxa"/>
-              <w:right w:w="80" w:type="dxa"/>
-            </w:tcMar>
-            <w:vAlign w:val="center"/>
-          </w:tcPr>
-          <w:p>
-            <w:pPr>
-              <w:spacing w:after="0" w:line="240" w:lineRule="auto"/>
-              <w:jc w:val="left"/>
-            </w:pPr>
-            <w:r>
-              <w:rPr>
-                <w:sz w:val="24"/>
-                <w:szCs w:val="24"/>
-              </w:rPr>
-              <w:t>15</w:t>
-            </w:r>
-          </w:p>
-        </w:tc>
-        <w:tc>
-          <w:tcPr>
-            <w:tcW w:w="799" w:type="dxa"/>
-            <w:tcBorders>
-              <w:top w:val="single" w:color="000000" w:sz="4" w:space="0"/>
-              <w:left w:val="single" w:color="000000" w:sz="4" w:space="0"/>
-              <w:bottom w:val="single" w:color="000000" w:sz="4" w:space="0"/>
-              <w:right w:val="single" w:color="000000" w:sz="4" w:space="0"/>
-            </w:tcBorders>
-            <w:tcMar>
-              <w:top w:w="40" w:type="dxa"/>
-              <w:left w:w="80" w:type="dxa"/>
-              <w:bottom w:w="40" w:type="dxa"/>
-              <w:right w:w="80" w:type="dxa"/>
-            </w:tcMar>
-            <w:vAlign w:val="center"/>
-          </w:tcPr>
-          <w:p>
-            <w:pPr>
-              <w:spacing w:after="0" w:line="240" w:lineRule="auto"/>
-              <w:jc w:val="left"/>
-            </w:pPr>
-            <w:r>
-              <w:rPr>
-                <w:sz w:val="24"/>
-                <w:szCs w:val="24"/>
-              </w:rPr>
-              <w:t>3,0</w:t>
-            </w:r>
-          </w:p>
-        </w:tc>
-        <w:tc>
-          <w:tcPr>
-            <w:tcW w:w="959" w:type="dxa"/>
-            <w:tcBorders>
-              <w:top w:val="single" w:color="000000" w:sz="4" w:space="0"/>
-              <w:left w:val="single" w:color="000000" w:sz="4" w:space="0"/>
-              <w:bottom w:val="single" w:color="000000" w:sz="4" w:space="0"/>
-              <w:right w:val="single" w:color="000000" w:sz="4" w:space="0"/>
-            </w:tcBorders>
-            <w:tcMar>
-              <w:top w:w="40" w:type="dxa"/>
-              <w:left w:w="80" w:type="dxa"/>
-              <w:bottom w:w="40" w:type="dxa"/>
-              <w:right w:w="80" w:type="dxa"/>
-            </w:tcMar>
-            <w:vAlign w:val="center"/>
-          </w:tcPr>
-          <w:p>
-            <w:pPr>
-              <w:spacing w:after="0" w:line="240" w:lineRule="auto"/>
-              <w:jc w:val="left"/>
-            </w:pPr>
-            <w:r>
-              <w:rPr>
-                <w:sz w:val="24"/>
-                <w:szCs w:val="24"/>
-              </w:rPr>
-              <w:t>45</w:t>
-            </w:r>
-          </w:p>
-        </w:tc>
-        <w:tc>
-          <w:tcPr>
-            <w:tcW w:w="1199" w:type="dxa"/>
-            <w:tcBorders>
-              <w:top w:val="single" w:color="000000" w:sz="4" w:space="0"/>
-              <w:left w:val="single" w:color="000000" w:sz="4" w:space="0"/>
-              <w:bottom w:val="single" w:color="000000" w:sz="4" w:space="0"/>
-              <w:right w:val="single" w:color="000000" w:sz="4" w:space="0"/>
-            </w:tcBorders>
-            <w:tcMar>
-              <w:top w:w="40" w:type="dxa"/>
-              <w:left w:w="80" w:type="dxa"/>
-              <w:bottom w:w="40" w:type="dxa"/>
-              <w:right w:w="80" w:type="dxa"/>
-            </w:tcMar>
-            <w:vAlign w:val="center"/>
-          </w:tcPr>
-          <w:p>
-            <w:pPr>
-              <w:spacing w:after="0" w:line="240" w:lineRule="auto"/>
-              <w:jc w:val="left"/>
-            </w:pPr>
-            <w:r>
-              <w:rPr>
-                <w:sz w:val="24"/>
-                <w:szCs w:val="24"/>
-              </w:rPr>
-              <w:t>0,10</w:t>
-            </w:r>
-          </w:p>
-        </w:tc>
-        <w:tc>
-          <w:tcPr>
-            <w:tcW w:w="1119" w:type="dxa"/>
-            <w:tcBorders>
-              <w:top w:val="single" w:color="000000" w:sz="4" w:space="0"/>
-              <w:left w:val="single" w:color="000000" w:sz="4" w:space="0"/>
-              <w:bottom w:val="single" w:color="000000" w:sz="4" w:space="0"/>
-              <w:right w:val="single" w:color="000000" w:sz="4" w:space="0"/>
-            </w:tcBorders>
-            <w:tcMar>
-              <w:top w:w="40" w:type="dxa"/>
-              <w:left w:w="80" w:type="dxa"/>
-              <w:bottom w:w="40" w:type="dxa"/>
-              <w:right w:w="80" w:type="dxa"/>
-            </w:tcMar>
-            <w:vAlign w:val="center"/>
-          </w:tcPr>
-          <w:p>
-            <w:pPr>
-              <w:spacing w:after="0" w:line="240" w:lineRule="auto"/>
-              <w:jc w:val="left"/>
-            </w:pPr>
-            <w:r>
-              <w:rPr>
-                <w:sz w:val="24"/>
-                <w:szCs w:val="24"/>
-              </w:rPr>
-              <w:t>80</w:t>
-            </w:r>
-          </w:p>
-        </w:tc>
-        <w:tc>
-          <w:tcPr>
-            <w:tcW w:w="962" w:type="dxa"/>
-            <w:tcBorders>
-              <w:top w:val="single" w:color="000000" w:sz="4" w:space="0"/>
-              <w:left w:val="single" w:color="000000" w:sz="4" w:space="0"/>
-              <w:bottom w:val="single" w:color="000000" w:sz="4" w:space="0"/>
-              <w:right w:val="single" w:color="000000" w:sz="4" w:space="0"/>
-            </w:tcBorders>
-            <w:tcMar>
-              <w:top w:w="40" w:type="dxa"/>
-              <w:left w:w="80" w:type="dxa"/>
-              <w:bottom w:w="40" w:type="dxa"/>
-              <w:right w:w="80" w:type="dxa"/>
-            </w:tcMar>
-            <w:vAlign w:val="center"/>
-          </w:tcPr>
-          <w:p>
-            <w:pPr>
-              <w:spacing w:after="0" w:line="240" w:lineRule="auto"/>
-              <w:jc w:val="left"/>
-            </w:pPr>
-            <w:r>
-              <w:rPr>
-                <w:sz w:val="24"/>
-                <w:szCs w:val="24"/>
-              </w:rPr>
-              <w:t>0,19</w:t>
-            </w:r>
-          </w:p>
-        </w:tc>
-      </w:tr>
-      <w:tr>
-        <w:tblPrEx>
-          <w:tblBorders>
-            <w:top w:val="single" w:color="auto" w:sz="4" w:space="0"/>
-            <w:left w:val="single" w:color="auto" w:sz="4" w:space="0"/>
-            <w:bottom w:val="single" w:color="auto" w:sz="4" w:space="0"/>
-            <w:right w:val="single" w:color="auto" w:sz="4" w:space="0"/>
-            <w:insideH w:val="single" w:color="auto" w:sz="4" w:space="0"/>
-            <w:insideV w:val="single" w:color="auto" w:sz="4" w:space="0"/>
-          </w:tblBorders>
-          <w:tblCellMar>
-            <w:top w:w="0" w:type="dxa"/>
-            <w:left w:w="10" w:type="dxa"/>
-            <w:bottom w:w="0" w:type="dxa"/>
-            <w:right w:w="10" w:type="dxa"/>
-          </w:tblCellMar>
-        </w:tblPrEx>
-        <w:trPr>
-          <w:cantSplit/>
-        </w:trPr>
-        <w:tc>
-          <w:tcPr>
-            <w:tcW w:w="3517" w:type="dxa"/>
-            <w:tcBorders>
-              <w:top w:val="single" w:color="000000" w:sz="4" w:space="0"/>
-              <w:left w:val="single" w:color="000000" w:sz="4" w:space="0"/>
-              <w:bottom w:val="single" w:color="000000" w:sz="4" w:space="0"/>
-              <w:right w:val="single" w:color="000000" w:sz="4" w:space="0"/>
-            </w:tcBorders>
-            <w:tcMar>
-              <w:top w:w="40" w:type="dxa"/>
-              <w:left w:w="80" w:type="dxa"/>
-              <w:bottom w:w="40" w:type="dxa"/>
-              <w:right w:w="80" w:type="dxa"/>
-            </w:tcMar>
-            <w:vAlign w:val="center"/>
-          </w:tcPr>
-          <w:p>
-            <w:pPr>
-              <w:spacing w:after="0" w:line="240" w:lineRule="auto"/>
-              <w:jc w:val="left"/>
-            </w:pPr>
-            <w:r>
-              <w:rPr>
-                <w:sz w:val="24"/>
-                <w:szCs w:val="24"/>
-              </w:rPr>
-              <w:t>Jami hisobiy evakuatsiya vaqti t</w:t>
-            </w:r>
-            <w:r>
-              <w:rPr>
-                <w:sz w:val="24"/>
-                <w:szCs w:val="24"/>
-                <w:vertAlign w:val="subscript"/>
-              </w:rPr>
-              <w:t>h</w:t>
-            </w:r>
-          </w:p>
-        </w:tc>
-        <w:tc>
-          <w:tcPr>
-            <w:tcW w:w="799" w:type="dxa"/>
-            <w:tcBorders>
-              <w:top w:val="single" w:color="000000" w:sz="4" w:space="0"/>
-              <w:left w:val="single" w:color="000000" w:sz="4" w:space="0"/>
-              <w:bottom w:val="single" w:color="000000" w:sz="4" w:space="0"/>
-              <w:right w:val="single" w:color="000000" w:sz="4" w:space="0"/>
-            </w:tcBorders>
-            <w:tcMar>
-              <w:top w:w="40" w:type="dxa"/>
-              <w:left w:w="80" w:type="dxa"/>
-              <w:bottom w:w="40" w:type="dxa"/>
-              <w:right w:w="80" w:type="dxa"/>
-            </w:tcMar>
-            <w:vAlign w:val="center"/>
-          </w:tcPr>
-          <w:p>
-            <w:pPr>
-              <w:spacing w:after="0" w:line="240" w:lineRule="auto"/>
-              <w:jc w:val="left"/>
-            </w:pPr>
-          </w:p>
-        </w:tc>
-        <w:tc>
-          <w:tcPr>
-            <w:tcW w:w="799" w:type="dxa"/>
-            <w:tcBorders>
-              <w:top w:val="single" w:color="000000" w:sz="4" w:space="0"/>
-              <w:left w:val="single" w:color="000000" w:sz="4" w:space="0"/>
-              <w:bottom w:val="single" w:color="000000" w:sz="4" w:space="0"/>
-              <w:right w:val="single" w:color="000000" w:sz="4" w:space="0"/>
-            </w:tcBorders>
-            <w:tcMar>
-              <w:top w:w="40" w:type="dxa"/>
-              <w:left w:w="80" w:type="dxa"/>
-              <w:bottom w:w="40" w:type="dxa"/>
-              <w:right w:w="80" w:type="dxa"/>
-            </w:tcMar>
-            <w:vAlign w:val="center"/>
-          </w:tcPr>
-          <w:p>
-            <w:pPr>
-              <w:spacing w:after="0" w:line="240" w:lineRule="auto"/>
-              <w:jc w:val="left"/>
-            </w:pPr>
-          </w:p>
-        </w:tc>
-        <w:tc>
-          <w:tcPr>
-            <w:tcW w:w="959" w:type="dxa"/>
-            <w:tcBorders>
-              <w:top w:val="single" w:color="000000" w:sz="4" w:space="0"/>
-              <w:left w:val="single" w:color="000000" w:sz="4" w:space="0"/>
-              <w:bottom w:val="single" w:color="000000" w:sz="4" w:space="0"/>
-              <w:right w:val="single" w:color="000000" w:sz="4" w:space="0"/>
-            </w:tcBorders>
-            <w:tcMar>
-              <w:top w:w="40" w:type="dxa"/>
-              <w:left w:w="80" w:type="dxa"/>
-              <w:bottom w:w="40" w:type="dxa"/>
-              <w:right w:w="80" w:type="dxa"/>
-            </w:tcMar>
-            <w:vAlign w:val="center"/>
-          </w:tcPr>
-          <w:p>
-            <w:pPr>
-              <w:spacing w:after="0" w:line="240" w:lineRule="auto"/>
-              <w:jc w:val="left"/>
-            </w:pPr>
-          </w:p>
-        </w:tc>
-        <w:tc>
-          <w:tcPr>
-            <w:tcW w:w="1199" w:type="dxa"/>
-            <w:tcBorders>
-              <w:top w:val="single" w:color="000000" w:sz="4" w:space="0"/>
-              <w:left w:val="single" w:color="000000" w:sz="4" w:space="0"/>
-              <w:bottom w:val="single" w:color="000000" w:sz="4" w:space="0"/>
-              <w:right w:val="single" w:color="000000" w:sz="4" w:space="0"/>
-            </w:tcBorders>
-            <w:tcMar>
-              <w:top w:w="40" w:type="dxa"/>
-              <w:left w:w="80" w:type="dxa"/>
-              <w:bottom w:w="40" w:type="dxa"/>
-              <w:right w:w="80" w:type="dxa"/>
-            </w:tcMar>
-            <w:vAlign w:val="center"/>
-          </w:tcPr>
-          <w:p>
-            <w:pPr>
-              <w:spacing w:after="0" w:line="240" w:lineRule="auto"/>
-              <w:jc w:val="left"/>
-            </w:pPr>
-          </w:p>
-        </w:tc>
-        <w:tc>
-          <w:tcPr>
-            <w:tcW w:w="1119" w:type="dxa"/>
-            <w:tcBorders>
-              <w:top w:val="single" w:color="000000" w:sz="4" w:space="0"/>
-              <w:left w:val="single" w:color="000000" w:sz="4" w:space="0"/>
-              <w:bottom w:val="single" w:color="000000" w:sz="4" w:space="0"/>
-              <w:right w:val="single" w:color="000000" w:sz="4" w:space="0"/>
-            </w:tcBorders>
-            <w:tcMar>
-              <w:top w:w="40" w:type="dxa"/>
-              <w:left w:w="80" w:type="dxa"/>
-              <w:bottom w:w="40" w:type="dxa"/>
-              <w:right w:w="80" w:type="dxa"/>
-            </w:tcMar>
-            <w:vAlign w:val="center"/>
-          </w:tcPr>
-          <w:p>
-            <w:pPr>
-              <w:spacing w:after="0" w:line="240" w:lineRule="auto"/>
-              <w:jc w:val="left"/>
-            </w:pPr>
-          </w:p>
-        </w:tc>
-        <w:tc>
-          <w:tcPr>
-            <w:tcW w:w="962" w:type="dxa"/>
-            <w:tcBorders>
-              <w:top w:val="single" w:color="000000" w:sz="4" w:space="0"/>
-              <w:left w:val="single" w:color="000000" w:sz="4" w:space="0"/>
-              <w:bottom w:val="single" w:color="000000" w:sz="4" w:space="0"/>
-              <w:right w:val="single" w:color="000000" w:sz="4" w:space="0"/>
-            </w:tcBorders>
-            <w:tcMar>
-              <w:top w:w="40" w:type="dxa"/>
-              <w:left w:w="80" w:type="dxa"/>
-              <w:bottom w:w="40" w:type="dxa"/>
-              <w:right w:w="80" w:type="dxa"/>
-            </w:tcMar>
-            <w:vAlign w:val="center"/>
-          </w:tcPr>
-          <w:p>
-            <w:pPr>
-              <w:spacing w:after="0" w:line="240" w:lineRule="auto"/>
-              <w:jc w:val="left"/>
-            </w:pPr>
-            <w:r>
-              <w:rPr>
-                <w:sz w:val="24"/>
-                <w:szCs w:val="24"/>
-              </w:rPr>
-              <w:t>0,83</w:t>
-            </w:r>
-          </w:p>
-        </w:tc>
-      </w:tr>
-    </w:tbl>
-    <w:p>
-      <w:pPr>
-        <w:spacing w:after="120"/>
-      </w:pPr>
-    </w:p>
-    <w:p>
-      <w:pPr>
-        <w:spacing w:after="0" w:line="360" w:lineRule="auto"/>
-        <w:ind w:firstLine="709"/>
-        <w:jc w:val="both"/>
-      </w:pPr>
-      <w:r>
-        <w:t xml:space="preserve">Eshiklarda tirbandlik yo‘qligini (4.9) formula bilan tekshiramiz. Bo‘lim eshigi (δ = 1,2 m): </w:t>
-      </w:r>
-      <w:r>
-        <w:rPr>
-          <w:i/>
-          <w:iCs/>
-        </w:rPr>
-        <w:t>q</w:t>
-      </w:r>
-      <w:r>
-        <w:t xml:space="preserve"> = 8,4 · 1,5 / 1,2 ≈ 10,5 m/min. Zinaga kirish eshigi (δ = 1,2 m): </w:t>
-      </w:r>
-      <w:r>
-        <w:rPr>
-          <w:i/>
-          <w:iCs/>
-        </w:rPr>
-        <w:t>q</w:t>
-      </w:r>
-      <w:r>
-        <w:t xml:space="preserve"> = 9,3 · 2,0 / 1,2 ≈ 15,5 m/min. Tashqi eshik (δ = 1,5 m): </w:t>
-      </w:r>
-      <w:r>
-        <w:rPr>
-          <w:i/>
-          <w:iCs/>
-        </w:rPr>
-        <w:t>q</w:t>
-      </w:r>
-      <w:r>
-        <w:t xml:space="preserve"> = 8,0 · 3,0 / 1,5 = 16,0 m/min. Barcha qiymatlar </w:t>
-      </w:r>
-      <w:r>
-        <w:rPr>
-          <w:i/>
-          <w:iCs/>
-        </w:rPr>
-        <w:t>q</w:t>
-      </w:r>
-      <w:r>
-        <w:rPr>
-          <w:vertAlign w:val="subscript"/>
-        </w:rPr>
-        <w:t>max</w:t>
-      </w:r>
-      <w:r>
-        <w:t xml:space="preserve"> = 19,6 m/min dan kichik, ya’ni odamlar oqimi to‘xtovsiz harakatlanadi.</w:t>
-      </w:r>
-    </w:p>
-    <w:p>
-      <w:pPr>
-        <w:spacing w:after="0" w:line="360" w:lineRule="auto"/>
-        <w:ind w:firstLine="709"/>
-        <w:jc w:val="both"/>
-      </w:pPr>
-      <w:r>
-        <w:t xml:space="preserve">Demak, hisobiy evakuatsiya vaqti </w:t>
-      </w:r>
-      <w:r>
-        <w:rPr>
-          <w:i/>
-          <w:iCs/>
-        </w:rPr>
-        <w:t>t</w:t>
-      </w:r>
-      <w:r>
-        <w:rPr>
-          <w:vertAlign w:val="subscript"/>
-        </w:rPr>
-        <w:t>h</w:t>
-      </w:r>
-      <w:r>
-        <w:t xml:space="preserve"> ≈ 0,83 min (taxminan 50 soniya), evakuatsiya boshlanishidagi 1 daqiqalik kechikish bilan esa qavatdan to‘liq chiqish taxminan 2 daqiqa oladi. Bu vaqt yong‘in xavfli omillari evakuatsiya yo‘llarida kritik qiymatga yetish vaqtidan kichik bo‘lishi shart. Eng tor joy zina bo‘lgani uchun zinaga olib boradigan eshiklar o‘zi yopiladigan, lekin qulflanmagan bo‘lishi, zina maydonchalarida esa buyum saqlanmasligi kerak.</w:t>
-      </w:r>
-    </w:p>
-    <w:p>
-      <w:pPr>
-        <w:keepNext/>
-        <w:spacing w:before="120" w:after="0" w:line="360" w:lineRule="auto"/>
-        <w:ind w:firstLine="709"/>
-      </w:pPr>
-      <w:r>
-        <w:rPr>
-          <w:b/>
-          <w:bCs/>
-        </w:rPr>
-        <w:t>Yong‘in sodir bo‘lganda xodimlarning harakatlari.</w:t>
-      </w:r>
-    </w:p>
-    <w:p>
-      <w:pPr>
-        <w:spacing w:after="0" w:line="360" w:lineRule="auto"/>
-        <w:ind w:firstLine="709"/>
-        <w:jc w:val="both"/>
-      </w:pPr>
-      <w:r>
-        <w:t>Yong‘in paytida eng katta xavf — vahima va noto‘g‘ri harakatlar. Shu sababli har bir xodim quyidagi tartibni oldindan bilishi kerak (4.4-rasm):</w:t>
-      </w:r>
-    </w:p>
-    <w:p>
-      <w:pPr>
-        <w:pStyle w:val="18"/>
-        <w:numPr>
-          <w:ilvl w:val="0"/>
-          <w:numId w:val="5"/>
-        </w:numPr>
-        <w:spacing w:after="0" w:line="360" w:lineRule="auto"/>
-        <w:jc w:val="both"/>
-      </w:pPr>
-      <w:r>
-        <w:t>Olov, tutun yoki kuyish hidini birinchi sezgan xodim xabarlagich tugmasini bosadi va 101 (yoki 112) raqamiga qo‘ng‘iroq qilib, bino manzili, qavati, nima yonayotgani va ichkarida odamlar borligini aytadi. Shundan so‘ng qavat mas’uliga xabar beriladi.</w:t>
-      </w:r>
-    </w:p>
-    <w:p>
-      <w:pPr>
-        <w:pStyle w:val="18"/>
-        <w:numPr>
-          <w:ilvl w:val="0"/>
-          <w:numId w:val="5"/>
-        </w:numPr>
-        <w:spacing w:after="0" w:line="360" w:lineRule="auto"/>
-        <w:jc w:val="both"/>
-      </w:pPr>
-      <w:r>
-        <w:t>Olov endigina paydo bo‘lgan va o‘chirishga urinish xavfli bo‘lmasa, avval jihozlarning toki uziladi, so‘ng eng yaqin o‘t o‘chirgich ishlatiladi. Tok ostidagi jihozga suv sepish qat’iyan man etiladi.</w:t>
-      </w:r>
-    </w:p>
-    <w:p>
-      <w:pPr>
-        <w:pStyle w:val="18"/>
-        <w:numPr>
-          <w:ilvl w:val="0"/>
-          <w:numId w:val="5"/>
-        </w:numPr>
-        <w:spacing w:after="0" w:line="360" w:lineRule="auto"/>
-        <w:jc w:val="both"/>
-      </w:pPr>
-      <w:r>
-        <w:t>Olovni bir-ikki daqiqada o‘chirishning iloji bo‘lmasa, urinish to‘xtatiladi va reja-sxemadagi eng yaqin chiqish tomon yuriladi. Liftga chiqilmaydi: u yo‘lda to‘xtab qolishi yoki tutun bosgan qavatda ochilishi mumkin.</w:t>
-      </w:r>
-    </w:p>
-    <w:p>
-      <w:pPr>
-        <w:pStyle w:val="18"/>
-        <w:numPr>
-          <w:ilvl w:val="0"/>
-          <w:numId w:val="5"/>
-        </w:numPr>
-        <w:spacing w:after="0" w:line="360" w:lineRule="auto"/>
-        <w:jc w:val="both"/>
-      </w:pPr>
-      <w:r>
-        <w:t>Xonani tark etayotganda eshik yopib ketiladi (qulflanmaydi), derazalar ochilmaydi, chunki ochiq eshik va deraza olovga havo beradi va tutunni tarqatadi.</w:t>
-      </w:r>
-    </w:p>
-    <w:p>
-      <w:pPr>
-        <w:pStyle w:val="18"/>
-        <w:numPr>
-          <w:ilvl w:val="0"/>
-          <w:numId w:val="5"/>
-        </w:numPr>
-        <w:spacing w:after="0" w:line="360" w:lineRule="auto"/>
-        <w:jc w:val="both"/>
-      </w:pPr>
-      <w:r>
-        <w:t>Yo‘lakni tutun qoplagan bo‘lsa, pastroq engashib yuriladi, chunki toza havo pol yaqinida qoladi; nafas ho‘l mato orqali olinadi.</w:t>
-      </w:r>
-    </w:p>
-    <w:p>
-      <w:pPr>
-        <w:pStyle w:val="18"/>
-        <w:numPr>
-          <w:ilvl w:val="0"/>
-          <w:numId w:val="5"/>
-        </w:numPr>
-        <w:spacing w:after="0" w:line="360" w:lineRule="auto"/>
-        <w:jc w:val="both"/>
-      </w:pPr>
-      <w:r>
-        <w:t>Bino tashqarisidagi yig‘ilish joyida qavat mas’uli xodimlarni ro‘yxat bo‘yicha tekshiradi va yetib kelmaganlar haqida darhol o‘t o‘chiruvchilarga aytadi. Ular ruxsat bermaguncha hech kim binoga qaytmaydi.</w:t>
-      </w:r>
-    </w:p>
-    <w:p>
-      <w:pPr>
-        <w:spacing w:after="0" w:line="360" w:lineRule="auto"/>
-        <w:ind w:firstLine="709"/>
-        <w:jc w:val="both"/>
-      </w:pPr>
-      <w:r>
-        <w:t>Qavat mas’uli odamlarni chiqarishni boshqaradi, ventilyatsiya va konditsionerlarni o‘chirtiradi, chunki ular tutunni boshqa xonalarga haydaydi, va yetib kelgan o‘t o‘chirish bo‘linmasiga vaziyatni tushuntiradi. Kimningdir kiyimi yonib ketsa, u yugurmasligi kerak — harakat olovni kuchaytiradi; yerga yotib dumalash yoki ustiga qalin mato yopish kerak. Kuygan joy 10–20 daqiqa salqin oqar suv ostida ushlanadi, tutundan zaharlangan odam toza havoga chiqariladi va 103 raqamiga qo‘ng‘iroq qilinadi.</w:t>
-      </w:r>
-    </w:p>
-    <w:p>
-      <w:pPr>
-        <w:keepNext/>
-        <w:spacing w:before="120" w:after="0"/>
-        <w:jc w:val="center"/>
-      </w:pPr>
-      <w:r>
-        <w:drawing>
-          <wp:inline distT="0" distB="0" distL="0" distR="0">
-            <wp:extent cx="3324225" cy="5038725"/>
-            <wp:effectExtent l="0" t="0" r="0" b="0"/>
-            <wp:docPr id="50" name="Picture 50"/>
-            <wp:cNvGraphicFramePr>
-              <a:graphicFrameLocks xmlns:a="http://schemas.openxmlformats.org/drawingml/2006/main" noChangeAspect="1"/>
-            </wp:cNvGraphicFramePr>
-            <a:graphic xmlns:a="http://schemas.openxmlformats.org/drawingml/2006/main">
-              <a:graphicData uri="http://schemas.openxmlformats.org/drawingml/2006/picture">
-                <pic:pic xmlns:pic="http://schemas.openxmlformats.org/drawingml/2006/picture">
-                  <pic:nvPicPr>
-                    <pic:cNvPr id="50" name="Picture 50"/>
-                    <pic:cNvPicPr>
-                      <a:picLocks noChangeAspect="1" noChangeArrowheads="1"/>
-                    </pic:cNvPicPr>
-                  </pic:nvPicPr>
-                  <pic:blipFill>
-                    <a:blip r:embed="rId54"/>
-                    <a:srcRect/>
-                    <a:stretch>
-                      <a:fillRect/>
-                    </a:stretch>
-                  </pic:blipFill>
-                  <pic:spPr>
-                    <a:xfrm>
-                      <a:off x="0" y="0"/>
                       <a:ext cx="3324225" cy="5038725"/>
                     </a:xfrm>
                     <a:prstGeom prst="rect">
@@ -40269,7 +35530,7 @@
           <w:sz w:val="26"/>
           <w:szCs w:val="26"/>
         </w:rPr>
-        <w:t>4.4-rasm. Yong‘in sodir bo‘lganda xodimlarning harakatlar algoritmi</w:t>
+        <w:t>4.3-rasm. Yong‘in sodir bo‘lganda xodimlarning harakatlar algoritmi</w:t>
       </w:r>
     </w:p>
     <w:p>
@@ -40401,7 +35662,7 @@
         <w:jc w:val="both"/>
       </w:pPr>
       <w:r>
-        <w:t>Bobda “Milliy” xabarchi jamoasi misolida dasturchi mehnatining asosiy xavfli omillari — ko‘z charchashi, uzoq o‘tirish, takroriy harakatlar va asabiy zo‘riqish aniqlandi va ularni kamaytiradigan ergonomik talablar keltirildi. 6 × 6 m o‘lchamli xona uchun hisoblar unga 5 ta ish joyi sig‘ishini, me’yoriy yoritilganlikni 12 ta 36 W li LED panel ta’minlashini (421 lk) va havo soatiga 150 m³ hajmda almashishi kerakligini ko‘rsatdi. Ikkinchi bo‘limda ofisda yong‘in chiqish sabablari va o‘chirish vositalari tahlil qilinib, namunaviy qavat uchun evakuatsiya reja-sxemasi tuzildi. Hisob 45 kishi qavatni taxminan 0,83 daqiqada tark etishini va eshiklarda tiqilinch bo‘lmasligini ko‘rsatdi. Yong‘in, zilzila va boshqa avariyalarda xodimlarning harakatlari aniq tartib sifatida berildi.</w:t>
+        <w:t>Bobda “Milliy” xabarchi jamoasi misolida dasturchi mehnatining asosiy xavfli omillari — ko‘z charchashi, uzoq o‘tirish, takroriy harakatlar va asabiy zo‘riqish aniqlandi va ularni kamaytiradigan ergonomik talablar keltirildi. Ish xonasiga, mikroiqlim, yoritilganlik va shovqinga qo‘yiladigan me’yorlar jamlandi. Ikkinchi bo‘limda ofisda yong‘in chiqish sabablari va o‘chirish vositalari tahlil qilinib, namunaviy qavat uchun evakuatsiya reja-sxemasi tuzildi. Yong‘in, zilzila va boshqa avariyalarda xodimlarning harakatlari aniq tartib sifatida berildi.</w:t>
       </w:r>
     </w:p>
     <w:p>
@@ -40411,7 +35672,7 @@
         <w:spacing w:before="0" w:after="240" w:line="360" w:lineRule="auto"/>
         <w:jc w:val="center"/>
       </w:pPr>
-      <w:bookmarkStart w:id="16" w:name="_Toc25453"/>
+      <w:bookmarkStart w:id="16" w:name="_Toc22220"/>
       <w:r>
         <w:rPr>
           <w:b/>
@@ -40540,7 +35801,7 @@
         <w:jc w:val="both"/>
       </w:pPr>
       <w:r>
-        <w:t>Hayot faoliyati xavfsizligi bo‘limida 6 × 6 m xona uchun ish joylari, yoritish va shamollatish hisoblandi, 45 kishilik qavat taxminan 0,83 daqiqada evakuatsiya qilinishi ko‘rsatildi.</w:t>
+        <w:t>Hayot faoliyati xavfsizligi bo‘limida dasturchining ergonomik ish joyiga qo‘yiladigan talablar keltirildi, IT-ofis qavati uchun evakuatsiya reja-sxemasi tuzildi va avariyalarda xodimlarning harakatlar tartibi belgilandi.</w:t>
       </w:r>
     </w:p>
     <w:p>
@@ -40570,7 +35831,7 @@
         <w:spacing w:before="0" w:after="240" w:line="360" w:lineRule="auto"/>
         <w:jc w:val="center"/>
       </w:pPr>
-      <w:bookmarkStart w:id="17" w:name="_Toc14194"/>
+      <w:bookmarkStart w:id="17" w:name="_Toc14484"/>
       <w:r>
         <w:rPr>
           <w:b/>
@@ -40599,7 +35860,7 @@
         <w:pStyle w:val="18"/>
         <w:numPr>
           <w:ilvl w:val="0"/>
-          <w:numId w:val="6"/>
+          <w:numId w:val="5"/>
         </w:numPr>
         <w:spacing w:after="0" w:line="360" w:lineRule="auto"/>
         <w:jc w:val="both"/>
@@ -40613,7 +35874,7 @@
         <w:pStyle w:val="18"/>
         <w:numPr>
           <w:ilvl w:val="0"/>
-          <w:numId w:val="6"/>
+          <w:numId w:val="5"/>
         </w:numPr>
         <w:spacing w:after="0" w:line="360" w:lineRule="auto"/>
         <w:jc w:val="both"/>
@@ -40627,7 +35888,7 @@
         <w:pStyle w:val="18"/>
         <w:numPr>
           <w:ilvl w:val="0"/>
-          <w:numId w:val="6"/>
+          <w:numId w:val="5"/>
         </w:numPr>
         <w:spacing w:after="0" w:line="360" w:lineRule="auto"/>
         <w:jc w:val="both"/>
@@ -40641,7 +35902,7 @@
         <w:pStyle w:val="18"/>
         <w:numPr>
           <w:ilvl w:val="0"/>
-          <w:numId w:val="6"/>
+          <w:numId w:val="5"/>
         </w:numPr>
         <w:spacing w:after="0" w:line="360" w:lineRule="auto"/>
         <w:jc w:val="both"/>
@@ -40655,7 +35916,7 @@
         <w:pStyle w:val="18"/>
         <w:numPr>
           <w:ilvl w:val="0"/>
-          <w:numId w:val="6"/>
+          <w:numId w:val="5"/>
         </w:numPr>
         <w:spacing w:after="0" w:line="360" w:lineRule="auto"/>
         <w:jc w:val="both"/>
@@ -40669,7 +35930,7 @@
         <w:pStyle w:val="18"/>
         <w:numPr>
           <w:ilvl w:val="0"/>
-          <w:numId w:val="6"/>
+          <w:numId w:val="5"/>
         </w:numPr>
         <w:spacing w:after="0" w:line="360" w:lineRule="auto"/>
         <w:jc w:val="both"/>
@@ -40683,7 +35944,7 @@
         <w:pStyle w:val="18"/>
         <w:numPr>
           <w:ilvl w:val="0"/>
-          <w:numId w:val="6"/>
+          <w:numId w:val="5"/>
         </w:numPr>
         <w:spacing w:after="0" w:line="360" w:lineRule="auto"/>
         <w:jc w:val="both"/>
@@ -40697,7 +35958,7 @@
         <w:pStyle w:val="18"/>
         <w:numPr>
           <w:ilvl w:val="0"/>
-          <w:numId w:val="6"/>
+          <w:numId w:val="5"/>
         </w:numPr>
         <w:spacing w:after="0" w:line="360" w:lineRule="auto"/>
         <w:jc w:val="both"/>
@@ -40711,7 +35972,7 @@
         <w:pStyle w:val="18"/>
         <w:numPr>
           <w:ilvl w:val="0"/>
-          <w:numId w:val="6"/>
+          <w:numId w:val="5"/>
         </w:numPr>
         <w:spacing w:after="0" w:line="360" w:lineRule="auto"/>
         <w:jc w:val="both"/>
@@ -40739,7 +36000,7 @@
         <w:pStyle w:val="18"/>
         <w:numPr>
           <w:ilvl w:val="0"/>
-          <w:numId w:val="6"/>
+          <w:numId w:val="5"/>
         </w:numPr>
         <w:spacing w:after="0" w:line="360" w:lineRule="auto"/>
         <w:jc w:val="both"/>
@@ -40753,7 +36014,7 @@
         <w:pStyle w:val="18"/>
         <w:numPr>
           <w:ilvl w:val="0"/>
-          <w:numId w:val="6"/>
+          <w:numId w:val="5"/>
         </w:numPr>
         <w:spacing w:after="0" w:line="360" w:lineRule="auto"/>
         <w:jc w:val="both"/>
@@ -40767,7 +36028,7 @@
         <w:pStyle w:val="18"/>
         <w:numPr>
           <w:ilvl w:val="0"/>
-          <w:numId w:val="6"/>
+          <w:numId w:val="5"/>
         </w:numPr>
         <w:spacing w:after="0" w:line="360" w:lineRule="auto"/>
         <w:jc w:val="both"/>
@@ -40781,7 +36042,7 @@
         <w:pStyle w:val="18"/>
         <w:numPr>
           <w:ilvl w:val="0"/>
-          <w:numId w:val="6"/>
+          <w:numId w:val="5"/>
         </w:numPr>
         <w:spacing w:after="0" w:line="360" w:lineRule="auto"/>
         <w:jc w:val="both"/>
@@ -40795,7 +36056,7 @@
         <w:pStyle w:val="18"/>
         <w:numPr>
           <w:ilvl w:val="0"/>
-          <w:numId w:val="6"/>
+          <w:numId w:val="5"/>
         </w:numPr>
         <w:spacing w:after="0" w:line="360" w:lineRule="auto"/>
         <w:jc w:val="both"/>
@@ -40809,7 +36070,7 @@
         <w:pStyle w:val="18"/>
         <w:numPr>
           <w:ilvl w:val="0"/>
-          <w:numId w:val="6"/>
+          <w:numId w:val="5"/>
         </w:numPr>
         <w:spacing w:after="0" w:line="360" w:lineRule="auto"/>
         <w:jc w:val="both"/>
@@ -40823,7 +36084,7 @@
         <w:pStyle w:val="18"/>
         <w:numPr>
           <w:ilvl w:val="0"/>
-          <w:numId w:val="6"/>
+          <w:numId w:val="5"/>
         </w:numPr>
         <w:spacing w:after="0" w:line="360" w:lineRule="auto"/>
         <w:jc w:val="both"/>
@@ -40837,7 +36098,7 @@
         <w:pStyle w:val="18"/>
         <w:numPr>
           <w:ilvl w:val="0"/>
-          <w:numId w:val="6"/>
+          <w:numId w:val="5"/>
         </w:numPr>
         <w:spacing w:after="0" w:line="360" w:lineRule="auto"/>
         <w:jc w:val="both"/>
@@ -40851,7 +36112,7 @@
         <w:pStyle w:val="18"/>
         <w:numPr>
           <w:ilvl w:val="0"/>
-          <w:numId w:val="6"/>
+          <w:numId w:val="5"/>
         </w:numPr>
         <w:spacing w:after="0" w:line="360" w:lineRule="auto"/>
         <w:jc w:val="both"/>
@@ -40865,7 +36126,7 @@
         <w:pStyle w:val="18"/>
         <w:numPr>
           <w:ilvl w:val="0"/>
-          <w:numId w:val="6"/>
+          <w:numId w:val="5"/>
         </w:numPr>
         <w:spacing w:after="0" w:line="360" w:lineRule="auto"/>
         <w:jc w:val="both"/>
@@ -40879,7 +36140,7 @@
         <w:pStyle w:val="18"/>
         <w:numPr>
           <w:ilvl w:val="0"/>
-          <w:numId w:val="6"/>
+          <w:numId w:val="5"/>
         </w:numPr>
         <w:spacing w:after="0" w:line="360" w:lineRule="auto"/>
         <w:jc w:val="both"/>
@@ -40893,7 +36154,7 @@
         <w:pStyle w:val="18"/>
         <w:numPr>
           <w:ilvl w:val="0"/>
-          <w:numId w:val="6"/>
+          <w:numId w:val="5"/>
         </w:numPr>
         <w:spacing w:after="0" w:line="360" w:lineRule="auto"/>
         <w:jc w:val="both"/>
@@ -40907,7 +36168,7 @@
         <w:pStyle w:val="18"/>
         <w:numPr>
           <w:ilvl w:val="0"/>
-          <w:numId w:val="6"/>
+          <w:numId w:val="5"/>
         </w:numPr>
         <w:spacing w:after="0" w:line="360" w:lineRule="auto"/>
         <w:jc w:val="both"/>
@@ -40921,7 +36182,7 @@
         <w:pStyle w:val="18"/>
         <w:numPr>
           <w:ilvl w:val="0"/>
-          <w:numId w:val="6"/>
+          <w:numId w:val="5"/>
         </w:numPr>
         <w:spacing w:after="0" w:line="360" w:lineRule="auto"/>
         <w:jc w:val="both"/>
@@ -40935,7 +36196,7 @@
         <w:pStyle w:val="18"/>
         <w:numPr>
           <w:ilvl w:val="0"/>
-          <w:numId w:val="6"/>
+          <w:numId w:val="5"/>
         </w:numPr>
         <w:spacing w:after="0" w:line="360" w:lineRule="auto"/>
         <w:jc w:val="both"/>
@@ -40949,7 +36210,7 @@
         <w:pStyle w:val="18"/>
         <w:numPr>
           <w:ilvl w:val="0"/>
-          <w:numId w:val="6"/>
+          <w:numId w:val="5"/>
         </w:numPr>
         <w:spacing w:after="0" w:line="360" w:lineRule="auto"/>
         <w:jc w:val="both"/>
@@ -40963,7 +36224,7 @@
         <w:pStyle w:val="18"/>
         <w:numPr>
           <w:ilvl w:val="0"/>
-          <w:numId w:val="6"/>
+          <w:numId w:val="5"/>
         </w:numPr>
         <w:spacing w:after="0" w:line="360" w:lineRule="auto"/>
         <w:jc w:val="both"/>
@@ -40977,7 +36238,7 @@
         <w:pStyle w:val="18"/>
         <w:numPr>
           <w:ilvl w:val="0"/>
-          <w:numId w:val="6"/>
+          <w:numId w:val="5"/>
         </w:numPr>
         <w:spacing w:after="0" w:line="360" w:lineRule="auto"/>
         <w:jc w:val="both"/>
@@ -41005,7 +36266,7 @@
         <w:pStyle w:val="18"/>
         <w:numPr>
           <w:ilvl w:val="0"/>
-          <w:numId w:val="6"/>
+          <w:numId w:val="5"/>
         </w:numPr>
         <w:spacing w:after="0" w:line="360" w:lineRule="auto"/>
         <w:jc w:val="both"/>
@@ -41019,7 +36280,7 @@
         <w:pStyle w:val="18"/>
         <w:numPr>
           <w:ilvl w:val="0"/>
-          <w:numId w:val="6"/>
+          <w:numId w:val="5"/>
         </w:numPr>
         <w:spacing w:after="0" w:line="360" w:lineRule="auto"/>
         <w:jc w:val="both"/>
@@ -41033,7 +36294,7 @@
         <w:pStyle w:val="18"/>
         <w:numPr>
           <w:ilvl w:val="0"/>
-          <w:numId w:val="6"/>
+          <w:numId w:val="5"/>
         </w:numPr>
         <w:spacing w:after="0" w:line="360" w:lineRule="auto"/>
         <w:jc w:val="both"/>
@@ -41047,7 +36308,7 @@
         <w:pStyle w:val="18"/>
         <w:numPr>
           <w:ilvl w:val="0"/>
-          <w:numId w:val="6"/>
+          <w:numId w:val="5"/>
         </w:numPr>
         <w:spacing w:after="0" w:line="360" w:lineRule="auto"/>
         <w:jc w:val="both"/>
@@ -41061,7 +36322,7 @@
         <w:pStyle w:val="18"/>
         <w:numPr>
           <w:ilvl w:val="0"/>
-          <w:numId w:val="6"/>
+          <w:numId w:val="5"/>
         </w:numPr>
         <w:spacing w:after="0" w:line="360" w:lineRule="auto"/>
         <w:jc w:val="both"/>
@@ -41075,7 +36336,7 @@
         <w:pStyle w:val="18"/>
         <w:numPr>
           <w:ilvl w:val="0"/>
-          <w:numId w:val="6"/>
+          <w:numId w:val="5"/>
         </w:numPr>
         <w:spacing w:after="0" w:line="360" w:lineRule="auto"/>
         <w:jc w:val="both"/>
@@ -41089,7 +36350,7 @@
         <w:pStyle w:val="18"/>
         <w:numPr>
           <w:ilvl w:val="0"/>
-          <w:numId w:val="6"/>
+          <w:numId w:val="5"/>
         </w:numPr>
         <w:spacing w:after="0" w:line="360" w:lineRule="auto"/>
         <w:jc w:val="both"/>
@@ -41103,7 +36364,7 @@
         <w:pStyle w:val="18"/>
         <w:numPr>
           <w:ilvl w:val="0"/>
-          <w:numId w:val="6"/>
+          <w:numId w:val="5"/>
         </w:numPr>
         <w:spacing w:after="0" w:line="360" w:lineRule="auto"/>
         <w:jc w:val="both"/>
@@ -41117,7 +36378,7 @@
         <w:pStyle w:val="18"/>
         <w:numPr>
           <w:ilvl w:val="0"/>
-          <w:numId w:val="6"/>
+          <w:numId w:val="5"/>
         </w:numPr>
         <w:spacing w:after="0" w:line="360" w:lineRule="auto"/>
         <w:jc w:val="both"/>
@@ -41131,7 +36392,7 @@
         <w:pStyle w:val="18"/>
         <w:numPr>
           <w:ilvl w:val="0"/>
-          <w:numId w:val="6"/>
+          <w:numId w:val="5"/>
         </w:numPr>
         <w:spacing w:after="0" w:line="360" w:lineRule="auto"/>
         <w:jc w:val="both"/>
@@ -41145,7 +36406,7 @@
         <w:pStyle w:val="18"/>
         <w:numPr>
           <w:ilvl w:val="0"/>
-          <w:numId w:val="6"/>
+          <w:numId w:val="5"/>
         </w:numPr>
         <w:spacing w:after="0" w:line="360" w:lineRule="auto"/>
         <w:jc w:val="both"/>
@@ -41159,7 +36420,7 @@
         <w:pStyle w:val="18"/>
         <w:numPr>
           <w:ilvl w:val="0"/>
-          <w:numId w:val="6"/>
+          <w:numId w:val="5"/>
         </w:numPr>
         <w:spacing w:after="0" w:line="360" w:lineRule="auto"/>
         <w:jc w:val="both"/>
@@ -41187,7 +36448,7 @@
         <w:pStyle w:val="18"/>
         <w:numPr>
           <w:ilvl w:val="0"/>
-          <w:numId w:val="6"/>
+          <w:numId w:val="5"/>
         </w:numPr>
         <w:spacing w:after="0" w:line="360" w:lineRule="auto"/>
         <w:jc w:val="both"/>
@@ -41201,7 +36462,7 @@
         <w:pStyle w:val="18"/>
         <w:numPr>
           <w:ilvl w:val="0"/>
-          <w:numId w:val="6"/>
+          <w:numId w:val="5"/>
         </w:numPr>
         <w:spacing w:after="0" w:line="360" w:lineRule="auto"/>
         <w:jc w:val="both"/>
@@ -41215,7 +36476,7 @@
         <w:pStyle w:val="18"/>
         <w:numPr>
           <w:ilvl w:val="0"/>
-          <w:numId w:val="6"/>
+          <w:numId w:val="5"/>
         </w:numPr>
         <w:spacing w:after="0" w:line="360" w:lineRule="auto"/>
         <w:jc w:val="both"/>
@@ -41229,7 +36490,7 @@
         <w:pStyle w:val="18"/>
         <w:numPr>
           <w:ilvl w:val="0"/>
-          <w:numId w:val="6"/>
+          <w:numId w:val="5"/>
         </w:numPr>
         <w:spacing w:after="0" w:line="360" w:lineRule="auto"/>
         <w:jc w:val="both"/>
@@ -41243,7 +36504,7 @@
         <w:pStyle w:val="18"/>
         <w:numPr>
           <w:ilvl w:val="0"/>
-          <w:numId w:val="6"/>
+          <w:numId w:val="5"/>
         </w:numPr>
         <w:spacing w:after="0" w:line="360" w:lineRule="auto"/>
         <w:jc w:val="both"/>
@@ -41257,7 +36518,7 @@
         <w:pStyle w:val="18"/>
         <w:numPr>
           <w:ilvl w:val="0"/>
-          <w:numId w:val="6"/>
+          <w:numId w:val="5"/>
         </w:numPr>
         <w:spacing w:after="0" w:line="360" w:lineRule="auto"/>
         <w:jc w:val="both"/>
@@ -41271,7 +36532,7 @@
         <w:pStyle w:val="18"/>
         <w:numPr>
           <w:ilvl w:val="0"/>
-          <w:numId w:val="6"/>
+          <w:numId w:val="5"/>
         </w:numPr>
         <w:spacing w:after="0" w:line="360" w:lineRule="auto"/>
         <w:jc w:val="both"/>
@@ -41285,7 +36546,7 @@
         <w:pStyle w:val="18"/>
         <w:numPr>
           <w:ilvl w:val="0"/>
-          <w:numId w:val="6"/>
+          <w:numId w:val="5"/>
         </w:numPr>
         <w:spacing w:after="0" w:line="360" w:lineRule="auto"/>
         <w:jc w:val="both"/>
@@ -41299,7 +36560,7 @@
         <w:pStyle w:val="18"/>
         <w:numPr>
           <w:ilvl w:val="0"/>
-          <w:numId w:val="6"/>
+          <w:numId w:val="5"/>
         </w:numPr>
         <w:spacing w:after="0" w:line="360" w:lineRule="auto"/>
         <w:jc w:val="both"/>
@@ -41313,7 +36574,7 @@
         <w:pStyle w:val="18"/>
         <w:numPr>
           <w:ilvl w:val="0"/>
-          <w:numId w:val="6"/>
+          <w:numId w:val="5"/>
         </w:numPr>
         <w:spacing w:after="0" w:line="360" w:lineRule="auto"/>
         <w:jc w:val="both"/>
@@ -41327,7 +36588,7 @@
         <w:pStyle w:val="18"/>
         <w:numPr>
           <w:ilvl w:val="0"/>
-          <w:numId w:val="6"/>
+          <w:numId w:val="5"/>
         </w:numPr>
         <w:spacing w:after="0" w:line="360" w:lineRule="auto"/>
         <w:jc w:val="both"/>
@@ -41341,7 +36602,7 @@
         <w:pStyle w:val="18"/>
         <w:numPr>
           <w:ilvl w:val="0"/>
-          <w:numId w:val="6"/>
+          <w:numId w:val="5"/>
         </w:numPr>
         <w:spacing w:after="0" w:line="360" w:lineRule="auto"/>
         <w:jc w:val="both"/>
@@ -41357,7 +36618,7 @@
         <w:spacing w:before="0" w:after="240" w:line="360" w:lineRule="auto"/>
         <w:jc w:val="center"/>
       </w:pPr>
-      <w:bookmarkStart w:id="18" w:name="_Toc22484"/>
+      <w:bookmarkStart w:id="18" w:name="_Toc24375"/>
       <w:r>
         <w:rPr>
           <w:b/>
@@ -47152,9 +42413,9 @@
 <file path=word/numbering.xml><?xml version="1.0" encoding="utf-8"?>
 <w:numbering xmlns:wpc="http://schemas.microsoft.com/office/word/2010/wordprocessingCanvas" xmlns:mc="http://schemas.openxmlformats.org/markup-compatibility/2006" xmlns:o="urn:schemas-microsoft-com:office:office" xmlns:r="http://schemas.openxmlformats.org/officeDocument/2006/relationships" xmlns:m="http://schemas.openxmlformats.org/officeDocument/2006/math" xmlns:v="urn:schemas-microsoft-com:vml" xmlns:wp14="http://schemas.microsoft.com/office/word/2010/wordprocessingDrawing" xmlns:wp="http://schemas.openxmlformats.org/drawingml/2006/wordprocessingDrawing" xmlns:w10="urn:schemas-microsoft-com:office:word" xmlns:w="http://schemas.openxmlformats.org/wordprocessingml/2006/main" xmlns:w14="http://schemas.microsoft.com/office/word/2010/wordml" xmlns:wpg="http://schemas.microsoft.com/office/word/2010/wordprocessingGroup" xmlns:wpi="http://schemas.microsoft.com/office/word/2010/wordprocessingInk" xmlns:wne="http://schemas.microsoft.com/office/word/2006/wordml" xmlns:wps="http://schemas.microsoft.com/office/word/2010/wordprocessingShape" xmlns:wpsCustomData="http://www.wps.cn/officeDocument/2013/wpsCustomData" mc:Ignorable="w14 wp14">
   <w:abstractNum w:abstractNumId="0">
-    <w:nsid w:val="977C46E1"/>
+    <w:nsid w:val="070934AB"/>
     <w:multiLevelType w:val="singleLevel"/>
-    <w:tmpl w:val="977C46E1"/>
+    <w:tmpl w:val="070934AB"/>
     <w:lvl w:ilvl="0" w:tentative="0">
       <w:start w:val="1"/>
       <w:numFmt w:val="decimal"/>
@@ -47166,9 +42427,9 @@
     </w:lvl>
   </w:abstractNum>
   <w:abstractNum w:abstractNumId="1">
-    <w:nsid w:val="CD32B6AD"/>
+    <w:nsid w:val="0DA49123"/>
     <w:multiLevelType w:val="singleLevel"/>
-    <w:tmpl w:val="CD32B6AD"/>
+    <w:tmpl w:val="0DA49123"/>
     <w:lvl w:ilvl="0" w:tentative="0">
       <w:start w:val="1"/>
       <w:numFmt w:val="decimal"/>
@@ -47180,9 +42441,23 @@
     </w:lvl>
   </w:abstractNum>
   <w:abstractNum w:abstractNumId="2">
-    <w:nsid w:val="FC5598C0"/>
+    <w:nsid w:val="4BA3049E"/>
     <w:multiLevelType w:val="singleLevel"/>
-    <w:tmpl w:val="FC5598C0"/>
+    <w:tmpl w:val="4BA3049E"/>
+    <w:lvl w:ilvl="0" w:tentative="0">
+      <w:start w:val="1"/>
+      <w:numFmt w:val="bullet"/>
+      <w:lvlText w:val="–"/>
+      <w:lvlJc w:val="left"/>
+      <w:pPr>
+        <w:ind w:left="1069" w:hanging="360"/>
+      </w:pPr>
+    </w:lvl>
+  </w:abstractNum>
+  <w:abstractNum w:abstractNumId="3">
+    <w:nsid w:val="5C8D0D7E"/>
+    <w:multiLevelType w:val="singleLevel"/>
+    <w:tmpl w:val="5C8D0D7E"/>
     <w:lvl w:ilvl="0" w:tentative="0">
       <w:start w:val="1"/>
       <w:numFmt w:val="decimal"/>
@@ -47193,10 +42468,10 @@
       </w:pPr>
     </w:lvl>
   </w:abstractNum>
-  <w:abstractNum w:abstractNumId="3">
-    <w:nsid w:val="274F55E9"/>
+  <w:abstractNum w:abstractNumId="4">
+    <w:nsid w:val="6727D9CD"/>
     <w:multiLevelType w:val="singleLevel"/>
-    <w:tmpl w:val="274F55E9"/>
+    <w:tmpl w:val="6727D9CD"/>
     <w:lvl w:ilvl="0" w:tentative="0">
       <w:start w:val="1"/>
       <w:numFmt w:val="decimal"/>
@@ -47207,66 +42482,32 @@
       </w:pPr>
     </w:lvl>
   </w:abstractNum>
-  <w:abstractNum w:abstractNumId="4">
-    <w:nsid w:val="382BC86B"/>
-    <w:multiLevelType w:val="singleLevel"/>
-    <w:tmpl w:val="382BC86B"/>
-    <w:lvl w:ilvl="0" w:tentative="0">
-      <w:start w:val="1"/>
-      <w:numFmt w:val="bullet"/>
-      <w:lvlText w:val="–"/>
-      <w:lvlJc w:val="left"/>
-      <w:pPr>
-        <w:ind w:left="1069" w:hanging="360"/>
-      </w:pPr>
-    </w:lvl>
-  </w:abstractNum>
-  <w:abstractNum w:abstractNumId="5">
-    <w:nsid w:val="7492F520"/>
-    <w:multiLevelType w:val="singleLevel"/>
-    <w:tmpl w:val="7492F520"/>
-    <w:lvl w:ilvl="0" w:tentative="0">
-      <w:start w:val="1"/>
-      <w:numFmt w:val="decimal"/>
-      <w:lvlText w:val="%1."/>
-      <w:lvlJc w:val="left"/>
-      <w:pPr>
-        <w:ind w:left="1069" w:hanging="360"/>
-      </w:pPr>
-    </w:lvl>
-  </w:abstractNum>
   <w:num w:numId="1">
+    <w:abstractNumId w:val="2"/>
+    <w:lvlOverride w:ilvl="0">
+      <w:startOverride w:val="1"/>
+    </w:lvlOverride>
+  </w:num>
+  <w:num w:numId="2">
+    <w:abstractNumId w:val="0"/>
+    <w:lvlOverride w:ilvl="0">
+      <w:startOverride w:val="1"/>
+    </w:lvlOverride>
+  </w:num>
+  <w:num w:numId="3">
     <w:abstractNumId w:val="4"/>
     <w:lvlOverride w:ilvl="0">
       <w:startOverride w:val="1"/>
     </w:lvlOverride>
   </w:num>
-  <w:num w:numId="2">
-    <w:abstractNumId w:val="2"/>
-    <w:lvlOverride w:ilvl="0">
-      <w:startOverride w:val="1"/>
-    </w:lvlOverride>
-  </w:num>
-  <w:num w:numId="3">
-    <w:abstractNumId w:val="1"/>
-    <w:lvlOverride w:ilvl="0">
-      <w:startOverride w:val="1"/>
-    </w:lvlOverride>
-  </w:num>
   <w:num w:numId="4">
-    <w:abstractNumId w:val="5"/>
+    <w:abstractNumId w:val="3"/>
     <w:lvlOverride w:ilvl="0">
       <w:startOverride w:val="1"/>
     </w:lvlOverride>
   </w:num>
   <w:num w:numId="5">
-    <w:abstractNumId w:val="0"/>
-    <w:lvlOverride w:ilvl="0">
-      <w:startOverride w:val="1"/>
-    </w:lvlOverride>
-  </w:num>
-  <w:num w:numId="6">
-    <w:abstractNumId w:val="3"/>
+    <w:abstractNumId w:val="1"/>
     <w:lvlOverride w:ilvl="0">
       <w:startOverride w:val="1"/>
     </w:lvlOverride>
@@ -47327,8 +42568,8 @@
     <w:lsdException w:unhideWhenUsed="0" w:uiPriority="0" w:semiHidden="0" w:name="annotation reference"/>
     <w:lsdException w:unhideWhenUsed="0" w:uiPriority="0" w:semiHidden="0" w:name="line number"/>
     <w:lsdException w:unhideWhenUsed="0" w:uiPriority="0" w:semiHidden="0" w:name="page number"/>
-    <w:lsdException w:qFormat="1" w:uiPriority="99" w:name="endnote reference"/>
-    <w:lsdException w:qFormat="1" w:uiPriority="99" w:name="endnote text"/>
+    <w:lsdException w:uiPriority="99" w:name="endnote reference"/>
+    <w:lsdException w:uiPriority="99" w:name="endnote text"/>
     <w:lsdException w:unhideWhenUsed="0" w:uiPriority="0" w:semiHidden="0" w:name="table of authorities"/>
     <w:lsdException w:unhideWhenUsed="0" w:uiPriority="0" w:semiHidden="0" w:name="macro"/>
     <w:lsdException w:unhideWhenUsed="0" w:uiPriority="0" w:semiHidden="0" w:name="toa heading"/>
@@ -47350,7 +42591,7 @@
     <w:lsdException w:qFormat="1" w:unhideWhenUsed="0" w:uiPriority="0" w:semiHidden="0" w:name="Title"/>
     <w:lsdException w:unhideWhenUsed="0" w:uiPriority="0" w:semiHidden="0" w:name="Closing"/>
     <w:lsdException w:unhideWhenUsed="0" w:uiPriority="0" w:semiHidden="0" w:name="Signature"/>
-    <w:lsdException w:unhideWhenUsed="0" w:uiPriority="0" w:name="Default Paragraph Font"/>
+    <w:lsdException w:qFormat="1" w:unhideWhenUsed="0" w:uiPriority="0" w:name="Default Paragraph Font"/>
     <w:lsdException w:unhideWhenUsed="0" w:uiPriority="0" w:semiHidden="0" w:name="Body Text"/>
     <w:lsdException w:unhideWhenUsed="0" w:uiPriority="0" w:semiHidden="0" w:name="Body Text Indent"/>
     <w:lsdException w:unhideWhenUsed="0" w:uiPriority="0" w:semiHidden="0" w:name="List Continue"/>
@@ -47388,7 +42629,7 @@
     <w:lsdException w:unhideWhenUsed="0" w:uiPriority="0" w:semiHidden="0" w:name="HTML Sample"/>
     <w:lsdException w:unhideWhenUsed="0" w:uiPriority="0" w:semiHidden="0" w:name="HTML Typewriter"/>
     <w:lsdException w:unhideWhenUsed="0" w:uiPriority="0" w:semiHidden="0" w:name="HTML Variable"/>
-    <w:lsdException w:unhideWhenUsed="0" w:uiPriority="0" w:name="Normal Table"/>
+    <w:lsdException w:qFormat="1" w:unhideWhenUsed="0" w:uiPriority="0" w:name="Normal Table"/>
     <w:lsdException w:unhideWhenUsed="0" w:uiPriority="0" w:semiHidden="0" w:name="annotation subject"/>
     <w:lsdException w:unhideWhenUsed="0" w:uiPriority="0" w:semiHidden="0" w:name="Table Simple 1"/>
     <w:lsdException w:unhideWhenUsed="0" w:uiPriority="0" w:semiHidden="0" w:name="Table Simple 2"/>
@@ -47647,11 +42888,13 @@
   <w:style w:type="character" w:default="1" w:styleId="8">
     <w:name w:val="Default Paragraph Font"/>
     <w:semiHidden/>
+    <w:qFormat/>
     <w:uiPriority w:val="0"/>
   </w:style>
   <w:style w:type="table" w:default="1" w:styleId="9">
     <w:name w:val="Normal Table"/>
     <w:semiHidden/>
+    <w:qFormat/>
     <w:uiPriority w:val="0"/>
     <w:tblPr>
       <w:tblCellMar>
@@ -47666,7 +42909,6 @@
     <w:name w:val="endnote reference"/>
     <w:semiHidden/>
     <w:unhideWhenUsed/>
-    <w:qFormat/>
     <w:uiPriority w:val="99"/>
     <w:rPr>
       <w:vertAlign w:val="superscript"/>
@@ -47677,7 +42919,6 @@
     <w:link w:val="20"/>
     <w:semiHidden/>
     <w:unhideWhenUsed/>
-    <w:qFormat/>
     <w:uiPriority w:val="99"/>
     <w:pPr>
       <w:spacing w:after="0" w:line="240" w:lineRule="auto"/>
@@ -47770,7 +43011,6 @@
     <w:link w:val="13"/>
     <w:semiHidden/>
     <w:unhideWhenUsed/>
-    <w:qFormat/>
     <w:uiPriority w:val="99"/>
     <w:rPr>
       <w:sz w:val="20"/>
